--- a/doc/S1_Zadanie2_Niznansky.docx
+++ b/doc/S1_Zadanie2_Niznansky.docx
@@ -399,7 +399,7 @@
           <w:r>
             <w:fldChar w:fldCharType="separate"/>
           </w:r>
-          <w:hyperlink w:anchor="_Toc243655333" w:history="1">
+          <w:hyperlink w:anchor="_Toc243767150" w:history="1">
             <w:r>
               <w:rPr>
                 <w:rStyle w:val="Hyperlink"/>
@@ -424,7 +424,7 @@
                 <w:rStyle w:val="Hyperlink"/>
                 <w:noProof/>
               </w:rPr>
-              <w:t>Intervalové vyhľadávanie v KD Strome</w:t>
+              <w:t>Quad Strom implementovaný v semestrálnej práci</w:t>
             </w:r>
             <w:r>
               <w:rPr>
@@ -445,7 +445,7 @@
                 <w:noProof/>
                 <w:webHidden/>
               </w:rPr>
-              <w:instrText xml:space="preserve"> PAGEREF _Toc243655333 \h </w:instrText>
+              <w:instrText xml:space="preserve"> PAGEREF _Toc243767150 \h </w:instrText>
             </w:r>
             <w:r>
               <w:rPr>
@@ -493,7 +493,7 @@
               <w14:ligatures w14:val="standardContextual"/>
             </w:rPr>
           </w:pPr>
-          <w:hyperlink w:anchor="_Toc243655334" w:history="1">
+          <w:hyperlink w:anchor="_Toc243767151" w:history="1">
             <w:r>
               <w:rPr>
                 <w:rStyle w:val="Hyperlink"/>
@@ -518,7 +518,7 @@
                 <w:rStyle w:val="Hyperlink"/>
                 <w:noProof/>
               </w:rPr>
-              <w:t>None</w:t>
+              <w:t>KD Strom implementovaný v semestrálnej práci</w:t>
             </w:r>
             <w:r>
               <w:rPr>
@@ -539,7 +539,7 @@
                 <w:noProof/>
                 <w:webHidden/>
               </w:rPr>
-              <w:instrText xml:space="preserve"> PAGEREF _Toc243655334 \h </w:instrText>
+              <w:instrText xml:space="preserve"> PAGEREF _Toc243767151 \h </w:instrText>
             </w:r>
             <w:r>
               <w:rPr>
@@ -559,7 +559,289 @@
                 <w:noProof/>
                 <w:webHidden/>
               </w:rPr>
-              <w:t>2</w:t>
+              <w:t>3</w:t>
+            </w:r>
+            <w:r>
+              <w:rPr>
+                <w:noProof/>
+                <w:webHidden/>
+              </w:rPr>
+              <w:fldChar w:fldCharType="end"/>
+            </w:r>
+          </w:hyperlink>
+        </w:p>
+        <w:p>
+          <w:pPr>
+            <w:pStyle w:val="TOC1"/>
+            <w:tabs>
+              <w:tab w:val="left" w:pos="480"/>
+              <w:tab w:val="right" w:leader="dot" w:pos="9062"/>
+            </w:tabs>
+            <w:rPr>
+              <w:rFonts w:eastAsiaTheme="minorEastAsia"/>
+              <w:noProof/>
+              <w:kern w:val="2"/>
+              <w:sz w:val="24"/>
+              <w:szCs w:val="24"/>
+              <w:lang w:val="en-US"/>
+              <w14:ligatures w14:val="standardContextual"/>
+            </w:rPr>
+          </w:pPr>
+          <w:hyperlink w:anchor="_Toc243767152" w:history="1">
+            <w:r>
+              <w:rPr>
+                <w:rStyle w:val="Hyperlink"/>
+                <w:noProof/>
+              </w:rPr>
+              <w:t>3.</w:t>
+            </w:r>
+            <w:r>
+              <w:rPr>
+                <w:rFonts w:eastAsiaTheme="minorEastAsia"/>
+                <w:noProof/>
+                <w:kern w:val="2"/>
+                <w:sz w:val="24"/>
+                <w:szCs w:val="24"/>
+                <w:lang w:val="en-US"/>
+                <w14:ligatures w14:val="standardContextual"/>
+              </w:rPr>
+              <w:tab/>
+            </w:r>
+            <w:r>
+              <w:rPr>
+                <w:rStyle w:val="Hyperlink"/>
+                <w:noProof/>
+              </w:rPr>
+              <w:t>Quad Strom spojený s KD Stromom implementovaný v semestrálnej práci</w:t>
+            </w:r>
+            <w:r>
+              <w:rPr>
+                <w:noProof/>
+                <w:webHidden/>
+              </w:rPr>
+              <w:tab/>
+            </w:r>
+            <w:r>
+              <w:rPr>
+                <w:noProof/>
+                <w:webHidden/>
+              </w:rPr>
+              <w:fldChar w:fldCharType="begin"/>
+            </w:r>
+            <w:r>
+              <w:rPr>
+                <w:noProof/>
+                <w:webHidden/>
+              </w:rPr>
+              <w:instrText xml:space="preserve"> PAGEREF _Toc243767152 \h </w:instrText>
+            </w:r>
+            <w:r>
+              <w:rPr>
+                <w:noProof/>
+                <w:webHidden/>
+              </w:rPr>
+            </w:r>
+            <w:r>
+              <w:rPr>
+                <w:noProof/>
+                <w:webHidden/>
+              </w:rPr>
+              <w:fldChar w:fldCharType="separate"/>
+            </w:r>
+            <w:r>
+              <w:rPr>
+                <w:noProof/>
+                <w:webHidden/>
+              </w:rPr>
+              <w:t>4</w:t>
+            </w:r>
+            <w:r>
+              <w:rPr>
+                <w:noProof/>
+                <w:webHidden/>
+              </w:rPr>
+              <w:fldChar w:fldCharType="end"/>
+            </w:r>
+          </w:hyperlink>
+        </w:p>
+        <w:p>
+          <w:pPr>
+            <w:pStyle w:val="TOC1"/>
+            <w:tabs>
+              <w:tab w:val="left" w:pos="480"/>
+              <w:tab w:val="right" w:leader="dot" w:pos="9062"/>
+            </w:tabs>
+            <w:rPr>
+              <w:rFonts w:eastAsiaTheme="minorEastAsia"/>
+              <w:noProof/>
+              <w:kern w:val="2"/>
+              <w:sz w:val="24"/>
+              <w:szCs w:val="24"/>
+              <w:lang w:val="en-US"/>
+              <w14:ligatures w14:val="standardContextual"/>
+            </w:rPr>
+          </w:pPr>
+          <w:hyperlink w:anchor="_Toc243767153" w:history="1">
+            <w:r>
+              <w:rPr>
+                <w:rStyle w:val="Hyperlink"/>
+                <w:noProof/>
+              </w:rPr>
+              <w:t>4.</w:t>
+            </w:r>
+            <w:r>
+              <w:rPr>
+                <w:rFonts w:eastAsiaTheme="minorEastAsia"/>
+                <w:noProof/>
+                <w:kern w:val="2"/>
+                <w:sz w:val="24"/>
+                <w:szCs w:val="24"/>
+                <w:lang w:val="en-US"/>
+                <w14:ligatures w14:val="standardContextual"/>
+              </w:rPr>
+              <w:tab/>
+            </w:r>
+            <w:r>
+              <w:rPr>
+                <w:rStyle w:val="Hyperlink"/>
+                <w:noProof/>
+              </w:rPr>
+              <w:t>Quad Strom z GitHub repozitára používateľa Varunpant</w:t>
+            </w:r>
+            <w:r>
+              <w:rPr>
+                <w:noProof/>
+                <w:webHidden/>
+              </w:rPr>
+              <w:tab/>
+            </w:r>
+            <w:r>
+              <w:rPr>
+                <w:noProof/>
+                <w:webHidden/>
+              </w:rPr>
+              <w:fldChar w:fldCharType="begin"/>
+            </w:r>
+            <w:r>
+              <w:rPr>
+                <w:noProof/>
+                <w:webHidden/>
+              </w:rPr>
+              <w:instrText xml:space="preserve"> PAGEREF _Toc243767153 \h </w:instrText>
+            </w:r>
+            <w:r>
+              <w:rPr>
+                <w:noProof/>
+                <w:webHidden/>
+              </w:rPr>
+            </w:r>
+            <w:r>
+              <w:rPr>
+                <w:noProof/>
+                <w:webHidden/>
+              </w:rPr>
+              <w:fldChar w:fldCharType="separate"/>
+            </w:r>
+            <w:r>
+              <w:rPr>
+                <w:noProof/>
+                <w:webHidden/>
+              </w:rPr>
+              <w:t>5</w:t>
+            </w:r>
+            <w:r>
+              <w:rPr>
+                <w:noProof/>
+                <w:webHidden/>
+              </w:rPr>
+              <w:fldChar w:fldCharType="end"/>
+            </w:r>
+          </w:hyperlink>
+        </w:p>
+        <w:p>
+          <w:pPr>
+            <w:pStyle w:val="TOC1"/>
+            <w:tabs>
+              <w:tab w:val="left" w:pos="480"/>
+              <w:tab w:val="right" w:leader="dot" w:pos="9062"/>
+            </w:tabs>
+            <w:rPr>
+              <w:rFonts w:eastAsiaTheme="minorEastAsia"/>
+              <w:noProof/>
+              <w:kern w:val="2"/>
+              <w:sz w:val="24"/>
+              <w:szCs w:val="24"/>
+              <w:lang w:val="en-US"/>
+              <w14:ligatures w14:val="standardContextual"/>
+            </w:rPr>
+          </w:pPr>
+          <w:hyperlink w:anchor="_Toc243767154" w:history="1">
+            <w:r>
+              <w:rPr>
+                <w:rStyle w:val="Hyperlink"/>
+                <w:noProof/>
+              </w:rPr>
+              <w:t>5.</w:t>
+            </w:r>
+            <w:r>
+              <w:rPr>
+                <w:rFonts w:eastAsiaTheme="minorEastAsia"/>
+                <w:noProof/>
+                <w:kern w:val="2"/>
+                <w:sz w:val="24"/>
+                <w:szCs w:val="24"/>
+                <w:lang w:val="en-US"/>
+                <w14:ligatures w14:val="standardContextual"/>
+              </w:rPr>
+              <w:tab/>
+            </w:r>
+            <w:r>
+              <w:rPr>
+                <w:rStyle w:val="Hyperlink"/>
+                <w:noProof/>
+              </w:rPr>
+              <w:t>KD Strom z GitHub repozitára od používateľa Oschrenk</w:t>
+            </w:r>
+            <w:r>
+              <w:rPr>
+                <w:noProof/>
+                <w:webHidden/>
+              </w:rPr>
+              <w:tab/>
+            </w:r>
+            <w:r>
+              <w:rPr>
+                <w:noProof/>
+                <w:webHidden/>
+              </w:rPr>
+              <w:fldChar w:fldCharType="begin"/>
+            </w:r>
+            <w:r>
+              <w:rPr>
+                <w:noProof/>
+                <w:webHidden/>
+              </w:rPr>
+              <w:instrText xml:space="preserve"> PAGEREF _Toc243767154 \h </w:instrText>
+            </w:r>
+            <w:r>
+              <w:rPr>
+                <w:noProof/>
+                <w:webHidden/>
+              </w:rPr>
+            </w:r>
+            <w:r>
+              <w:rPr>
+                <w:noProof/>
+                <w:webHidden/>
+              </w:rPr>
+              <w:fldChar w:fldCharType="separate"/>
+            </w:r>
+            <w:r>
+              <w:rPr>
+                <w:noProof/>
+                <w:webHidden/>
+              </w:rPr>
+              <w:t>6</w:t>
             </w:r>
             <w:r>
               <w:rPr>
@@ -599,24 +881,2904 @@
       <w:pPr>
         <w:pStyle w:val="AIKapitola"/>
       </w:pPr>
-      <w:bookmarkStart w:id="0" w:name="_Toc243655333"/>
+      <w:bookmarkStart w:id="0" w:name="_Toc243767150"/>
+      <w:proofErr w:type="spellStart"/>
+      <w:r>
+        <w:lastRenderedPageBreak/>
+        <w:t>Quad</w:t>
+      </w:r>
+      <w:proofErr w:type="spellEnd"/>
+      <w:r>
+        <w:t xml:space="preserve"> Strom implementovaný v semestrálnej práci</w:t>
+      </w:r>
+      <w:bookmarkEnd w:id="0"/>
+    </w:p>
+    <w:p>
+      <w:pPr>
+        <w:pStyle w:val="SPtext"/>
+      </w:pPr>
+      <w:r>
+        <w:t xml:space="preserve">Pri testovaní </w:t>
+      </w:r>
+      <w:proofErr w:type="spellStart"/>
+      <w:r>
+        <w:t>Quad</w:t>
+      </w:r>
+      <w:proofErr w:type="spellEnd"/>
+      <w:r>
+        <w:t xml:space="preserve"> stromu boli využité celkovo 4 testy:</w:t>
+      </w:r>
+    </w:p>
+    <w:p>
+      <w:pPr>
+        <w:pStyle w:val="SPtext"/>
+        <w:numPr>
+          <w:ilvl w:val="0"/>
+          <w:numId w:val="19"/>
+        </w:numPr>
+        <w:rPr>
+          <w:b/>
+          <w:bCs/>
+        </w:rPr>
+      </w:pPr>
+      <w:r>
+        <w:rPr>
+          <w:b/>
+          <w:bCs/>
+        </w:rPr>
+        <w:t>Rýchlostný test operácie vloženia:</w:t>
+      </w:r>
+      <w:r>
+        <w:t xml:space="preserve"> meranie času, za ktorý sa dáta zo zadaného súboru ‚slovakia_nodes.csv‘ vložili do štruktúry pomocou </w:t>
+      </w:r>
+      <w:r>
+        <w:rPr>
+          <w:u w:val="single"/>
+        </w:rPr>
+        <w:t xml:space="preserve">Apache </w:t>
+      </w:r>
+      <w:proofErr w:type="spellStart"/>
+      <w:r>
+        <w:rPr>
+          <w:u w:val="single"/>
+        </w:rPr>
+        <w:t>NetBeans</w:t>
+      </w:r>
+      <w:proofErr w:type="spellEnd"/>
+      <w:r>
+        <w:rPr>
+          <w:u w:val="single"/>
+        </w:rPr>
+        <w:t xml:space="preserve"> </w:t>
+      </w:r>
+      <w:proofErr w:type="spellStart"/>
+      <w:r>
+        <w:rPr>
+          <w:u w:val="single"/>
+        </w:rPr>
+        <w:t>profilera</w:t>
+      </w:r>
+      <w:proofErr w:type="spellEnd"/>
+    </w:p>
+    <w:p>
+      <w:pPr>
+        <w:pStyle w:val="SPtext"/>
+        <w:numPr>
+          <w:ilvl w:val="0"/>
+          <w:numId w:val="19"/>
+        </w:numPr>
+        <w:rPr>
+          <w:b/>
+          <w:bCs/>
+        </w:rPr>
+      </w:pPr>
+      <w:r>
+        <w:rPr>
+          <w:b/>
+          <w:bCs/>
+        </w:rPr>
+        <w:t>Rýchlostný test hľadania:</w:t>
+      </w:r>
+      <w:r>
+        <w:t xml:space="preserve"> meranie času, za ktorý sa vyhľadali všetky zadané oblasti zo zadaného súboru ‚testovacie_oblasti.csv‘ pomocou </w:t>
+      </w:r>
+      <w:r>
+        <w:rPr>
+          <w:u w:val="single"/>
+        </w:rPr>
+        <w:t xml:space="preserve">Apache </w:t>
+      </w:r>
+      <w:proofErr w:type="spellStart"/>
+      <w:r>
+        <w:rPr>
+          <w:u w:val="single"/>
+        </w:rPr>
+        <w:t>NetBeans</w:t>
+      </w:r>
+      <w:proofErr w:type="spellEnd"/>
+      <w:r>
+        <w:rPr>
+          <w:u w:val="single"/>
+        </w:rPr>
+        <w:t xml:space="preserve"> </w:t>
+      </w:r>
+      <w:proofErr w:type="spellStart"/>
+      <w:r>
+        <w:rPr>
+          <w:u w:val="single"/>
+        </w:rPr>
+        <w:t>profilera</w:t>
+      </w:r>
+      <w:proofErr w:type="spellEnd"/>
+    </w:p>
+    <w:p>
+      <w:pPr>
+        <w:pStyle w:val="SPtext"/>
+        <w:numPr>
+          <w:ilvl w:val="0"/>
+          <w:numId w:val="19"/>
+        </w:numPr>
+        <w:rPr>
+          <w:b/>
+          <w:bCs/>
+        </w:rPr>
+      </w:pPr>
+      <w:r>
+        <w:rPr>
+          <w:b/>
+          <w:bCs/>
+        </w:rPr>
+        <w:t xml:space="preserve">Test správnosti operácie vloženia: </w:t>
+      </w:r>
+      <w:r>
+        <w:t>do stromu bolo vložených 100000 náhodných hodnôt (x, y, dáta). Kontrola, či sa všetky vložené hodnoty v strome  nachádzali.</w:t>
+      </w:r>
+    </w:p>
+    <w:p>
+      <w:pPr>
+        <w:pStyle w:val="SPtext"/>
+        <w:numPr>
+          <w:ilvl w:val="0"/>
+          <w:numId w:val="19"/>
+        </w:numPr>
+        <w:rPr>
+          <w:b/>
+          <w:bCs/>
+        </w:rPr>
+      </w:pPr>
+      <w:r>
+        <w:rPr>
+          <w:b/>
+          <w:bCs/>
+        </w:rPr>
+        <w:t>Test správnosti operácie hľadania:</w:t>
+      </w:r>
+      <w:r>
+        <w:t xml:space="preserve"> nad stromom boli s pravdepodobnosťou 50% robené operácie vloženia a hľadania 100000-krát (t.j. približne 50000 operácií vloženia a 50000 operácií hľadania). Kontrola, či sa pri hľadaní náhodných oblastí našli všetky požadované hodnoty.</w:t>
+      </w:r>
+    </w:p>
+    <w:p>
+      <w:pPr>
+        <w:pStyle w:val="SPtext"/>
+        <w:rPr>
+          <w:b/>
+          <w:bCs/>
+        </w:rPr>
+      </w:pPr>
+      <w:r>
+        <w:rPr>
+          <w:b/>
+          <w:bCs/>
+        </w:rPr>
+        <w:t>Výsledky testovania:</w:t>
+      </w:r>
+    </w:p>
+    <w:p>
+      <w:pPr>
+        <w:pStyle w:val="SPtext"/>
+        <w:numPr>
+          <w:ilvl w:val="0"/>
+          <w:numId w:val="20"/>
+        </w:numPr>
+        <w:rPr>
+          <w:b/>
+          <w:bCs/>
+        </w:rPr>
+      </w:pPr>
+      <w:r>
+        <w:rPr>
+          <w:b/>
+          <w:bCs/>
+        </w:rPr>
+        <w:t xml:space="preserve">Test: </w:t>
+      </w:r>
+      <w:r>
+        <w:t xml:space="preserve">rýchlosť operácie vloženia bola približne </w:t>
+      </w:r>
+      <w:r>
+        <w:rPr>
+          <w:u w:val="single"/>
+        </w:rPr>
+        <w:t>200</w:t>
+      </w:r>
+      <w:r>
+        <w:t xml:space="preserve"> ms</w:t>
+      </w:r>
+    </w:p>
+    <w:p>
+      <w:pPr>
+        <w:pStyle w:val="SPtext"/>
+        <w:numPr>
+          <w:ilvl w:val="0"/>
+          <w:numId w:val="20"/>
+        </w:numPr>
+        <w:rPr>
+          <w:b/>
+          <w:bCs/>
+        </w:rPr>
+      </w:pPr>
+      <w:r>
+        <w:rPr>
+          <w:b/>
+          <w:bCs/>
+        </w:rPr>
+        <w:drawing>
+          <wp:anchor distT="0" distB="0" distL="114300" distR="114300" simplePos="0" relativeHeight="251661312" behindDoc="0" locked="0" layoutInCell="1" allowOverlap="1" wp14:anchorId="4463E671" wp14:editId="71025A15">
+            <wp:simplePos x="0" y="0"/>
+            <wp:positionH relativeFrom="margin">
+              <wp:posOffset>-358140</wp:posOffset>
+            </wp:positionH>
+            <wp:positionV relativeFrom="paragraph">
+              <wp:posOffset>238760</wp:posOffset>
+            </wp:positionV>
+            <wp:extent cx="6474859" cy="259080"/>
+            <wp:effectExtent l="0" t="0" r="2540" b="7620"/>
+            <wp:wrapNone/>
+            <wp:docPr id="754570395" name="Picture 1"/>
+            <wp:cNvGraphicFramePr>
+              <a:graphicFrameLocks xmlns:a="http://schemas.openxmlformats.org/drawingml/2006/main" noChangeAspect="1"/>
+            </wp:cNvGraphicFramePr>
+            <a:graphic xmlns:a="http://schemas.openxmlformats.org/drawingml/2006/main">
+              <a:graphicData uri="http://schemas.openxmlformats.org/drawingml/2006/picture">
+                <pic:pic xmlns:pic="http://schemas.openxmlformats.org/drawingml/2006/picture">
+                  <pic:nvPicPr>
+                    <pic:cNvPr id="754570395" name=""/>
+                    <pic:cNvPicPr/>
+                  </pic:nvPicPr>
+                  <pic:blipFill>
+                    <a:blip r:embed="rId12">
+                      <a:extLst>
+                        <a:ext uri="{28A0092B-C50C-407E-A947-70E740481C1C}">
+                          <a14:useLocalDpi xmlns:a14="http://schemas.microsoft.com/office/drawing/2010/main" val="0"/>
+                        </a:ext>
+                      </a:extLst>
+                    </a:blip>
+                    <a:stretch>
+                      <a:fillRect/>
+                    </a:stretch>
+                  </pic:blipFill>
+                  <pic:spPr>
+                    <a:xfrm>
+                      <a:off x="0" y="0"/>
+                      <a:ext cx="6474859" cy="259080"/>
+                    </a:xfrm>
+                    <a:prstGeom prst="rect">
+                      <a:avLst/>
+                    </a:prstGeom>
+                  </pic:spPr>
+                </pic:pic>
+              </a:graphicData>
+            </a:graphic>
+            <wp14:sizeRelH relativeFrom="page">
+              <wp14:pctWidth>0</wp14:pctWidth>
+            </wp14:sizeRelH>
+            <wp14:sizeRelV relativeFrom="page">
+              <wp14:pctHeight>0</wp14:pctHeight>
+            </wp14:sizeRelV>
+          </wp:anchor>
+        </w:drawing>
+      </w:r>
+      <w:r>
+        <w:rPr>
+          <w:b/>
+          <w:bCs/>
+        </w:rPr>
+        <w:t>Test:</w:t>
+      </w:r>
+      <w:r>
+        <w:t xml:space="preserve"> rýchlosť operácií hľadania bola približne </w:t>
+      </w:r>
+      <w:r>
+        <w:rPr>
+          <w:u w:val="single"/>
+        </w:rPr>
+        <w:t>900</w:t>
+      </w:r>
+      <w:r>
+        <w:t xml:space="preserve"> ms</w:t>
+      </w:r>
+    </w:p>
+    <w:p>
+      <w:pPr>
+        <w:pStyle w:val="SPtext"/>
+        <w:ind w:left="709" w:firstLine="0"/>
+        <w:jc w:val="center"/>
+        <w:rPr>
+          <w:b/>
+          <w:bCs/>
+        </w:rPr>
+      </w:pPr>
+    </w:p>
+    <w:p>
+      <w:pPr>
+        <w:pStyle w:val="SPtext"/>
+        <w:numPr>
+          <w:ilvl w:val="0"/>
+          <w:numId w:val="20"/>
+        </w:numPr>
+      </w:pPr>
+      <w:r>
+        <w:rPr>
+          <w:b/>
+          <w:bCs/>
+        </w:rPr>
+        <w:t>Test:</w:t>
+      </w:r>
+      <w:r>
+        <w:t xml:space="preserve"> všetky vložené hodnoty sa v strome nachádzali</w:t>
+      </w:r>
+    </w:p>
+    <w:p>
+      <w:pPr>
+        <w:pStyle w:val="SPtext"/>
+        <w:numPr>
+          <w:ilvl w:val="0"/>
+          <w:numId w:val="20"/>
+        </w:numPr>
+      </w:pPr>
+      <w:r>
+        <w:rPr>
+          <w:b/>
+          <w:bCs/>
+        </w:rPr>
+        <w:t>Test:</w:t>
+      </w:r>
+      <w:r>
+        <w:t xml:space="preserve"> všetky operácie hľadania našli správne hodnoty</w:t>
+      </w:r>
+    </w:p>
+    <w:p>
+      <w:pPr>
+        <w:rPr>
+          <w:rFonts w:asciiTheme="majorHAnsi" w:eastAsiaTheme="majorEastAsia" w:hAnsiTheme="majorHAnsi" w:cstheme="majorBidi"/>
+          <w:color w:val="2F5496" w:themeColor="accent1" w:themeShade="BF"/>
+          <w:sz w:val="32"/>
+          <w:szCs w:val="32"/>
+        </w:rPr>
+      </w:pPr>
+      <w:r>
+        <w:br w:type="page"/>
+      </w:r>
+    </w:p>
+    <w:p>
+      <w:pPr>
+        <w:pStyle w:val="AIKapitola"/>
+      </w:pPr>
+      <w:bookmarkStart w:id="1" w:name="_Toc243767151"/>
+      <w:r>
+        <w:lastRenderedPageBreak/>
+        <w:t>KD Strom implementovaný v semestrálnej práci</w:t>
+      </w:r>
+      <w:bookmarkEnd w:id="1"/>
+    </w:p>
+    <w:p>
+      <w:pPr>
+        <w:pStyle w:val="SPtext"/>
+      </w:pPr>
+      <w:r>
+        <w:t xml:space="preserve">Pri testovaní </w:t>
+      </w:r>
+      <w:proofErr w:type="spellStart"/>
+      <w:r>
+        <w:t>Quad</w:t>
+      </w:r>
+      <w:proofErr w:type="spellEnd"/>
+      <w:r>
+        <w:t xml:space="preserve"> stromu boli využité celkovo 4 testy:</w:t>
+      </w:r>
+    </w:p>
+    <w:p>
+      <w:pPr>
+        <w:pStyle w:val="SPtext"/>
+        <w:ind w:left="709" w:firstLine="0"/>
+        <w:rPr>
+          <w:b/>
+          <w:bCs/>
+        </w:rPr>
+      </w:pPr>
+      <w:r>
+        <w:rPr>
+          <w:b/>
+          <w:bCs/>
+        </w:rPr>
+        <w:t xml:space="preserve">1. </w:t>
+      </w:r>
+      <w:r>
+        <w:rPr>
+          <w:b/>
+          <w:bCs/>
+        </w:rPr>
+        <w:t>Rýchlostný test operácie vloženia:</w:t>
+      </w:r>
+      <w:r>
+        <w:t xml:space="preserve"> meranie času, za ktorý sa dáta zo zadaného súboru ‚slovakia_nodes.csv‘ vložili do štruktúry pomocou </w:t>
+      </w:r>
+      <w:r>
+        <w:rPr>
+          <w:u w:val="single"/>
+        </w:rPr>
+        <w:t xml:space="preserve">Apache </w:t>
+      </w:r>
+      <w:proofErr w:type="spellStart"/>
+      <w:r>
+        <w:rPr>
+          <w:u w:val="single"/>
+        </w:rPr>
+        <w:t>NetBeans</w:t>
+      </w:r>
+      <w:proofErr w:type="spellEnd"/>
+      <w:r>
+        <w:rPr>
+          <w:u w:val="single"/>
+        </w:rPr>
+        <w:t xml:space="preserve"> </w:t>
+      </w:r>
+      <w:proofErr w:type="spellStart"/>
+      <w:r>
+        <w:rPr>
+          <w:u w:val="single"/>
+        </w:rPr>
+        <w:t>profilera</w:t>
+      </w:r>
+      <w:proofErr w:type="spellEnd"/>
+    </w:p>
+    <w:p>
+      <w:pPr>
+        <w:pStyle w:val="SPtext"/>
+        <w:ind w:left="709" w:firstLine="0"/>
+        <w:rPr>
+          <w:b/>
+          <w:bCs/>
+        </w:rPr>
+      </w:pPr>
+      <w:r>
+        <w:rPr>
+          <w:b/>
+          <w:bCs/>
+        </w:rPr>
+        <w:t xml:space="preserve">2. </w:t>
+      </w:r>
+      <w:r>
+        <w:rPr>
+          <w:b/>
+          <w:bCs/>
+        </w:rPr>
+        <w:t>Rýchlostný test hľadania:</w:t>
+      </w:r>
+      <w:r>
+        <w:t xml:space="preserve"> meranie času, za ktorý sa vyhľadali všetky zadané oblasti zo zadaného súboru ‚testovacie_oblasti.csv‘ pomocou </w:t>
+      </w:r>
+      <w:r>
+        <w:rPr>
+          <w:u w:val="single"/>
+        </w:rPr>
+        <w:t xml:space="preserve">Apache </w:t>
+      </w:r>
+      <w:proofErr w:type="spellStart"/>
+      <w:r>
+        <w:rPr>
+          <w:u w:val="single"/>
+        </w:rPr>
+        <w:t>NetBeans</w:t>
+      </w:r>
+      <w:proofErr w:type="spellEnd"/>
+      <w:r>
+        <w:rPr>
+          <w:u w:val="single"/>
+        </w:rPr>
+        <w:t xml:space="preserve"> </w:t>
+      </w:r>
+      <w:proofErr w:type="spellStart"/>
+      <w:r>
+        <w:rPr>
+          <w:u w:val="single"/>
+        </w:rPr>
+        <w:t>profilera</w:t>
+      </w:r>
+      <w:proofErr w:type="spellEnd"/>
+    </w:p>
+    <w:p>
+      <w:pPr>
+        <w:pStyle w:val="SPtext"/>
+        <w:ind w:left="709" w:firstLine="0"/>
+        <w:rPr>
+          <w:b/>
+          <w:bCs/>
+        </w:rPr>
+      </w:pPr>
+      <w:r>
+        <w:rPr>
+          <w:b/>
+          <w:bCs/>
+        </w:rPr>
+        <w:t xml:space="preserve">3. </w:t>
+      </w:r>
+      <w:r>
+        <w:rPr>
+          <w:b/>
+          <w:bCs/>
+        </w:rPr>
+        <w:t xml:space="preserve">Test správnosti operácie vloženia: </w:t>
+      </w:r>
+      <w:r>
+        <w:t>do stromu bolo vložených 100000 náhodných hodnôt (x, y, dáta). Kontrola, či sa všetky vložené hodnoty v strome  nachádzali.</w:t>
+      </w:r>
+    </w:p>
+    <w:p>
+      <w:pPr>
+        <w:pStyle w:val="SPtext"/>
+        <w:ind w:left="709" w:firstLine="0"/>
+        <w:rPr>
+          <w:b/>
+          <w:bCs/>
+        </w:rPr>
+      </w:pPr>
+      <w:r>
+        <w:rPr>
+          <w:b/>
+          <w:bCs/>
+        </w:rPr>
+        <w:t xml:space="preserve">4. </w:t>
+      </w:r>
+      <w:r>
+        <w:rPr>
+          <w:b/>
+          <w:bCs/>
+        </w:rPr>
+        <w:t>Test správnosti operácie hľadania:</w:t>
+      </w:r>
+      <w:r>
+        <w:t xml:space="preserve"> nad stromom boli s pravdepodobnosťou 50% robené operácie vloženia a hľadania 100000-krát (t.j. približne 50000 operácií vloženia a 50000 operácií hľadania). Kontrola, či sa pri hľadaní náhodných oblastí našli všetky požadované hodnoty.</w:t>
+      </w:r>
+    </w:p>
+    <w:p>
+      <w:pPr>
+        <w:pStyle w:val="SPtext"/>
+        <w:rPr>
+          <w:b/>
+          <w:bCs/>
+        </w:rPr>
+      </w:pPr>
+      <w:r>
+        <w:rPr>
+          <w:b/>
+          <w:bCs/>
+        </w:rPr>
+        <w:t>Výsledky testovania:</w:t>
+      </w:r>
+    </w:p>
+    <w:p>
+      <w:pPr>
+        <w:pStyle w:val="SPtext"/>
+        <w:rPr>
+          <w:b/>
+          <w:bCs/>
+        </w:rPr>
+      </w:pPr>
+      <w:r>
+        <w:rPr>
+          <w:b/>
+          <w:bCs/>
+        </w:rPr>
+        <w:t xml:space="preserve">1. </w:t>
+      </w:r>
+      <w:r>
+        <w:rPr>
+          <w:b/>
+          <w:bCs/>
+        </w:rPr>
+        <w:t xml:space="preserve">Test: </w:t>
+      </w:r>
+      <w:r>
+        <w:t xml:space="preserve">rýchlosť operácie vloženia bola približne </w:t>
+      </w:r>
+      <w:r>
+        <w:rPr>
+          <w:u w:val="single"/>
+        </w:rPr>
+        <w:t>1500</w:t>
+      </w:r>
+      <w:r>
+        <w:t xml:space="preserve"> ms</w:t>
+      </w:r>
+    </w:p>
+    <w:p>
+      <w:pPr>
+        <w:pStyle w:val="SPtext"/>
+      </w:pPr>
+      <w:r>
+        <w:rPr>
+          <w:b/>
+          <w:bCs/>
+        </w:rPr>
+        <w:drawing>
+          <wp:anchor distT="0" distB="0" distL="114300" distR="114300" simplePos="0" relativeHeight="251662336" behindDoc="0" locked="0" layoutInCell="1" allowOverlap="1" wp14:anchorId="316D33C2" wp14:editId="1D51FAAA">
+            <wp:simplePos x="0" y="0"/>
+            <wp:positionH relativeFrom="margin">
+              <wp:align>center</wp:align>
+            </wp:positionH>
+            <wp:positionV relativeFrom="paragraph">
+              <wp:posOffset>217805</wp:posOffset>
+            </wp:positionV>
+            <wp:extent cx="6665296" cy="266700"/>
+            <wp:effectExtent l="0" t="0" r="2540" b="0"/>
+            <wp:wrapNone/>
+            <wp:docPr id="2037837668" name="Picture 1"/>
+            <wp:cNvGraphicFramePr>
+              <a:graphicFrameLocks xmlns:a="http://schemas.openxmlformats.org/drawingml/2006/main" noChangeAspect="1"/>
+            </wp:cNvGraphicFramePr>
+            <a:graphic xmlns:a="http://schemas.openxmlformats.org/drawingml/2006/main">
+              <a:graphicData uri="http://schemas.openxmlformats.org/drawingml/2006/picture">
+                <pic:pic xmlns:pic="http://schemas.openxmlformats.org/drawingml/2006/picture">
+                  <pic:nvPicPr>
+                    <pic:cNvPr id="2037837668" name=""/>
+                    <pic:cNvPicPr/>
+                  </pic:nvPicPr>
+                  <pic:blipFill>
+                    <a:blip r:embed="rId13">
+                      <a:extLst>
+                        <a:ext uri="{28A0092B-C50C-407E-A947-70E740481C1C}">
+                          <a14:useLocalDpi xmlns:a14="http://schemas.microsoft.com/office/drawing/2010/main" val="0"/>
+                        </a:ext>
+                      </a:extLst>
+                    </a:blip>
+                    <a:stretch>
+                      <a:fillRect/>
+                    </a:stretch>
+                  </pic:blipFill>
+                  <pic:spPr>
+                    <a:xfrm>
+                      <a:off x="0" y="0"/>
+                      <a:ext cx="6665296" cy="266700"/>
+                    </a:xfrm>
+                    <a:prstGeom prst="rect">
+                      <a:avLst/>
+                    </a:prstGeom>
+                  </pic:spPr>
+                </pic:pic>
+              </a:graphicData>
+            </a:graphic>
+            <wp14:sizeRelH relativeFrom="page">
+              <wp14:pctWidth>0</wp14:pctWidth>
+            </wp14:sizeRelH>
+            <wp14:sizeRelV relativeFrom="page">
+              <wp14:pctHeight>0</wp14:pctHeight>
+            </wp14:sizeRelV>
+          </wp:anchor>
+        </w:drawing>
+      </w:r>
+      <w:r>
+        <w:rPr>
+          <w:b/>
+          <w:bCs/>
+        </w:rPr>
+        <w:t xml:space="preserve">2. </w:t>
+      </w:r>
+      <w:r>
+        <w:rPr>
+          <w:b/>
+          <w:bCs/>
+        </w:rPr>
+        <w:t>Test:</w:t>
+      </w:r>
+      <w:r>
+        <w:t xml:space="preserve"> rýchlosť operácií hľadania bola približne </w:t>
+      </w:r>
+      <w:r>
+        <w:rPr>
+          <w:u w:val="single"/>
+        </w:rPr>
+        <w:t>5800</w:t>
+      </w:r>
+      <w:r>
+        <w:t xml:space="preserve"> ms</w:t>
+      </w:r>
+    </w:p>
+    <w:p>
+      <w:pPr>
+        <w:pStyle w:val="SPtext"/>
+        <w:rPr>
+          <w:b/>
+          <w:bCs/>
+        </w:rPr>
+      </w:pPr>
+    </w:p>
+    <w:p>
+      <w:pPr>
+        <w:pStyle w:val="SPtext"/>
+        <w:ind w:left="709" w:firstLine="0"/>
+      </w:pPr>
+      <w:r>
+        <w:rPr>
+          <w:b/>
+          <w:bCs/>
+        </w:rPr>
+        <w:t>3. Test:</w:t>
+      </w:r>
+      <w:r>
+        <w:t xml:space="preserve"> všetky vložené hodnoty sa v strome nachádzali</w:t>
+      </w:r>
+    </w:p>
+    <w:p>
+      <w:pPr>
+        <w:pStyle w:val="SPtext"/>
+        <w:ind w:left="709" w:firstLine="0"/>
+      </w:pPr>
+      <w:r>
+        <w:rPr>
+          <w:b/>
+          <w:bCs/>
+        </w:rPr>
+        <w:t>4. Test:</w:t>
+      </w:r>
+      <w:r>
+        <w:t xml:space="preserve"> všetky operácie hľadania našli správne hodnoty</w:t>
+      </w:r>
+    </w:p>
+    <w:p>
+      <w:pPr>
+        <w:rPr>
+          <w:rFonts w:asciiTheme="majorHAnsi" w:eastAsiaTheme="majorEastAsia" w:hAnsiTheme="majorHAnsi" w:cstheme="majorBidi"/>
+          <w:color w:val="2F5496" w:themeColor="accent1" w:themeShade="BF"/>
+          <w:sz w:val="32"/>
+          <w:szCs w:val="32"/>
+        </w:rPr>
+      </w:pPr>
+      <w:r>
+        <w:br w:type="page"/>
+      </w:r>
+    </w:p>
+    <w:p>
+      <w:pPr>
+        <w:pStyle w:val="AIKapitola"/>
+      </w:pPr>
+      <w:bookmarkStart w:id="2" w:name="_Toc243767152"/>
+      <w:proofErr w:type="spellStart"/>
+      <w:r>
+        <w:lastRenderedPageBreak/>
+        <w:t>Quad</w:t>
+      </w:r>
+      <w:proofErr w:type="spellEnd"/>
+      <w:r>
+        <w:t xml:space="preserve"> Strom spojený s KD Stromom implementovaný v semestrálnej práci</w:t>
+      </w:r>
+      <w:bookmarkEnd w:id="2"/>
+    </w:p>
+    <w:p>
+      <w:pPr>
+        <w:pStyle w:val="SPtext"/>
+      </w:pPr>
+      <w:r>
+        <w:t xml:space="preserve">Pri testovaní </w:t>
+      </w:r>
+      <w:proofErr w:type="spellStart"/>
+      <w:r>
+        <w:t>Quad</w:t>
+      </w:r>
+      <w:proofErr w:type="spellEnd"/>
+      <w:r>
+        <w:t xml:space="preserve"> stromu boli využité celkovo 4 testy:</w:t>
+      </w:r>
+    </w:p>
+    <w:p>
+      <w:pPr>
+        <w:pStyle w:val="SPtext"/>
+        <w:rPr>
+          <w:b/>
+          <w:bCs/>
+        </w:rPr>
+      </w:pPr>
+      <w:r>
+        <w:rPr>
+          <w:b/>
+          <w:bCs/>
+        </w:rPr>
+        <w:t>1. Rýchlostný test operácie vloženia:</w:t>
+      </w:r>
+      <w:r>
+        <w:t xml:space="preserve"> meranie času, za ktorý sa dáta zo zadaného súboru ‚slovakia_nodes.csv‘ vložili do štruktúry pomocou </w:t>
+      </w:r>
+      <w:r>
+        <w:rPr>
+          <w:u w:val="single"/>
+        </w:rPr>
+        <w:t xml:space="preserve">Apache </w:t>
+      </w:r>
+      <w:proofErr w:type="spellStart"/>
+      <w:r>
+        <w:rPr>
+          <w:u w:val="single"/>
+        </w:rPr>
+        <w:t>NetBeans</w:t>
+      </w:r>
+      <w:proofErr w:type="spellEnd"/>
+      <w:r>
+        <w:rPr>
+          <w:u w:val="single"/>
+        </w:rPr>
+        <w:t xml:space="preserve"> </w:t>
+      </w:r>
+      <w:proofErr w:type="spellStart"/>
+      <w:r>
+        <w:rPr>
+          <w:u w:val="single"/>
+        </w:rPr>
+        <w:t>profilera</w:t>
+      </w:r>
+      <w:proofErr w:type="spellEnd"/>
+    </w:p>
+    <w:p>
+      <w:pPr>
+        <w:pStyle w:val="SPtext"/>
+        <w:rPr>
+          <w:b/>
+          <w:bCs/>
+        </w:rPr>
+      </w:pPr>
+      <w:r>
+        <w:rPr>
+          <w:b/>
+          <w:bCs/>
+        </w:rPr>
+        <w:t>2. Rýchlostný test hľadania:</w:t>
+      </w:r>
+      <w:r>
+        <w:t xml:space="preserve"> meranie času, za ktorý sa vyhľadali všetky zadané oblasti zo zadaného súboru ‚testovacie_oblasti.csv‘ pomocou </w:t>
+      </w:r>
+      <w:r>
+        <w:rPr>
+          <w:u w:val="single"/>
+        </w:rPr>
+        <w:t xml:space="preserve">Apache </w:t>
+      </w:r>
+      <w:proofErr w:type="spellStart"/>
+      <w:r>
+        <w:rPr>
+          <w:u w:val="single"/>
+        </w:rPr>
+        <w:t>NetBeans</w:t>
+      </w:r>
+      <w:proofErr w:type="spellEnd"/>
+      <w:r>
+        <w:rPr>
+          <w:u w:val="single"/>
+        </w:rPr>
+        <w:t xml:space="preserve"> </w:t>
+      </w:r>
+      <w:proofErr w:type="spellStart"/>
+      <w:r>
+        <w:rPr>
+          <w:u w:val="single"/>
+        </w:rPr>
+        <w:t>profilera</w:t>
+      </w:r>
+      <w:proofErr w:type="spellEnd"/>
+    </w:p>
+    <w:p>
+      <w:pPr>
+        <w:pStyle w:val="SPtext"/>
+        <w:rPr>
+          <w:b/>
+          <w:bCs/>
+        </w:rPr>
+      </w:pPr>
+      <w:r>
+        <w:rPr>
+          <w:b/>
+          <w:bCs/>
+        </w:rPr>
+        <w:t xml:space="preserve">3. Test správnosti operácie vloženia: </w:t>
+      </w:r>
+      <w:r>
+        <w:t>do stromu bolo vložených 100000 náhodných hodnôt (x, y, dáta). Kontrola, či sa všetky vložené hodnoty v strome  nachádzali.</w:t>
+      </w:r>
+    </w:p>
+    <w:p>
+      <w:pPr>
+        <w:pStyle w:val="SPtext"/>
+        <w:rPr>
+          <w:b/>
+          <w:bCs/>
+        </w:rPr>
+      </w:pPr>
+      <w:r>
+        <w:rPr>
+          <w:b/>
+          <w:bCs/>
+        </w:rPr>
+        <w:t>4. Test správnosti operácie hľadania:</w:t>
+      </w:r>
+      <w:r>
+        <w:t xml:space="preserve"> nad stromom boli s pravdepodobnosťou 50% robené operácie vloženia a hľadania 100000-krát (t.j. približne 50000 operácií vloženia a 50000 operácií hľadania). Kontrola, či sa pri hľadaní náhodných oblastí našli všetky požadované hodnoty.</w:t>
+      </w:r>
+    </w:p>
+    <w:p>
+      <w:pPr>
+        <w:pStyle w:val="SPtext"/>
+      </w:pPr>
+      <w:r>
+        <w:t>Výsledky testovania:</w:t>
+      </w:r>
+    </w:p>
+    <w:p>
+      <w:pPr>
+        <w:pStyle w:val="SPtext"/>
+        <w:rPr>
+          <w:b/>
+          <w:bCs/>
+        </w:rPr>
+      </w:pPr>
+      <w:r>
+        <w:rPr>
+          <w:b/>
+          <w:bCs/>
+        </w:rPr>
+        <w:t xml:space="preserve">1. Test: </w:t>
+      </w:r>
+      <w:r>
+        <w:t xml:space="preserve">rýchlosť operácie vloženia bola približne </w:t>
+      </w:r>
+      <w:r>
+        <w:rPr>
+          <w:u w:val="single"/>
+        </w:rPr>
+        <w:t>5000</w:t>
+      </w:r>
+      <w:r>
+        <w:t xml:space="preserve"> ms</w:t>
+      </w:r>
+    </w:p>
+    <w:p>
+      <w:pPr>
+        <w:pStyle w:val="SPtext"/>
+      </w:pPr>
+      <w:r>
+        <w:drawing>
+          <wp:anchor distT="0" distB="0" distL="114300" distR="114300" simplePos="0" relativeHeight="251663360" behindDoc="0" locked="0" layoutInCell="1" allowOverlap="1" wp14:anchorId="06D6FC99" wp14:editId="2E0A5ABD">
+            <wp:simplePos x="0" y="0"/>
+            <wp:positionH relativeFrom="margin">
+              <wp:align>center</wp:align>
+            </wp:positionH>
+            <wp:positionV relativeFrom="paragraph">
+              <wp:posOffset>226695</wp:posOffset>
+            </wp:positionV>
+            <wp:extent cx="6892592" cy="259080"/>
+            <wp:effectExtent l="0" t="0" r="3810" b="7620"/>
+            <wp:wrapNone/>
+            <wp:docPr id="1781000264" name="Picture 1"/>
+            <wp:cNvGraphicFramePr>
+              <a:graphicFrameLocks xmlns:a="http://schemas.openxmlformats.org/drawingml/2006/main" noChangeAspect="1"/>
+            </wp:cNvGraphicFramePr>
+            <a:graphic xmlns:a="http://schemas.openxmlformats.org/drawingml/2006/main">
+              <a:graphicData uri="http://schemas.openxmlformats.org/drawingml/2006/picture">
+                <pic:pic xmlns:pic="http://schemas.openxmlformats.org/drawingml/2006/picture">
+                  <pic:nvPicPr>
+                    <pic:cNvPr id="1781000264" name=""/>
+                    <pic:cNvPicPr/>
+                  </pic:nvPicPr>
+                  <pic:blipFill>
+                    <a:blip r:embed="rId14">
+                      <a:extLst>
+                        <a:ext uri="{28A0092B-C50C-407E-A947-70E740481C1C}">
+                          <a14:useLocalDpi xmlns:a14="http://schemas.microsoft.com/office/drawing/2010/main" val="0"/>
+                        </a:ext>
+                      </a:extLst>
+                    </a:blip>
+                    <a:stretch>
+                      <a:fillRect/>
+                    </a:stretch>
+                  </pic:blipFill>
+                  <pic:spPr>
+                    <a:xfrm>
+                      <a:off x="0" y="0"/>
+                      <a:ext cx="6892592" cy="259080"/>
+                    </a:xfrm>
+                    <a:prstGeom prst="rect">
+                      <a:avLst/>
+                    </a:prstGeom>
+                  </pic:spPr>
+                </pic:pic>
+              </a:graphicData>
+            </a:graphic>
+            <wp14:sizeRelH relativeFrom="page">
+              <wp14:pctWidth>0</wp14:pctWidth>
+            </wp14:sizeRelH>
+            <wp14:sizeRelV relativeFrom="page">
+              <wp14:pctHeight>0</wp14:pctHeight>
+            </wp14:sizeRelV>
+          </wp:anchor>
+        </w:drawing>
+      </w:r>
+      <w:r>
+        <w:rPr>
+          <w:b/>
+          <w:bCs/>
+        </w:rPr>
+        <w:t>2. Test:</w:t>
+      </w:r>
+      <w:r>
+        <w:t xml:space="preserve"> rýchlosť operácií hľadania bola približne </w:t>
+      </w:r>
+      <w:r>
+        <w:rPr>
+          <w:u w:val="single"/>
+        </w:rPr>
+        <w:t>7500</w:t>
+      </w:r>
+      <w:r>
+        <w:t xml:space="preserve"> ms</w:t>
+      </w:r>
+    </w:p>
+    <w:p>
+      <w:pPr>
+        <w:pStyle w:val="SPtext"/>
+      </w:pPr>
+    </w:p>
+    <w:p>
+      <w:pPr>
+        <w:pStyle w:val="SPtext"/>
+        <w:ind w:left="709" w:firstLine="0"/>
+      </w:pPr>
+      <w:r>
+        <w:rPr>
+          <w:b/>
+          <w:bCs/>
+        </w:rPr>
+        <w:t>3. Test:</w:t>
+      </w:r>
+      <w:r>
+        <w:t xml:space="preserve"> všetky vložené hodnoty sa v strome nachádzali</w:t>
+      </w:r>
+    </w:p>
+    <w:p>
+      <w:pPr>
+        <w:pStyle w:val="SPtext"/>
+        <w:ind w:left="709" w:firstLine="0"/>
+      </w:pPr>
+      <w:r>
+        <w:rPr>
+          <w:b/>
+          <w:bCs/>
+        </w:rPr>
+        <w:t>4. Test:</w:t>
+      </w:r>
+      <w:r>
+        <w:t xml:space="preserve"> všetky operácie hľadania našli správne hodnoty</w:t>
+      </w:r>
+      <w:r>
+        <w:br w:type="page"/>
+      </w:r>
+    </w:p>
+    <w:p>
+      <w:pPr>
+        <w:pStyle w:val="AIKapitola"/>
+      </w:pPr>
+      <w:bookmarkStart w:id="3" w:name="_Toc243767153"/>
+      <w:proofErr w:type="spellStart"/>
+      <w:r>
+        <w:lastRenderedPageBreak/>
+        <w:t>Quad</w:t>
+      </w:r>
+      <w:proofErr w:type="spellEnd"/>
+      <w:r>
+        <w:t xml:space="preserve"> Strom z GitHub repozitára používateľa </w:t>
+      </w:r>
+      <w:proofErr w:type="spellStart"/>
+      <w:r>
+        <w:t>Varunpant</w:t>
+      </w:r>
+      <w:bookmarkEnd w:id="3"/>
+      <w:proofErr w:type="spellEnd"/>
+    </w:p>
+    <w:p>
+      <w:pPr>
+        <w:pStyle w:val="SPtext"/>
+      </w:pPr>
+      <w:r>
+        <w:t xml:space="preserve">Pri testovaní </w:t>
+      </w:r>
+      <w:proofErr w:type="spellStart"/>
+      <w:r>
+        <w:t>Quad</w:t>
+      </w:r>
+      <w:proofErr w:type="spellEnd"/>
+      <w:r>
+        <w:t xml:space="preserve"> stromu boli využité celkovo 4 testy:</w:t>
+      </w:r>
+    </w:p>
+    <w:p>
+      <w:pPr>
+        <w:pStyle w:val="SPtext"/>
+        <w:ind w:left="709" w:firstLine="0"/>
+        <w:rPr>
+          <w:b/>
+          <w:bCs/>
+        </w:rPr>
+      </w:pPr>
+      <w:r>
+        <w:rPr>
+          <w:b/>
+          <w:bCs/>
+        </w:rPr>
+        <w:t xml:space="preserve">1. </w:t>
+      </w:r>
+      <w:r>
+        <w:rPr>
+          <w:b/>
+          <w:bCs/>
+        </w:rPr>
+        <w:t>Rýchlostný test operácie vloženia:</w:t>
+      </w:r>
+      <w:r>
+        <w:t xml:space="preserve"> meranie času, za ktorý sa dáta zo zadaného súboru ‚slovakia_nodes.csv‘ vložili do štruktúry pomocou</w:t>
+      </w:r>
+      <w:r>
+        <w:t xml:space="preserve"> </w:t>
+      </w:r>
+      <w:r>
+        <w:rPr>
+          <w:u w:val="single"/>
+        </w:rPr>
+        <w:t>Apache</w:t>
+      </w:r>
+      <w:r>
+        <w:rPr>
+          <w:u w:val="single"/>
+        </w:rPr>
+        <w:t xml:space="preserve"> </w:t>
+      </w:r>
+      <w:proofErr w:type="spellStart"/>
+      <w:r>
+        <w:rPr>
+          <w:u w:val="single"/>
+        </w:rPr>
+        <w:t>NetBeans</w:t>
+      </w:r>
+      <w:proofErr w:type="spellEnd"/>
+      <w:r>
+        <w:rPr>
+          <w:u w:val="single"/>
+        </w:rPr>
+        <w:t xml:space="preserve"> </w:t>
+      </w:r>
+      <w:proofErr w:type="spellStart"/>
+      <w:r>
+        <w:rPr>
+          <w:u w:val="single"/>
+        </w:rPr>
+        <w:t>profilera</w:t>
+      </w:r>
+      <w:proofErr w:type="spellEnd"/>
+    </w:p>
+    <w:p>
+      <w:pPr>
+        <w:pStyle w:val="SPtext"/>
+        <w:ind w:left="709" w:firstLine="0"/>
+        <w:rPr>
+          <w:b/>
+          <w:bCs/>
+        </w:rPr>
+      </w:pPr>
+      <w:r>
+        <w:rPr>
+          <w:b/>
+          <w:bCs/>
+        </w:rPr>
+        <w:t xml:space="preserve">2. </w:t>
+      </w:r>
+      <w:r>
+        <w:rPr>
+          <w:b/>
+          <w:bCs/>
+        </w:rPr>
+        <w:t>Rýchlostný test hľadania:</w:t>
+      </w:r>
+      <w:r>
+        <w:t xml:space="preserve"> meranie času, za ktorý sa vyhľadali všetky zadané oblasti zo zadaného súboru ‚testovacie_oblasti.csv‘ pomocou </w:t>
+      </w:r>
+      <w:r>
+        <w:rPr>
+          <w:u w:val="single"/>
+        </w:rPr>
+        <w:t xml:space="preserve">Apache </w:t>
+      </w:r>
+      <w:proofErr w:type="spellStart"/>
+      <w:r>
+        <w:rPr>
+          <w:u w:val="single"/>
+        </w:rPr>
+        <w:t>NetBeans</w:t>
+      </w:r>
+      <w:proofErr w:type="spellEnd"/>
+      <w:r>
+        <w:rPr>
+          <w:u w:val="single"/>
+        </w:rPr>
+        <w:t xml:space="preserve"> </w:t>
+      </w:r>
+      <w:proofErr w:type="spellStart"/>
+      <w:r>
+        <w:rPr>
+          <w:u w:val="single"/>
+        </w:rPr>
+        <w:t>profilera</w:t>
+      </w:r>
+      <w:proofErr w:type="spellEnd"/>
+    </w:p>
+    <w:p>
+      <w:pPr>
+        <w:pStyle w:val="SPtext"/>
+        <w:ind w:left="709" w:firstLine="0"/>
+        <w:rPr>
+          <w:b/>
+          <w:bCs/>
+        </w:rPr>
+      </w:pPr>
+      <w:r>
+        <w:rPr>
+          <w:b/>
+          <w:bCs/>
+        </w:rPr>
+        <w:t xml:space="preserve">3. </w:t>
+      </w:r>
+      <w:r>
+        <w:rPr>
+          <w:b/>
+          <w:bCs/>
+        </w:rPr>
+        <w:t xml:space="preserve">Test správnosti operácie vloženia: </w:t>
+      </w:r>
+      <w:r>
+        <w:t>do stromu bolo vložených 100000 náhodných hodnôt (x, y, dáta). Kontrola, či sa všetky vložené hodnoty v strome  nachádzali.</w:t>
+      </w:r>
+    </w:p>
+    <w:p>
+      <w:pPr>
+        <w:pStyle w:val="SPtext"/>
+        <w:ind w:left="709" w:firstLine="0"/>
+        <w:rPr>
+          <w:b/>
+          <w:bCs/>
+        </w:rPr>
+      </w:pPr>
+      <w:r>
+        <w:rPr>
+          <w:b/>
+          <w:bCs/>
+        </w:rPr>
+        <w:t xml:space="preserve">4. </w:t>
+      </w:r>
+      <w:r>
+        <w:rPr>
+          <w:b/>
+          <w:bCs/>
+        </w:rPr>
+        <w:t>Test správnosti operácie hľadania:</w:t>
+      </w:r>
+      <w:r>
+        <w:t xml:space="preserve"> </w:t>
+      </w:r>
+      <w:r>
+        <w:t>nad stromom boli s pravdepodobnosťou 50% robené operácie vloženia a hľadania 100000-krát (t.j. približne 50000 operácií vloženia a 50000 operácií hľadania). Kontrola, či sa pri hľadaní náhodných oblastí našli všetky požadované hodnoty.</w:t>
+      </w:r>
+    </w:p>
+    <w:p>
+      <w:pPr>
+        <w:pStyle w:val="SPtext"/>
+        <w:rPr>
+          <w:b/>
+          <w:bCs/>
+        </w:rPr>
+      </w:pPr>
+      <w:r>
+        <w:rPr>
+          <w:b/>
+          <w:bCs/>
+        </w:rPr>
+        <w:t>Výsledky testovania:</w:t>
+      </w:r>
+    </w:p>
+    <w:p>
+      <w:pPr>
+        <w:pStyle w:val="SPtext"/>
+        <w:ind w:left="709" w:firstLine="0"/>
+        <w:rPr>
+          <w:b/>
+          <w:bCs/>
+        </w:rPr>
+      </w:pPr>
+      <w:r>
+        <w:rPr>
+          <w:b/>
+          <w:bCs/>
+        </w:rPr>
+        <w:t xml:space="preserve">1. </w:t>
+      </w:r>
+      <w:r>
+        <w:rPr>
+          <w:b/>
+          <w:bCs/>
+        </w:rPr>
+        <w:t>Test</w:t>
+      </w:r>
+      <w:r>
+        <w:rPr>
+          <w:b/>
+          <w:bCs/>
+        </w:rPr>
+        <w:t xml:space="preserve">: </w:t>
+      </w:r>
+      <w:r>
+        <w:t xml:space="preserve">rýchlosť operácie vloženia bola približne </w:t>
+      </w:r>
+      <w:r>
+        <w:rPr>
+          <w:u w:val="single"/>
+        </w:rPr>
+        <w:t>600</w:t>
+      </w:r>
+      <w:r>
+        <w:t xml:space="preserve"> ms</w:t>
+      </w:r>
+    </w:p>
+    <w:p>
+      <w:pPr>
+        <w:pStyle w:val="SPtext"/>
+        <w:ind w:left="709" w:firstLine="0"/>
+        <w:rPr>
+          <w:b/>
+          <w:bCs/>
+        </w:rPr>
+      </w:pPr>
+      <w:r>
+        <w:rPr>
+          <w:b/>
+          <w:bCs/>
+        </w:rPr>
+        <w:t xml:space="preserve">2. </w:t>
+      </w:r>
+      <w:r>
+        <w:rPr>
+          <w:b/>
+          <w:bCs/>
+        </w:rPr>
+        <w:t>Test:</w:t>
+      </w:r>
+      <w:r>
+        <w:t xml:space="preserve"> rýchlosť operácií hľadania bola približne </w:t>
+      </w:r>
+      <w:r>
+        <w:rPr>
+          <w:u w:val="single"/>
+        </w:rPr>
+        <w:t>4</w:t>
+      </w:r>
+      <w:r>
+        <w:rPr>
+          <w:u w:val="single"/>
+        </w:rPr>
+        <w:t>000</w:t>
+      </w:r>
+      <w:r>
+        <w:t xml:space="preserve"> ms</w:t>
+      </w:r>
+    </w:p>
+    <w:p>
+      <w:pPr>
+        <w:pStyle w:val="SPtext"/>
+        <w:rPr>
+          <w:b/>
+          <w:bCs/>
+        </w:rPr>
+      </w:pPr>
+      <w:r>
+        <w:rPr>
+          <w:b/>
+          <w:bCs/>
+        </w:rPr>
+        <w:drawing>
+          <wp:anchor distT="0" distB="0" distL="114300" distR="114300" simplePos="0" relativeHeight="251659264" behindDoc="0" locked="0" layoutInCell="1" allowOverlap="1" wp14:anchorId="60A327AE" wp14:editId="7CD91559">
+            <wp:simplePos x="0" y="0"/>
+            <wp:positionH relativeFrom="margin">
+              <wp:align>center</wp:align>
+            </wp:positionH>
+            <wp:positionV relativeFrom="paragraph">
+              <wp:posOffset>116205</wp:posOffset>
+            </wp:positionV>
+            <wp:extent cx="7063740" cy="314325"/>
+            <wp:effectExtent l="0" t="0" r="3810" b="9525"/>
+            <wp:wrapNone/>
+            <wp:docPr id="678173141" name="Picture 1"/>
+            <wp:cNvGraphicFramePr>
+              <a:graphicFrameLocks xmlns:a="http://schemas.openxmlformats.org/drawingml/2006/main" noChangeAspect="1"/>
+            </wp:cNvGraphicFramePr>
+            <a:graphic xmlns:a="http://schemas.openxmlformats.org/drawingml/2006/main">
+              <a:graphicData uri="http://schemas.openxmlformats.org/drawingml/2006/picture">
+                <pic:pic xmlns:pic="http://schemas.openxmlformats.org/drawingml/2006/picture">
+                  <pic:nvPicPr>
+                    <pic:cNvPr id="678173141" name=""/>
+                    <pic:cNvPicPr/>
+                  </pic:nvPicPr>
+                  <pic:blipFill>
+                    <a:blip r:embed="rId15">
+                      <a:extLst>
+                        <a:ext uri="{28A0092B-C50C-407E-A947-70E740481C1C}">
+                          <a14:useLocalDpi xmlns:a14="http://schemas.microsoft.com/office/drawing/2010/main" val="0"/>
+                        </a:ext>
+                      </a:extLst>
+                    </a:blip>
+                    <a:stretch>
+                      <a:fillRect/>
+                    </a:stretch>
+                  </pic:blipFill>
+                  <pic:spPr>
+                    <a:xfrm>
+                      <a:off x="0" y="0"/>
+                      <a:ext cx="7063740" cy="314325"/>
+                    </a:xfrm>
+                    <a:prstGeom prst="rect">
+                      <a:avLst/>
+                    </a:prstGeom>
+                  </pic:spPr>
+                </pic:pic>
+              </a:graphicData>
+            </a:graphic>
+            <wp14:sizeRelH relativeFrom="page">
+              <wp14:pctWidth>0</wp14:pctWidth>
+            </wp14:sizeRelH>
+            <wp14:sizeRelV relativeFrom="page">
+              <wp14:pctHeight>0</wp14:pctHeight>
+            </wp14:sizeRelV>
+          </wp:anchor>
+        </w:drawing>
+      </w:r>
+    </w:p>
+    <w:p>
+      <w:pPr>
+        <w:pStyle w:val="SPtext"/>
+        <w:rPr>
+          <w:b/>
+          <w:bCs/>
+        </w:rPr>
+      </w:pPr>
+    </w:p>
+    <w:p>
+      <w:pPr>
+        <w:pStyle w:val="SPtext"/>
+        <w:ind w:left="709" w:firstLine="0"/>
+      </w:pPr>
+      <w:r>
+        <w:rPr>
+          <w:b/>
+          <w:bCs/>
+        </w:rPr>
+        <w:t xml:space="preserve">3. </w:t>
+      </w:r>
+      <w:r>
+        <w:rPr>
+          <w:b/>
+          <w:bCs/>
+        </w:rPr>
+        <w:t>Test:</w:t>
+      </w:r>
+      <w:r>
+        <w:t xml:space="preserve"> </w:t>
+      </w:r>
+      <w:r>
+        <w:t>všetky vložené hodnoty sa v strome nachádzali</w:t>
+      </w:r>
+    </w:p>
+    <w:p>
+      <w:pPr>
+        <w:pStyle w:val="SPtext"/>
+        <w:ind w:left="709" w:firstLine="0"/>
+      </w:pPr>
+      <w:r>
+        <w:rPr>
+          <w:b/>
+          <w:bCs/>
+        </w:rPr>
+        <w:t xml:space="preserve">4. </w:t>
+      </w:r>
+      <w:r>
+        <w:rPr>
+          <w:b/>
+          <w:bCs/>
+        </w:rPr>
+        <w:t>Test:</w:t>
+      </w:r>
+      <w:r>
+        <w:t xml:space="preserve"> všetky operácie hľadania našli správne hodnoty</w:t>
+      </w:r>
+    </w:p>
+    <w:p>
+      <w:pPr>
+        <w:rPr>
+          <w:rFonts w:asciiTheme="majorHAnsi" w:eastAsiaTheme="majorEastAsia" w:hAnsiTheme="majorHAnsi" w:cstheme="majorBidi"/>
+          <w:color w:val="2F5496" w:themeColor="accent1" w:themeShade="BF"/>
+          <w:sz w:val="32"/>
+          <w:szCs w:val="32"/>
+        </w:rPr>
+      </w:pPr>
+      <w:r>
+        <w:br w:type="page"/>
+      </w:r>
+    </w:p>
+    <w:p>
+      <w:pPr>
+        <w:pStyle w:val="AIKapitola"/>
+      </w:pPr>
+      <w:bookmarkStart w:id="4" w:name="_Toc243767154"/>
+      <w:r>
+        <w:lastRenderedPageBreak/>
+        <w:t xml:space="preserve">KD Strom z GitHub repozitára od používateľa </w:t>
+      </w:r>
+      <w:proofErr w:type="spellStart"/>
+      <w:r>
+        <w:t>Oschrenk</w:t>
+      </w:r>
+      <w:bookmarkEnd w:id="4"/>
+      <w:proofErr w:type="spellEnd"/>
+    </w:p>
+    <w:p>
+      <w:pPr>
+        <w:pStyle w:val="SPtext"/>
+      </w:pPr>
+      <w:r>
+        <w:t>Pri testovaní KD stromu boli využité celkovo 4 testy:</w:t>
+      </w:r>
+    </w:p>
+    <w:p>
+      <w:pPr>
+        <w:pStyle w:val="SPtext"/>
+        <w:numPr>
+          <w:ilvl w:val="0"/>
+          <w:numId w:val="21"/>
+        </w:numPr>
+        <w:rPr>
+          <w:b/>
+          <w:bCs/>
+        </w:rPr>
+      </w:pPr>
+      <w:r>
+        <w:rPr>
+          <w:b/>
+          <w:bCs/>
+        </w:rPr>
+        <w:t>Rýchlostný test operácie vloženia:</w:t>
+      </w:r>
+      <w:r>
+        <w:t xml:space="preserve"> meranie času, za ktorý sa dáta zo zadaného súboru ‚slovakia_nodes.csv‘ vložili do štruktúry pomocou </w:t>
+      </w:r>
+      <w:r>
+        <w:rPr>
+          <w:u w:val="single"/>
+        </w:rPr>
+        <w:t xml:space="preserve">Apache </w:t>
+      </w:r>
+      <w:proofErr w:type="spellStart"/>
+      <w:r>
+        <w:rPr>
+          <w:u w:val="single"/>
+        </w:rPr>
+        <w:t>NetBeans</w:t>
+      </w:r>
+      <w:proofErr w:type="spellEnd"/>
+      <w:r>
+        <w:rPr>
+          <w:u w:val="single"/>
+        </w:rPr>
+        <w:t xml:space="preserve"> </w:t>
+      </w:r>
+      <w:proofErr w:type="spellStart"/>
+      <w:r>
+        <w:rPr>
+          <w:u w:val="single"/>
+        </w:rPr>
+        <w:t>profilera</w:t>
+      </w:r>
+      <w:proofErr w:type="spellEnd"/>
+    </w:p>
+    <w:p>
+      <w:pPr>
+        <w:pStyle w:val="SPtext"/>
+        <w:numPr>
+          <w:ilvl w:val="0"/>
+          <w:numId w:val="21"/>
+        </w:numPr>
+        <w:rPr>
+          <w:b/>
+          <w:bCs/>
+        </w:rPr>
+      </w:pPr>
+      <w:r>
+        <w:rPr>
+          <w:b/>
+          <w:bCs/>
+        </w:rPr>
+        <w:t>Rýchlostný test hľadania:</w:t>
+      </w:r>
+      <w:r>
+        <w:t xml:space="preserve"> meranie času, za ktorý sa vyhľadali všetky zadané oblasti zo zadaného súboru ‚testovacie_oblasti.csv‘ pomocou </w:t>
+      </w:r>
+      <w:r>
+        <w:rPr>
+          <w:u w:val="single"/>
+        </w:rPr>
+        <w:t xml:space="preserve">Apache </w:t>
+      </w:r>
+      <w:proofErr w:type="spellStart"/>
+      <w:r>
+        <w:rPr>
+          <w:u w:val="single"/>
+        </w:rPr>
+        <w:t>NetBeans</w:t>
+      </w:r>
+      <w:proofErr w:type="spellEnd"/>
+      <w:r>
+        <w:rPr>
+          <w:u w:val="single"/>
+        </w:rPr>
+        <w:t xml:space="preserve"> </w:t>
+      </w:r>
+      <w:proofErr w:type="spellStart"/>
+      <w:r>
+        <w:rPr>
+          <w:u w:val="single"/>
+        </w:rPr>
+        <w:t>profilera</w:t>
+      </w:r>
+      <w:proofErr w:type="spellEnd"/>
+    </w:p>
+    <w:p>
+      <w:pPr>
+        <w:pStyle w:val="SPtext"/>
+        <w:numPr>
+          <w:ilvl w:val="0"/>
+          <w:numId w:val="21"/>
+        </w:numPr>
+        <w:rPr>
+          <w:b/>
+          <w:bCs/>
+        </w:rPr>
+      </w:pPr>
+      <w:r>
+        <w:rPr>
+          <w:b/>
+          <w:bCs/>
+        </w:rPr>
+        <w:t xml:space="preserve">Test správnosti operácie vloženia: </w:t>
+      </w:r>
+      <w:r>
+        <w:t>do stromu bolo vložených 100000 náhodných hodnôt (x, y, dáta). Kontrola, či sa všetky vložené hodnoty v strome  nachádzali.</w:t>
+      </w:r>
+    </w:p>
+    <w:p>
+      <w:pPr>
+        <w:pStyle w:val="SPtext"/>
+        <w:numPr>
+          <w:ilvl w:val="0"/>
+          <w:numId w:val="21"/>
+        </w:numPr>
+        <w:rPr>
+          <w:b/>
+          <w:bCs/>
+        </w:rPr>
+      </w:pPr>
+      <w:r>
+        <w:rPr>
+          <w:b/>
+          <w:bCs/>
+        </w:rPr>
+        <w:t>Test správnosti operácie hľadania:</w:t>
+      </w:r>
+      <w:r>
+        <w:t xml:space="preserve"> nad stromom boli s pravdepodobnosťou 50% robené operácie vloženia a hľadania 100000-krát (t.j. približne 50000 operácií vloženia a 50000 operácií hľadania). Kontrola, či sa pri hľadaní náhodných oblastí našli všetky požadované hodnoty.</w:t>
+      </w:r>
+    </w:p>
+    <w:p>
+      <w:pPr>
+        <w:pStyle w:val="SPtext"/>
+        <w:rPr>
+          <w:b/>
+          <w:bCs/>
+        </w:rPr>
+      </w:pPr>
+      <w:r>
+        <w:rPr>
+          <w:b/>
+          <w:bCs/>
+        </w:rPr>
+        <w:t>Výsledky testovania:</w:t>
+      </w:r>
+    </w:p>
+    <w:p>
+      <w:pPr>
+        <w:pStyle w:val="SPtext"/>
+        <w:numPr>
+          <w:ilvl w:val="0"/>
+          <w:numId w:val="22"/>
+        </w:numPr>
+        <w:rPr>
+          <w:b/>
+          <w:bCs/>
+        </w:rPr>
+      </w:pPr>
+      <w:r>
+        <w:rPr>
+          <w:b/>
+          <w:bCs/>
+        </w:rPr>
+        <w:t xml:space="preserve">Test: </w:t>
+      </w:r>
+      <w:r>
+        <w:t xml:space="preserve">rýchlosť operácie vloženia bola približne </w:t>
+      </w:r>
+      <w:r>
+        <w:rPr>
+          <w:u w:val="single"/>
+        </w:rPr>
+        <w:t>300</w:t>
+      </w:r>
+      <w:r>
+        <w:t xml:space="preserve"> ms</w:t>
+      </w:r>
+    </w:p>
+    <w:p>
+      <w:pPr>
+        <w:pStyle w:val="SPtext"/>
+        <w:numPr>
+          <w:ilvl w:val="0"/>
+          <w:numId w:val="22"/>
+        </w:numPr>
+        <w:rPr>
+          <w:b/>
+          <w:bCs/>
+        </w:rPr>
+      </w:pPr>
+      <w:r>
+        <w:rPr>
+          <w:b/>
+          <w:bCs/>
+        </w:rPr>
+        <w:drawing>
+          <wp:anchor distT="0" distB="0" distL="114300" distR="114300" simplePos="0" relativeHeight="251660288" behindDoc="0" locked="0" layoutInCell="1" allowOverlap="1" wp14:anchorId="5BF41CCF" wp14:editId="45033047">
+            <wp:simplePos x="0" y="0"/>
+            <wp:positionH relativeFrom="margin">
+              <wp:posOffset>-716280</wp:posOffset>
+            </wp:positionH>
+            <wp:positionV relativeFrom="paragraph">
+              <wp:posOffset>292100</wp:posOffset>
+            </wp:positionV>
+            <wp:extent cx="7193280" cy="300512"/>
+            <wp:effectExtent l="0" t="0" r="0" b="4445"/>
+            <wp:wrapNone/>
+            <wp:docPr id="250701787" name="Picture 1"/>
+            <wp:cNvGraphicFramePr>
+              <a:graphicFrameLocks xmlns:a="http://schemas.openxmlformats.org/drawingml/2006/main" noChangeAspect="1"/>
+            </wp:cNvGraphicFramePr>
+            <a:graphic xmlns:a="http://schemas.openxmlformats.org/drawingml/2006/main">
+              <a:graphicData uri="http://schemas.openxmlformats.org/drawingml/2006/picture">
+                <pic:pic xmlns:pic="http://schemas.openxmlformats.org/drawingml/2006/picture">
+                  <pic:nvPicPr>
+                    <pic:cNvPr id="250701787" name=""/>
+                    <pic:cNvPicPr/>
+                  </pic:nvPicPr>
+                  <pic:blipFill>
+                    <a:blip r:embed="rId16">
+                      <a:extLst>
+                        <a:ext uri="{28A0092B-C50C-407E-A947-70E740481C1C}">
+                          <a14:useLocalDpi xmlns:a14="http://schemas.microsoft.com/office/drawing/2010/main" val="0"/>
+                        </a:ext>
+                      </a:extLst>
+                    </a:blip>
+                    <a:stretch>
+                      <a:fillRect/>
+                    </a:stretch>
+                  </pic:blipFill>
+                  <pic:spPr>
+                    <a:xfrm>
+                      <a:off x="0" y="0"/>
+                      <a:ext cx="7193280" cy="300512"/>
+                    </a:xfrm>
+                    <a:prstGeom prst="rect">
+                      <a:avLst/>
+                    </a:prstGeom>
+                  </pic:spPr>
+                </pic:pic>
+              </a:graphicData>
+            </a:graphic>
+            <wp14:sizeRelH relativeFrom="page">
+              <wp14:pctWidth>0</wp14:pctWidth>
+            </wp14:sizeRelH>
+            <wp14:sizeRelV relativeFrom="page">
+              <wp14:pctHeight>0</wp14:pctHeight>
+            </wp14:sizeRelV>
+          </wp:anchor>
+        </w:drawing>
+      </w:r>
+      <w:r>
+        <w:rPr>
+          <w:b/>
+          <w:bCs/>
+        </w:rPr>
+        <w:t>Test:</w:t>
+      </w:r>
+      <w:r>
+        <w:t xml:space="preserve"> rýchlosť operácií hľadania bola približne </w:t>
+      </w:r>
+      <w:r>
+        <w:rPr>
+          <w:u w:val="single"/>
+        </w:rPr>
+        <w:t>4000</w:t>
+      </w:r>
+      <w:r>
+        <w:t xml:space="preserve"> ms</w:t>
+      </w:r>
+    </w:p>
+    <w:p>
+      <w:pPr>
+        <w:pStyle w:val="SPtext"/>
+        <w:ind w:left="709" w:firstLine="0"/>
+        <w:rPr>
+          <w:b/>
+          <w:bCs/>
+        </w:rPr>
+      </w:pPr>
+    </w:p>
+    <w:p>
+      <w:pPr>
+        <w:pStyle w:val="SPtext"/>
+        <w:rPr>
+          <w:b/>
+          <w:bCs/>
+        </w:rPr>
+      </w:pPr>
+    </w:p>
+    <w:p>
+      <w:pPr>
+        <w:pStyle w:val="SPtext"/>
+        <w:numPr>
+          <w:ilvl w:val="0"/>
+          <w:numId w:val="22"/>
+        </w:numPr>
+      </w:pPr>
+      <w:r>
+        <w:rPr>
+          <w:b/>
+          <w:bCs/>
+        </w:rPr>
+        <w:t>Test:</w:t>
+      </w:r>
+      <w:r>
+        <w:t xml:space="preserve"> všetky vložené hodnoty sa v strome nachádzali</w:t>
+      </w:r>
+    </w:p>
+    <w:p>
+      <w:pPr>
+        <w:pStyle w:val="SPtext"/>
+        <w:numPr>
+          <w:ilvl w:val="0"/>
+          <w:numId w:val="22"/>
+        </w:numPr>
+      </w:pPr>
+      <w:r>
+        <w:rPr>
+          <w:b/>
+          <w:bCs/>
+        </w:rPr>
+        <w:t>Test:</w:t>
+      </w:r>
+      <w:r>
+        <w:t xml:space="preserve"> všetky operácie hľadania našli správne hodnoty</w:t>
+      </w:r>
+    </w:p>
+    <w:p>
+      <w:pPr>
+        <w:rPr>
+          <w:rFonts w:asciiTheme="majorHAnsi" w:eastAsiaTheme="majorEastAsia" w:hAnsiTheme="majorHAnsi" w:cstheme="majorBidi"/>
+          <w:color w:val="2F5496" w:themeColor="accent1" w:themeShade="BF"/>
+          <w:sz w:val="32"/>
+          <w:szCs w:val="32"/>
+        </w:rPr>
+      </w:pPr>
+      <w:r>
+        <w:br w:type="page"/>
+      </w:r>
+    </w:p>
+    <w:p>
+      <w:pPr>
+        <w:pStyle w:val="AIKapitola"/>
+      </w:pPr>
+      <w:r>
+        <w:lastRenderedPageBreak/>
+        <w:t>Problémy pri používaní stiahnutých štruktúr</w:t>
+      </w:r>
+    </w:p>
+    <w:p>
+      <w:pPr>
+        <w:pStyle w:val="SPtext"/>
+      </w:pPr>
+      <w:r>
+        <w:t>Pri používaní stiahnutých štruktúr boli zistené tieto problémy:</w:t>
+      </w:r>
+    </w:p>
+    <w:p>
+      <w:pPr>
+        <w:pStyle w:val="SPtext"/>
+        <w:numPr>
+          <w:ilvl w:val="0"/>
+          <w:numId w:val="23"/>
+        </w:numPr>
+      </w:pPr>
+      <w:r>
+        <w:rPr>
+          <w:b/>
+          <w:bCs/>
+        </w:rPr>
+        <w:t xml:space="preserve">Implementácia od používateľa </w:t>
+      </w:r>
+      <w:proofErr w:type="spellStart"/>
+      <w:r>
+        <w:rPr>
+          <w:b/>
+          <w:bCs/>
+        </w:rPr>
+        <w:t>Oschrenk</w:t>
+      </w:r>
+      <w:proofErr w:type="spellEnd"/>
+      <w:r>
+        <w:rPr>
+          <w:b/>
+          <w:bCs/>
+        </w:rPr>
+        <w:t>:</w:t>
+      </w:r>
+      <w:r>
+        <w:t xml:space="preserve"> umožňuje používať iba </w:t>
+      </w:r>
+      <w:proofErr w:type="spellStart"/>
+      <w:r>
+        <w:rPr>
+          <w:u w:val="single"/>
+        </w:rPr>
+        <w:t>double</w:t>
+      </w:r>
+      <w:proofErr w:type="spellEnd"/>
+      <w:r>
+        <w:t xml:space="preserve"> súradnice. Nie je umožnená univerzálnosť kľúča</w:t>
+      </w:r>
+      <w:r>
+        <w:t>.</w:t>
+      </w:r>
+    </w:p>
+    <w:p>
+      <w:pPr>
+        <w:pStyle w:val="SPtext"/>
+        <w:numPr>
+          <w:ilvl w:val="0"/>
+          <w:numId w:val="23"/>
+        </w:numPr>
+      </w:pPr>
+      <w:r>
+        <w:rPr>
+          <w:b/>
+          <w:bCs/>
+        </w:rPr>
+        <w:t xml:space="preserve">Implementácia od používateľa </w:t>
+      </w:r>
+      <w:proofErr w:type="spellStart"/>
+      <w:r>
+        <w:rPr>
+          <w:b/>
+          <w:bCs/>
+        </w:rPr>
+        <w:t>Varunpant</w:t>
+      </w:r>
+      <w:proofErr w:type="spellEnd"/>
+      <w:r>
+        <w:rPr>
+          <w:b/>
+          <w:bCs/>
+        </w:rPr>
+        <w:t>:</w:t>
+      </w:r>
+      <w:r>
+        <w:t xml:space="preserve"> umožňuje používať iba </w:t>
+      </w:r>
+      <w:proofErr w:type="spellStart"/>
+      <w:r>
+        <w:rPr>
+          <w:u w:val="single"/>
+        </w:rPr>
+        <w:t>double</w:t>
+      </w:r>
+      <w:proofErr w:type="spellEnd"/>
+      <w:r>
+        <w:t xml:space="preserve"> súradnice. Nie je umožnená univerzálnosť kľúča.</w:t>
+      </w:r>
+    </w:p>
+    <w:p>
+      <w:pPr>
+        <w:rPr>
+          <w:rFonts w:asciiTheme="majorHAnsi" w:eastAsiaTheme="majorEastAsia" w:hAnsiTheme="majorHAnsi" w:cstheme="majorBidi"/>
+          <w:color w:val="2F5496" w:themeColor="accent1" w:themeShade="BF"/>
+          <w:sz w:val="32"/>
+          <w:szCs w:val="32"/>
+        </w:rPr>
+      </w:pPr>
+      <w:r>
+        <w:br w:type="page"/>
+      </w:r>
+    </w:p>
+    <w:p>
+      <w:pPr>
+        <w:pStyle w:val="AIKapitola"/>
+      </w:pPr>
       <w:r>
         <w:lastRenderedPageBreak/>
         <w:t>Intervalové vyhľadávanie v KD Strome</w:t>
       </w:r>
-      <w:bookmarkEnd w:id="0"/>
     </w:p>
     <w:p>
       <w:pPr>
         <w:pStyle w:val="SPtext"/>
-      </w:pPr>
-      <w:r>
-        <w:t>P</w:t>
+        <w:rPr>
+          <w:rFonts w:ascii="Consolas" w:hAnsi="Consolas"/>
+        </w:rPr>
+      </w:pPr>
+      <w:r>
+        <w:t>Algoritmus intervalového vyhľadávania v KD strome, implementovanom v semestrálnej práci</w:t>
+      </w:r>
+      <w:r>
+        <w:rPr>
+          <w:rFonts w:ascii="Consolas" w:hAnsi="Consolas"/>
+        </w:rPr>
+        <w:t>:</w:t>
+      </w:r>
+    </w:p>
+    <w:p>
+      <w:pPr>
+        <w:pStyle w:val="SPtext"/>
+        <w:jc w:val="center"/>
+        <w:rPr>
+          <w:b/>
+          <w:bCs/>
+        </w:rPr>
+      </w:pPr>
+      <w:r>
+        <w:rPr>
+          <w:b/>
+          <w:bCs/>
+        </w:rPr>
+        <w:drawing>
+          <wp:anchor distT="0" distB="0" distL="114300" distR="114300" simplePos="0" relativeHeight="251664384" behindDoc="0" locked="0" layoutInCell="1" allowOverlap="1" wp14:anchorId="187E7979" wp14:editId="75C99E81">
+            <wp:simplePos x="0" y="0"/>
+            <wp:positionH relativeFrom="margin">
+              <wp:posOffset>-686435</wp:posOffset>
+            </wp:positionH>
+            <wp:positionV relativeFrom="paragraph">
+              <wp:posOffset>10795</wp:posOffset>
+            </wp:positionV>
+            <wp:extent cx="3433445" cy="2697480"/>
+            <wp:effectExtent l="0" t="0" r="0" b="7620"/>
+            <wp:wrapNone/>
+            <wp:docPr id="326035457" name="Picture 1"/>
+            <wp:cNvGraphicFramePr>
+              <a:graphicFrameLocks xmlns:a="http://schemas.openxmlformats.org/drawingml/2006/main" noChangeAspect="1"/>
+            </wp:cNvGraphicFramePr>
+            <a:graphic xmlns:a="http://schemas.openxmlformats.org/drawingml/2006/main">
+              <a:graphicData uri="http://schemas.openxmlformats.org/drawingml/2006/picture">
+                <pic:pic xmlns:pic="http://schemas.openxmlformats.org/drawingml/2006/picture">
+                  <pic:nvPicPr>
+                    <pic:cNvPr id="326035457" name=""/>
+                    <pic:cNvPicPr/>
+                  </pic:nvPicPr>
+                  <pic:blipFill>
+                    <a:blip r:embed="rId17">
+                      <a:extLst>
+                        <a:ext uri="{28A0092B-C50C-407E-A947-70E740481C1C}">
+                          <a14:useLocalDpi xmlns:a14="http://schemas.microsoft.com/office/drawing/2010/main" val="0"/>
+                        </a:ext>
+                      </a:extLst>
+                    </a:blip>
+                    <a:stretch>
+                      <a:fillRect/>
+                    </a:stretch>
+                  </pic:blipFill>
+                  <pic:spPr>
+                    <a:xfrm>
+                      <a:off x="0" y="0"/>
+                      <a:ext cx="3440919" cy="2703352"/>
+                    </a:xfrm>
+                    <a:prstGeom prst="rect">
+                      <a:avLst/>
+                    </a:prstGeom>
+                  </pic:spPr>
+                </pic:pic>
+              </a:graphicData>
+            </a:graphic>
+            <wp14:sizeRelH relativeFrom="page">
+              <wp14:pctWidth>0</wp14:pctWidth>
+            </wp14:sizeRelH>
+            <wp14:sizeRelV relativeFrom="page">
+              <wp14:pctHeight>0</wp14:pctHeight>
+            </wp14:sizeRelV>
+          </wp:anchor>
+        </w:drawing>
+      </w:r>
+      <w:r>
+        <w:rPr>
+          <w:b/>
+          <w:bCs/>
+        </w:rPr>
+        <w:drawing>
+          <wp:anchor distT="0" distB="0" distL="114300" distR="114300" simplePos="0" relativeHeight="251665408" behindDoc="0" locked="0" layoutInCell="1" allowOverlap="1" wp14:anchorId="4BE805EE" wp14:editId="34CD853F">
+            <wp:simplePos x="0" y="0"/>
+            <wp:positionH relativeFrom="margin">
+              <wp:posOffset>2766778</wp:posOffset>
+            </wp:positionH>
+            <wp:positionV relativeFrom="paragraph">
+              <wp:posOffset>10795</wp:posOffset>
+            </wp:positionV>
+            <wp:extent cx="3648627" cy="2705100"/>
+            <wp:effectExtent l="0" t="0" r="9525" b="0"/>
+            <wp:wrapNone/>
+            <wp:docPr id="1036179989" name="Picture 1"/>
+            <wp:cNvGraphicFramePr>
+              <a:graphicFrameLocks xmlns:a="http://schemas.openxmlformats.org/drawingml/2006/main" noChangeAspect="1"/>
+            </wp:cNvGraphicFramePr>
+            <a:graphic xmlns:a="http://schemas.openxmlformats.org/drawingml/2006/main">
+              <a:graphicData uri="http://schemas.openxmlformats.org/drawingml/2006/picture">
+                <pic:pic xmlns:pic="http://schemas.openxmlformats.org/drawingml/2006/picture">
+                  <pic:nvPicPr>
+                    <pic:cNvPr id="1036179989" name=""/>
+                    <pic:cNvPicPr/>
+                  </pic:nvPicPr>
+                  <pic:blipFill>
+                    <a:blip r:embed="rId18">
+                      <a:extLst>
+                        <a:ext uri="{28A0092B-C50C-407E-A947-70E740481C1C}">
+                          <a14:useLocalDpi xmlns:a14="http://schemas.microsoft.com/office/drawing/2010/main" val="0"/>
+                        </a:ext>
+                      </a:extLst>
+                    </a:blip>
+                    <a:stretch>
+                      <a:fillRect/>
+                    </a:stretch>
+                  </pic:blipFill>
+                  <pic:spPr>
+                    <a:xfrm>
+                      <a:off x="0" y="0"/>
+                      <a:ext cx="3655193" cy="2709968"/>
+                    </a:xfrm>
+                    <a:prstGeom prst="rect">
+                      <a:avLst/>
+                    </a:prstGeom>
+                  </pic:spPr>
+                </pic:pic>
+              </a:graphicData>
+            </a:graphic>
+            <wp14:sizeRelH relativeFrom="page">
+              <wp14:pctWidth>0</wp14:pctWidth>
+            </wp14:sizeRelH>
+            <wp14:sizeRelV relativeFrom="page">
+              <wp14:pctHeight>0</wp14:pctHeight>
+            </wp14:sizeRelV>
+          </wp:anchor>
+        </w:drawing>
+      </w:r>
+    </w:p>
+    <w:p/>
+    <w:p/>
+    <w:p/>
+    <w:p/>
+    <w:p/>
+    <w:p/>
+    <w:p/>
+    <w:p/>
+    <w:p/>
+    <w:p/>
+    <w:p>
+      <w:r>
+        <w:rPr>
+          <w:b/>
+          <w:bCs/>
+        </w:rPr>
+        <w:drawing>
+          <wp:anchor distT="0" distB="0" distL="114300" distR="114300" simplePos="0" relativeHeight="251666432" behindDoc="0" locked="0" layoutInCell="1" allowOverlap="1" wp14:anchorId="45400FA3" wp14:editId="453FF86D">
+            <wp:simplePos x="0" y="0"/>
+            <wp:positionH relativeFrom="margin">
+              <wp:align>center</wp:align>
+            </wp:positionH>
+            <wp:positionV relativeFrom="paragraph">
+              <wp:posOffset>9525</wp:posOffset>
+            </wp:positionV>
+            <wp:extent cx="4112729" cy="3063240"/>
+            <wp:effectExtent l="0" t="0" r="2540" b="3810"/>
+            <wp:wrapNone/>
+            <wp:docPr id="1354375370" name="Picture 1"/>
+            <wp:cNvGraphicFramePr>
+              <a:graphicFrameLocks xmlns:a="http://schemas.openxmlformats.org/drawingml/2006/main" noChangeAspect="1"/>
+            </wp:cNvGraphicFramePr>
+            <a:graphic xmlns:a="http://schemas.openxmlformats.org/drawingml/2006/main">
+              <a:graphicData uri="http://schemas.openxmlformats.org/drawingml/2006/picture">
+                <pic:pic xmlns:pic="http://schemas.openxmlformats.org/drawingml/2006/picture">
+                  <pic:nvPicPr>
+                    <pic:cNvPr id="1354375370" name=""/>
+                    <pic:cNvPicPr/>
+                  </pic:nvPicPr>
+                  <pic:blipFill>
+                    <a:blip r:embed="rId19">
+                      <a:extLst>
+                        <a:ext uri="{28A0092B-C50C-407E-A947-70E740481C1C}">
+                          <a14:useLocalDpi xmlns:a14="http://schemas.microsoft.com/office/drawing/2010/main" val="0"/>
+                        </a:ext>
+                      </a:extLst>
+                    </a:blip>
+                    <a:stretch>
+                      <a:fillRect/>
+                    </a:stretch>
+                  </pic:blipFill>
+                  <pic:spPr>
+                    <a:xfrm>
+                      <a:off x="0" y="0"/>
+                      <a:ext cx="4112729" cy="3063240"/>
+                    </a:xfrm>
+                    <a:prstGeom prst="rect">
+                      <a:avLst/>
+                    </a:prstGeom>
+                  </pic:spPr>
+                </pic:pic>
+              </a:graphicData>
+            </a:graphic>
+            <wp14:sizeRelH relativeFrom="page">
+              <wp14:pctWidth>0</wp14:pctWidth>
+            </wp14:sizeRelH>
+            <wp14:sizeRelV relativeFrom="page">
+              <wp14:pctHeight>0</wp14:pctHeight>
+            </wp14:sizeRelV>
+          </wp:anchor>
+        </w:drawing>
+      </w:r>
+    </w:p>
+    <w:p/>
+    <w:p/>
+    <w:p/>
+    <w:p>
+      <w:pPr>
+        <w:tabs>
+          <w:tab w:val="left" w:pos="7248"/>
+        </w:tabs>
+      </w:pPr>
+      <w:r>
+        <w:tab/>
+      </w:r>
+    </w:p>
+    <w:p>
+      <w:pPr>
+        <w:tabs>
+          <w:tab w:val="left" w:pos="7248"/>
+        </w:tabs>
+      </w:pPr>
+    </w:p>
+    <w:p>
+      <w:pPr>
+        <w:tabs>
+          <w:tab w:val="left" w:pos="7248"/>
+        </w:tabs>
+      </w:pPr>
+    </w:p>
+    <w:p>
+      <w:pPr>
+        <w:tabs>
+          <w:tab w:val="left" w:pos="7248"/>
+        </w:tabs>
+      </w:pPr>
+    </w:p>
+    <w:p>
+      <w:pPr>
+        <w:tabs>
+          <w:tab w:val="left" w:pos="7248"/>
+        </w:tabs>
+      </w:pPr>
+    </w:p>
+    <w:p>
+      <w:pPr>
+        <w:tabs>
+          <w:tab w:val="left" w:pos="7248"/>
+        </w:tabs>
+      </w:pPr>
+    </w:p>
+    <w:p>
+      <w:pPr>
+        <w:tabs>
+          <w:tab w:val="left" w:pos="7248"/>
+        </w:tabs>
+      </w:pPr>
+    </w:p>
+    <w:p>
+      <w:pPr>
+        <w:tabs>
+          <w:tab w:val="left" w:pos="7248"/>
+        </w:tabs>
+      </w:pPr>
+    </w:p>
+    <w:p>
+      <w:pPr>
+        <w:tabs>
+          <w:tab w:val="left" w:pos="7248"/>
+        </w:tabs>
+      </w:pPr>
+    </w:p>
+    <w:p>
+      <w:pPr>
+        <w:tabs>
+          <w:tab w:val="left" w:pos="7248"/>
+        </w:tabs>
+      </w:pPr>
+    </w:p>
+    <w:p>
+      <w:pPr>
+        <w:tabs>
+          <w:tab w:val="left" w:pos="7248"/>
+        </w:tabs>
+      </w:pPr>
+    </w:p>
+    <w:p>
+      <w:pPr>
+        <w:tabs>
+          <w:tab w:val="left" w:pos="7248"/>
+        </w:tabs>
+      </w:pPr>
+    </w:p>
+    <w:p>
+      <w:pPr>
+        <w:tabs>
+          <w:tab w:val="left" w:pos="7248"/>
+        </w:tabs>
+      </w:pPr>
+    </w:p>
+    <w:p>
+      <w:pPr>
+        <w:pStyle w:val="SPtext"/>
+        <w:numPr>
+          <w:ilvl w:val="0"/>
+          <w:numId w:val="26"/>
+        </w:numPr>
+        <w:rPr>
+          <w:b/>
+          <w:bCs/>
+        </w:rPr>
+      </w:pPr>
+      <w:r>
+        <w:rPr>
+          <w:b/>
+          <w:bCs/>
+        </w:rPr>
+        <w:lastRenderedPageBreak/>
+        <w:t>Výmena kľúčov:</w:t>
+      </w:r>
+      <w:r>
+        <w:t xml:space="preserve"> v prípade, že minimálne kľúče sú menšie ako maximálne, tak sa vymenia</w:t>
+      </w:r>
+    </w:p>
+    <w:p>
+      <w:pPr>
+        <w:pStyle w:val="SPtext"/>
+        <w:numPr>
+          <w:ilvl w:val="0"/>
+          <w:numId w:val="26"/>
+        </w:numPr>
+        <w:rPr>
+          <w:b/>
+          <w:bCs/>
+        </w:rPr>
+      </w:pPr>
+      <w:r>
+        <w:rPr>
+          <w:b/>
+          <w:bCs/>
+        </w:rPr>
+        <w:t>Kontrola koreňa:</w:t>
+      </w:r>
+      <w:r>
+        <w:t xml:space="preserve"> pokiaľ strom nemá koreň (t.j. je prázdny)</w:t>
+      </w:r>
+      <w:r>
+        <w:t>, vráti sa prázdny zoznam</w:t>
+      </w:r>
+    </w:p>
+    <w:p>
+      <w:pPr>
+        <w:pStyle w:val="SPtext"/>
+        <w:numPr>
+          <w:ilvl w:val="0"/>
+          <w:numId w:val="26"/>
+        </w:numPr>
+        <w:rPr>
+          <w:b/>
+          <w:bCs/>
+        </w:rPr>
+      </w:pPr>
+      <w:r>
+        <w:rPr>
+          <w:b/>
+          <w:bCs/>
+        </w:rPr>
+        <w:t>Inicializácia zásobníkov:</w:t>
+      </w:r>
+    </w:p>
+    <w:p>
+      <w:pPr>
+        <w:pStyle w:val="SPtext"/>
+        <w:numPr>
+          <w:ilvl w:val="1"/>
+          <w:numId w:val="26"/>
+        </w:numPr>
+        <w:rPr>
+          <w:b/>
+          <w:bCs/>
+        </w:rPr>
+      </w:pPr>
+      <w:r>
+        <w:t>Do zásobníka s uzlami sa vkladajú tie, ktoré bude potrebné prehľadať</w:t>
+      </w:r>
+    </w:p>
+    <w:p>
+      <w:pPr>
+        <w:pStyle w:val="SPtext"/>
+        <w:numPr>
+          <w:ilvl w:val="1"/>
+          <w:numId w:val="26"/>
+        </w:numPr>
+        <w:rPr>
+          <w:b/>
+          <w:bCs/>
+        </w:rPr>
+      </w:pPr>
+      <w:r>
+        <w:t>Do zásobníka s hĺbkami sa vkladajú príslušné hĺbky, na ktorých sa uzol nachádza</w:t>
+      </w:r>
+      <w:r>
+        <w:rPr>
+          <w:b/>
+          <w:bCs/>
+        </w:rPr>
+        <w:t xml:space="preserve"> </w:t>
+      </w:r>
+      <w:r>
+        <w:t>(potrebné pre porovnávanie správnych kľúčov)</w:t>
+      </w:r>
+    </w:p>
+    <w:p>
+      <w:pPr>
+        <w:pStyle w:val="SPtext"/>
+        <w:numPr>
+          <w:ilvl w:val="0"/>
+          <w:numId w:val="26"/>
+        </w:numPr>
+        <w:rPr>
+          <w:b/>
+          <w:bCs/>
+        </w:rPr>
+      </w:pPr>
+      <w:r>
+        <w:rPr>
+          <w:b/>
+          <w:bCs/>
+        </w:rPr>
+        <w:t>Vloženie koreňa do zásobníka spolu s hĺbkou 0</w:t>
+      </w:r>
+    </w:p>
+    <w:p>
+      <w:pPr>
+        <w:pStyle w:val="SPtext"/>
+        <w:numPr>
+          <w:ilvl w:val="0"/>
+          <w:numId w:val="26"/>
+        </w:numPr>
+        <w:rPr>
+          <w:b/>
+          <w:bCs/>
+        </w:rPr>
+      </w:pPr>
+      <w:r>
+        <w:rPr>
+          <w:b/>
+          <w:bCs/>
+        </w:rPr>
+        <w:t xml:space="preserve">Cyklus </w:t>
+      </w:r>
+      <w:proofErr w:type="spellStart"/>
+      <w:r>
+        <w:rPr>
+          <w:b/>
+          <w:bCs/>
+        </w:rPr>
+        <w:t>while</w:t>
+      </w:r>
+      <w:proofErr w:type="spellEnd"/>
+      <w:r>
+        <w:rPr>
+          <w:b/>
+          <w:bCs/>
+        </w:rPr>
+        <w:t>:</w:t>
+      </w:r>
+    </w:p>
+    <w:p>
+      <w:pPr>
+        <w:pStyle w:val="SPtext"/>
+        <w:numPr>
+          <w:ilvl w:val="1"/>
+          <w:numId w:val="26"/>
+        </w:numPr>
+        <w:rPr>
+          <w:b/>
+          <w:bCs/>
+        </w:rPr>
+      </w:pPr>
+      <w:r>
+        <w:t>Pokiaľ nie je zásobník s uzlami prázdny, algoritmus sa opakuje</w:t>
+      </w:r>
+    </w:p>
+    <w:p>
+      <w:pPr>
+        <w:pStyle w:val="SPtext"/>
+        <w:numPr>
+          <w:ilvl w:val="1"/>
+          <w:numId w:val="26"/>
+        </w:numPr>
+        <w:rPr>
+          <w:b/>
+          <w:bCs/>
+        </w:rPr>
+      </w:pPr>
+      <w:r>
+        <w:t>Zo zásobníkov sa vyberie posledný vložený uzol spolu s príslušnou hĺbkou</w:t>
+      </w:r>
+    </w:p>
+    <w:p>
+      <w:pPr>
+        <w:pStyle w:val="SPtext"/>
+        <w:numPr>
+          <w:ilvl w:val="0"/>
+          <w:numId w:val="26"/>
+        </w:numPr>
+        <w:rPr>
+          <w:b/>
+          <w:bCs/>
+        </w:rPr>
+      </w:pPr>
+      <w:r>
+        <w:rPr>
+          <w:b/>
+          <w:bCs/>
+        </w:rPr>
+        <w:t xml:space="preserve">Prehliadka aktuálneho uzla v cykle </w:t>
+      </w:r>
+      <w:proofErr w:type="spellStart"/>
+      <w:r>
+        <w:rPr>
+          <w:b/>
+          <w:bCs/>
+        </w:rPr>
+        <w:t>while</w:t>
+      </w:r>
+      <w:proofErr w:type="spellEnd"/>
+      <w:r>
+        <w:rPr>
+          <w:b/>
+          <w:bCs/>
+        </w:rPr>
+        <w:t>:</w:t>
+      </w:r>
+    </w:p>
+    <w:p>
+      <w:pPr>
+        <w:pStyle w:val="SPtext"/>
+        <w:numPr>
+          <w:ilvl w:val="1"/>
+          <w:numId w:val="26"/>
+        </w:numPr>
+        <w:rPr>
+          <w:b/>
+          <w:bCs/>
+        </w:rPr>
+      </w:pPr>
+      <w:r>
+        <w:rPr>
+          <w:b/>
+          <w:bCs/>
+        </w:rPr>
+        <w:t>Maximálny hľadaný kľúč &lt; kľúč aktuálneho uzla:</w:t>
+      </w:r>
+    </w:p>
+    <w:p>
+      <w:pPr>
+        <w:pStyle w:val="SPtext"/>
+        <w:numPr>
+          <w:ilvl w:val="2"/>
+          <w:numId w:val="26"/>
+        </w:numPr>
+        <w:rPr>
+          <w:b/>
+          <w:bCs/>
+        </w:rPr>
+      </w:pPr>
+      <w:r>
+        <w:t>Je potrebné prehľadať ľavý podstrom, v ktorom sú menšie kľúče</w:t>
+      </w:r>
+    </w:p>
+    <w:p>
+      <w:pPr>
+        <w:pStyle w:val="SPtext"/>
+        <w:numPr>
+          <w:ilvl w:val="2"/>
+          <w:numId w:val="26"/>
+        </w:numPr>
+        <w:rPr>
+          <w:b/>
+          <w:bCs/>
+        </w:rPr>
+      </w:pPr>
+      <w:r>
+        <w:t>Do zásobníka sa vloží ľavý syn (pokiaľ existuje)</w:t>
+      </w:r>
+    </w:p>
+    <w:p>
+      <w:pPr>
+        <w:pStyle w:val="SPtext"/>
+        <w:numPr>
+          <w:ilvl w:val="1"/>
+          <w:numId w:val="26"/>
+        </w:numPr>
+        <w:rPr>
+          <w:b/>
+          <w:bCs/>
+        </w:rPr>
+      </w:pPr>
+      <w:r>
+        <w:rPr>
+          <w:b/>
+          <w:bCs/>
+        </w:rPr>
+        <w:t>Minimálny hľadaný kľúč &gt; kľúč aktuálneho uzla:</w:t>
+      </w:r>
+    </w:p>
+    <w:p>
+      <w:pPr>
+        <w:pStyle w:val="SPtext"/>
+        <w:numPr>
+          <w:ilvl w:val="2"/>
+          <w:numId w:val="26"/>
+        </w:numPr>
+        <w:rPr>
+          <w:b/>
+          <w:bCs/>
+        </w:rPr>
+      </w:pPr>
+      <w:r>
+        <w:t>Je potrebné prehľadať pravý podstrom, v ktorom sú väčšie kľúče</w:t>
+      </w:r>
+    </w:p>
+    <w:p>
+      <w:pPr>
+        <w:pStyle w:val="SPtext"/>
+        <w:numPr>
+          <w:ilvl w:val="2"/>
+          <w:numId w:val="26"/>
+        </w:numPr>
+        <w:rPr>
+          <w:b/>
+          <w:bCs/>
+        </w:rPr>
+      </w:pPr>
+      <w:r>
+        <w:t>Do zásobníka sa vloží pravý syn (pokiaľ existuje)</w:t>
+      </w:r>
+    </w:p>
+    <w:p>
+      <w:pPr>
+        <w:pStyle w:val="SPtext"/>
+        <w:numPr>
+          <w:ilvl w:val="1"/>
+          <w:numId w:val="26"/>
+        </w:numPr>
+        <w:rPr>
+          <w:b/>
+          <w:bCs/>
+        </w:rPr>
+      </w:pPr>
+      <w:r>
+        <w:rPr>
+          <w:b/>
+          <w:bCs/>
+        </w:rPr>
+        <w:t xml:space="preserve">Kľúč aktuálneho uzla </w:t>
+      </w:r>
+      <m:oMath>
+        <m:r>
+          <m:rPr>
+            <m:sty m:val="bi"/>
+          </m:rPr>
+          <w:rPr>
+            <w:rFonts w:ascii="Cambria Math" w:hAnsi="Cambria Math"/>
+            <w:sz w:val="18"/>
+            <w:szCs w:val="18"/>
+          </w:rPr>
+          <m:t>∈ &lt;Minimálny hľadaný kľúč, Maximálny hľadaný kľúč&gt;</m:t>
+        </m:r>
+      </m:oMath>
+      <w:r>
+        <w:rPr>
+          <w:rFonts w:eastAsiaTheme="minorEastAsia"/>
+          <w:b/>
+          <w:bCs/>
+          <w:sz w:val="18"/>
+          <w:szCs w:val="18"/>
+        </w:rPr>
+        <w:t>:</w:t>
+      </w:r>
+    </w:p>
+    <w:p>
+      <w:pPr>
+        <w:pStyle w:val="SPtext"/>
+        <w:numPr>
+          <w:ilvl w:val="2"/>
+          <w:numId w:val="26"/>
+        </w:numPr>
+        <w:rPr>
+          <w:b/>
+          <w:bCs/>
+        </w:rPr>
+      </w:pPr>
+      <w:r>
+        <w:t>Je potrebné prehľadať ľavý aj pravý podstrom</w:t>
+      </w:r>
+    </w:p>
+    <w:p>
+      <w:pPr>
+        <w:pStyle w:val="SPtext"/>
+        <w:numPr>
+          <w:ilvl w:val="2"/>
+          <w:numId w:val="26"/>
+        </w:numPr>
+        <w:rPr>
+          <w:b/>
+          <w:bCs/>
+        </w:rPr>
+      </w:pPr>
+      <w:r>
+        <w:t>Do zásobníka sa vloží pravý aj ľavý syn (pokiaľ existujú)</w:t>
+      </w:r>
+    </w:p>
+    <w:p>
+      <w:pPr>
+        <w:pStyle w:val="SPtext"/>
+        <w:numPr>
+          <w:ilvl w:val="2"/>
+          <w:numId w:val="26"/>
+        </w:numPr>
+        <w:rPr>
+          <w:b/>
+          <w:bCs/>
+        </w:rPr>
+      </w:pPr>
+      <w:r>
+        <w:rPr>
+          <w:b/>
+          <w:bCs/>
+        </w:rPr>
+        <w:t>Kontrola všetkých kľúčov aktuálneho uzla:</w:t>
+      </w:r>
+    </w:p>
+    <w:p>
+      <w:pPr>
+        <w:pStyle w:val="SPtext"/>
+        <w:numPr>
+          <w:ilvl w:val="3"/>
+          <w:numId w:val="26"/>
+        </w:numPr>
+        <w:rPr>
+          <w:b/>
+          <w:bCs/>
+        </w:rPr>
+      </w:pPr>
+      <w:r>
+        <w:t>Pokiaľ pre všetky kľúče platí, že patria do hľadaného intervalu, aktuálny uzol je vložený do zoznamu nájdených uzlov</w:t>
+      </w:r>
+    </w:p>
+    <w:p>
+      <w:pPr>
+        <w:pStyle w:val="SPtext"/>
+        <w:numPr>
+          <w:ilvl w:val="0"/>
+          <w:numId w:val="26"/>
+        </w:numPr>
+        <w:rPr>
+          <w:b/>
+          <w:bCs/>
+        </w:rPr>
+      </w:pPr>
+      <w:r>
+        <w:rPr>
+          <w:b/>
+          <w:bCs/>
+        </w:rPr>
+        <w:t xml:space="preserve">Po skončení cyklu sa vráti zoznam </w:t>
+      </w:r>
+      <w:r>
+        <w:rPr>
+          <w:b/>
+          <w:bCs/>
+        </w:rPr>
+        <w:t xml:space="preserve">dát </w:t>
+      </w:r>
+      <w:r>
+        <w:rPr>
+          <w:b/>
+          <w:bCs/>
+        </w:rPr>
+        <w:t>nájdených uzlov</w:t>
+      </w:r>
+    </w:p>
+    <w:p>
+      <w:pPr>
+        <w:pStyle w:val="SPtext"/>
+      </w:pPr>
+      <w:r>
+        <w:rPr>
+          <w:b/>
+          <w:bCs/>
+        </w:rPr>
+        <w:t>Pozn.:</w:t>
+      </w:r>
+      <w:r>
+        <w:t xml:space="preserve"> Algoritmus v momentálnej podobe pravdepodobne nefunguje efektívne. Zatiaľ som neprišiel na spôsob, ako tento algoritmus zastaviť skôr ako v listoch stromu. Algoritmus však nevyužíva </w:t>
+      </w:r>
+      <w:proofErr w:type="spellStart"/>
+      <w:r>
+        <w:t>rekurziu</w:t>
+      </w:r>
+      <w:proofErr w:type="spellEnd"/>
+      <w:r>
+        <w:t xml:space="preserve"> a neprehľadáva celý strom – pri vyhľadávaní sú niektoré </w:t>
+      </w:r>
+      <w:proofErr w:type="spellStart"/>
+      <w:r>
+        <w:t>podstromy</w:t>
+      </w:r>
+      <w:proofErr w:type="spellEnd"/>
+      <w:r>
+        <w:t xml:space="preserve"> vynechané.</w:t>
       </w:r>
     </w:p>
     <w:sectPr>
-      <w:headerReference w:type="default" r:id="rId12"/>
-      <w:footerReference w:type="default" r:id="rId13"/>
+      <w:headerReference w:type="default" r:id="rId20"/>
+      <w:footerReference w:type="default" r:id="rId21"/>
       <w:pgSz w:w="11906" w:h="16838"/>
       <w:pgMar w:top="1417" w:right="1417" w:bottom="1417" w:left="1417" w:header="708" w:footer="708" w:gutter="0"/>
       <w:pgNumType w:start="1"/>
@@ -1294,6 +4456,186 @@
     </w:lvl>
   </w:abstractNum>
   <w:abstractNum w:abstractNumId="3" w15:restartNumberingAfterBreak="0">
+    <w:nsid w:val="1C092E10"/>
+    <w:multiLevelType w:val="hybridMultilevel"/>
+    <w:tmpl w:val="192CFAAC"/>
+    <w:lvl w:ilvl="0" w:tplc="31889314">
+      <w:start w:val="1"/>
+      <w:numFmt w:val="decimal"/>
+      <w:lvlText w:val="%1."/>
+      <w:lvlJc w:val="left"/>
+      <w:pPr>
+        <w:ind w:left="1069" w:hanging="360"/>
+      </w:pPr>
+      <w:rPr>
+        <w:rFonts w:hint="default"/>
+        <w:b/>
+        <w:bCs/>
+      </w:rPr>
+    </w:lvl>
+    <w:lvl w:ilvl="1" w:tplc="04090019" w:tentative="1">
+      <w:start w:val="1"/>
+      <w:numFmt w:val="lowerLetter"/>
+      <w:lvlText w:val="%2."/>
+      <w:lvlJc w:val="left"/>
+      <w:pPr>
+        <w:ind w:left="1789" w:hanging="360"/>
+      </w:pPr>
+    </w:lvl>
+    <w:lvl w:ilvl="2" w:tplc="0409001B" w:tentative="1">
+      <w:start w:val="1"/>
+      <w:numFmt w:val="lowerRoman"/>
+      <w:lvlText w:val="%3."/>
+      <w:lvlJc w:val="right"/>
+      <w:pPr>
+        <w:ind w:left="2509" w:hanging="180"/>
+      </w:pPr>
+    </w:lvl>
+    <w:lvl w:ilvl="3" w:tplc="0409000F" w:tentative="1">
+      <w:start w:val="1"/>
+      <w:numFmt w:val="decimal"/>
+      <w:lvlText w:val="%4."/>
+      <w:lvlJc w:val="left"/>
+      <w:pPr>
+        <w:ind w:left="3229" w:hanging="360"/>
+      </w:pPr>
+    </w:lvl>
+    <w:lvl w:ilvl="4" w:tplc="04090019" w:tentative="1">
+      <w:start w:val="1"/>
+      <w:numFmt w:val="lowerLetter"/>
+      <w:lvlText w:val="%5."/>
+      <w:lvlJc w:val="left"/>
+      <w:pPr>
+        <w:ind w:left="3949" w:hanging="360"/>
+      </w:pPr>
+    </w:lvl>
+    <w:lvl w:ilvl="5" w:tplc="0409001B" w:tentative="1">
+      <w:start w:val="1"/>
+      <w:numFmt w:val="lowerRoman"/>
+      <w:lvlText w:val="%6."/>
+      <w:lvlJc w:val="right"/>
+      <w:pPr>
+        <w:ind w:left="4669" w:hanging="180"/>
+      </w:pPr>
+    </w:lvl>
+    <w:lvl w:ilvl="6" w:tplc="0409000F" w:tentative="1">
+      <w:start w:val="1"/>
+      <w:numFmt w:val="decimal"/>
+      <w:lvlText w:val="%7."/>
+      <w:lvlJc w:val="left"/>
+      <w:pPr>
+        <w:ind w:left="5389" w:hanging="360"/>
+      </w:pPr>
+    </w:lvl>
+    <w:lvl w:ilvl="7" w:tplc="04090019" w:tentative="1">
+      <w:start w:val="1"/>
+      <w:numFmt w:val="lowerLetter"/>
+      <w:lvlText w:val="%8."/>
+      <w:lvlJc w:val="left"/>
+      <w:pPr>
+        <w:ind w:left="6109" w:hanging="360"/>
+      </w:pPr>
+    </w:lvl>
+    <w:lvl w:ilvl="8" w:tplc="0409001B" w:tentative="1">
+      <w:start w:val="1"/>
+      <w:numFmt w:val="lowerRoman"/>
+      <w:lvlText w:val="%9."/>
+      <w:lvlJc w:val="right"/>
+      <w:pPr>
+        <w:ind w:left="6829" w:hanging="180"/>
+      </w:pPr>
+    </w:lvl>
+  </w:abstractNum>
+  <w:abstractNum w:abstractNumId="4" w15:restartNumberingAfterBreak="0">
+    <w:nsid w:val="1E1D6AC8"/>
+    <w:multiLevelType w:val="hybridMultilevel"/>
+    <w:tmpl w:val="283AB75C"/>
+    <w:lvl w:ilvl="0" w:tplc="DAACB180">
+      <w:start w:val="1"/>
+      <w:numFmt w:val="decimal"/>
+      <w:lvlText w:val="%1."/>
+      <w:lvlJc w:val="left"/>
+      <w:pPr>
+        <w:ind w:left="1069" w:hanging="360"/>
+      </w:pPr>
+      <w:rPr>
+        <w:rFonts w:hint="default"/>
+      </w:rPr>
+    </w:lvl>
+    <w:lvl w:ilvl="1" w:tplc="04090019">
+      <w:start w:val="1"/>
+      <w:numFmt w:val="lowerLetter"/>
+      <w:lvlText w:val="%2."/>
+      <w:lvlJc w:val="left"/>
+      <w:pPr>
+        <w:ind w:left="1789" w:hanging="360"/>
+      </w:pPr>
+    </w:lvl>
+    <w:lvl w:ilvl="2" w:tplc="0409001B">
+      <w:start w:val="1"/>
+      <w:numFmt w:val="lowerRoman"/>
+      <w:lvlText w:val="%3."/>
+      <w:lvlJc w:val="right"/>
+      <w:pPr>
+        <w:ind w:left="2509" w:hanging="180"/>
+      </w:pPr>
+    </w:lvl>
+    <w:lvl w:ilvl="3" w:tplc="0409000F">
+      <w:start w:val="1"/>
+      <w:numFmt w:val="decimal"/>
+      <w:lvlText w:val="%4."/>
+      <w:lvlJc w:val="left"/>
+      <w:pPr>
+        <w:ind w:left="3229" w:hanging="360"/>
+      </w:pPr>
+    </w:lvl>
+    <w:lvl w:ilvl="4" w:tplc="04090019" w:tentative="1">
+      <w:start w:val="1"/>
+      <w:numFmt w:val="lowerLetter"/>
+      <w:lvlText w:val="%5."/>
+      <w:lvlJc w:val="left"/>
+      <w:pPr>
+        <w:ind w:left="3949" w:hanging="360"/>
+      </w:pPr>
+    </w:lvl>
+    <w:lvl w:ilvl="5" w:tplc="0409001B" w:tentative="1">
+      <w:start w:val="1"/>
+      <w:numFmt w:val="lowerRoman"/>
+      <w:lvlText w:val="%6."/>
+      <w:lvlJc w:val="right"/>
+      <w:pPr>
+        <w:ind w:left="4669" w:hanging="180"/>
+      </w:pPr>
+    </w:lvl>
+    <w:lvl w:ilvl="6" w:tplc="0409000F" w:tentative="1">
+      <w:start w:val="1"/>
+      <w:numFmt w:val="decimal"/>
+      <w:lvlText w:val="%7."/>
+      <w:lvlJc w:val="left"/>
+      <w:pPr>
+        <w:ind w:left="5389" w:hanging="360"/>
+      </w:pPr>
+    </w:lvl>
+    <w:lvl w:ilvl="7" w:tplc="04090019" w:tentative="1">
+      <w:start w:val="1"/>
+      <w:numFmt w:val="lowerLetter"/>
+      <w:lvlText w:val="%8."/>
+      <w:lvlJc w:val="left"/>
+      <w:pPr>
+        <w:ind w:left="6109" w:hanging="360"/>
+      </w:pPr>
+    </w:lvl>
+    <w:lvl w:ilvl="8" w:tplc="0409001B" w:tentative="1">
+      <w:start w:val="1"/>
+      <w:numFmt w:val="lowerRoman"/>
+      <w:lvlText w:val="%9."/>
+      <w:lvlJc w:val="right"/>
+      <w:pPr>
+        <w:ind w:left="6829" w:hanging="180"/>
+      </w:pPr>
+    </w:lvl>
+  </w:abstractNum>
+  <w:abstractNum w:abstractNumId="5" w15:restartNumberingAfterBreak="0">
     <w:nsid w:val="257B0B08"/>
     <w:multiLevelType w:val="multilevel"/>
     <w:tmpl w:val="D826BD7E"/>
@@ -1438,7 +4780,7 @@
       </w:rPr>
     </w:lvl>
   </w:abstractNum>
-  <w:abstractNum w:abstractNumId="4" w15:restartNumberingAfterBreak="0">
+  <w:abstractNum w:abstractNumId="6" w15:restartNumberingAfterBreak="0">
     <w:nsid w:val="2E9F53F7"/>
     <w:multiLevelType w:val="multilevel"/>
     <w:tmpl w:val="D5246338"/>
@@ -1587,7 +4929,96 @@
       </w:rPr>
     </w:lvl>
   </w:abstractNum>
-  <w:abstractNum w:abstractNumId="5" w15:restartNumberingAfterBreak="0">
+  <w:abstractNum w:abstractNumId="7" w15:restartNumberingAfterBreak="0">
+    <w:nsid w:val="30E45A8D"/>
+    <w:multiLevelType w:val="hybridMultilevel"/>
+    <w:tmpl w:val="6A44378C"/>
+    <w:lvl w:ilvl="0" w:tplc="3FA2962A">
+      <w:start w:val="1"/>
+      <w:numFmt w:val="decimal"/>
+      <w:lvlText w:val="%1."/>
+      <w:lvlJc w:val="left"/>
+      <w:pPr>
+        <w:ind w:left="1069" w:hanging="360"/>
+      </w:pPr>
+      <w:rPr>
+        <w:rFonts w:hint="default"/>
+      </w:rPr>
+    </w:lvl>
+    <w:lvl w:ilvl="1" w:tplc="04090019" w:tentative="1">
+      <w:start w:val="1"/>
+      <w:numFmt w:val="lowerLetter"/>
+      <w:lvlText w:val="%2."/>
+      <w:lvlJc w:val="left"/>
+      <w:pPr>
+        <w:ind w:left="1789" w:hanging="360"/>
+      </w:pPr>
+    </w:lvl>
+    <w:lvl w:ilvl="2" w:tplc="0409001B" w:tentative="1">
+      <w:start w:val="1"/>
+      <w:numFmt w:val="lowerRoman"/>
+      <w:lvlText w:val="%3."/>
+      <w:lvlJc w:val="right"/>
+      <w:pPr>
+        <w:ind w:left="2509" w:hanging="180"/>
+      </w:pPr>
+    </w:lvl>
+    <w:lvl w:ilvl="3" w:tplc="0409000F" w:tentative="1">
+      <w:start w:val="1"/>
+      <w:numFmt w:val="decimal"/>
+      <w:lvlText w:val="%4."/>
+      <w:lvlJc w:val="left"/>
+      <w:pPr>
+        <w:ind w:left="3229" w:hanging="360"/>
+      </w:pPr>
+    </w:lvl>
+    <w:lvl w:ilvl="4" w:tplc="04090019" w:tentative="1">
+      <w:start w:val="1"/>
+      <w:numFmt w:val="lowerLetter"/>
+      <w:lvlText w:val="%5."/>
+      <w:lvlJc w:val="left"/>
+      <w:pPr>
+        <w:ind w:left="3949" w:hanging="360"/>
+      </w:pPr>
+    </w:lvl>
+    <w:lvl w:ilvl="5" w:tplc="0409001B" w:tentative="1">
+      <w:start w:val="1"/>
+      <w:numFmt w:val="lowerRoman"/>
+      <w:lvlText w:val="%6."/>
+      <w:lvlJc w:val="right"/>
+      <w:pPr>
+        <w:ind w:left="4669" w:hanging="180"/>
+      </w:pPr>
+    </w:lvl>
+    <w:lvl w:ilvl="6" w:tplc="0409000F" w:tentative="1">
+      <w:start w:val="1"/>
+      <w:numFmt w:val="decimal"/>
+      <w:lvlText w:val="%7."/>
+      <w:lvlJc w:val="left"/>
+      <w:pPr>
+        <w:ind w:left="5389" w:hanging="360"/>
+      </w:pPr>
+    </w:lvl>
+    <w:lvl w:ilvl="7" w:tplc="04090019" w:tentative="1">
+      <w:start w:val="1"/>
+      <w:numFmt w:val="lowerLetter"/>
+      <w:lvlText w:val="%8."/>
+      <w:lvlJc w:val="left"/>
+      <w:pPr>
+        <w:ind w:left="6109" w:hanging="360"/>
+      </w:pPr>
+    </w:lvl>
+    <w:lvl w:ilvl="8" w:tplc="0409001B" w:tentative="1">
+      <w:start w:val="1"/>
+      <w:numFmt w:val="lowerRoman"/>
+      <w:lvlText w:val="%9."/>
+      <w:lvlJc w:val="right"/>
+      <w:pPr>
+        <w:ind w:left="6829" w:hanging="180"/>
+      </w:pPr>
+    </w:lvl>
+  </w:abstractNum>
+  <w:abstractNum w:abstractNumId="8" w15:restartNumberingAfterBreak="0">
     <w:nsid w:val="31972B83"/>
     <w:multiLevelType w:val="multilevel"/>
     <w:tmpl w:val="D9922F30"/>
@@ -1736,7 +5167,298 @@
       </w:rPr>
     </w:lvl>
   </w:abstractNum>
-  <w:abstractNum w:abstractNumId="6" w15:restartNumberingAfterBreak="0">
+  <w:abstractNum w:abstractNumId="9" w15:restartNumberingAfterBreak="0">
+    <w:nsid w:val="362E3C36"/>
+    <w:multiLevelType w:val="hybridMultilevel"/>
+    <w:tmpl w:val="DBE0D842"/>
+    <w:lvl w:ilvl="0" w:tplc="8576A978">
+      <w:start w:val="2"/>
+      <w:numFmt w:val="bullet"/>
+      <w:lvlText w:val="-"/>
+      <w:lvlJc w:val="left"/>
+      <w:pPr>
+        <w:ind w:left="1069" w:hanging="360"/>
+      </w:pPr>
+      <w:rPr>
+        <w:rFonts w:ascii="Arial" w:eastAsiaTheme="minorHAnsi" w:hAnsi="Arial" w:cs="Arial" w:hint="default"/>
+      </w:rPr>
+    </w:lvl>
+    <w:lvl w:ilvl="1" w:tplc="04090003" w:tentative="1">
+      <w:start w:val="1"/>
+      <w:numFmt w:val="bullet"/>
+      <w:lvlText w:val="o"/>
+      <w:lvlJc w:val="left"/>
+      <w:pPr>
+        <w:ind w:left="1789" w:hanging="360"/>
+      </w:pPr>
+      <w:rPr>
+        <w:rFonts w:ascii="Courier New" w:hAnsi="Courier New" w:cs="Courier New" w:hint="default"/>
+      </w:rPr>
+    </w:lvl>
+    <w:lvl w:ilvl="2" w:tplc="04090005" w:tentative="1">
+      <w:start w:val="1"/>
+      <w:numFmt w:val="bullet"/>
+      <w:lvlText w:val=""/>
+      <w:lvlJc w:val="left"/>
+      <w:pPr>
+        <w:ind w:left="2509" w:hanging="360"/>
+      </w:pPr>
+      <w:rPr>
+        <w:rFonts w:ascii="Wingdings" w:hAnsi="Wingdings" w:hint="default"/>
+      </w:rPr>
+    </w:lvl>
+    <w:lvl w:ilvl="3" w:tplc="04090001" w:tentative="1">
+      <w:start w:val="1"/>
+      <w:numFmt w:val="bullet"/>
+      <w:lvlText w:val=""/>
+      <w:lvlJc w:val="left"/>
+      <w:pPr>
+        <w:ind w:left="3229" w:hanging="360"/>
+      </w:pPr>
+      <w:rPr>
+        <w:rFonts w:ascii="Symbol" w:hAnsi="Symbol" w:hint="default"/>
+      </w:rPr>
+    </w:lvl>
+    <w:lvl w:ilvl="4" w:tplc="04090003" w:tentative="1">
+      <w:start w:val="1"/>
+      <w:numFmt w:val="bullet"/>
+      <w:lvlText w:val="o"/>
+      <w:lvlJc w:val="left"/>
+      <w:pPr>
+        <w:ind w:left="3949" w:hanging="360"/>
+      </w:pPr>
+      <w:rPr>
+        <w:rFonts w:ascii="Courier New" w:hAnsi="Courier New" w:cs="Courier New" w:hint="default"/>
+      </w:rPr>
+    </w:lvl>
+    <w:lvl w:ilvl="5" w:tplc="04090005" w:tentative="1">
+      <w:start w:val="1"/>
+      <w:numFmt w:val="bullet"/>
+      <w:lvlText w:val=""/>
+      <w:lvlJc w:val="left"/>
+      <w:pPr>
+        <w:ind w:left="4669" w:hanging="360"/>
+      </w:pPr>
+      <w:rPr>
+        <w:rFonts w:ascii="Wingdings" w:hAnsi="Wingdings" w:hint="default"/>
+      </w:rPr>
+    </w:lvl>
+    <w:lvl w:ilvl="6" w:tplc="04090001" w:tentative="1">
+      <w:start w:val="1"/>
+      <w:numFmt w:val="bullet"/>
+      <w:lvlText w:val=""/>
+      <w:lvlJc w:val="left"/>
+      <w:pPr>
+        <w:ind w:left="5389" w:hanging="360"/>
+      </w:pPr>
+      <w:rPr>
+        <w:rFonts w:ascii="Symbol" w:hAnsi="Symbol" w:hint="default"/>
+      </w:rPr>
+    </w:lvl>
+    <w:lvl w:ilvl="7" w:tplc="04090003" w:tentative="1">
+      <w:start w:val="1"/>
+      <w:numFmt w:val="bullet"/>
+      <w:lvlText w:val="o"/>
+      <w:lvlJc w:val="left"/>
+      <w:pPr>
+        <w:ind w:left="6109" w:hanging="360"/>
+      </w:pPr>
+      <w:rPr>
+        <w:rFonts w:ascii="Courier New" w:hAnsi="Courier New" w:cs="Courier New" w:hint="default"/>
+      </w:rPr>
+    </w:lvl>
+    <w:lvl w:ilvl="8" w:tplc="04090005" w:tentative="1">
+      <w:start w:val="1"/>
+      <w:numFmt w:val="bullet"/>
+      <w:lvlText w:val=""/>
+      <w:lvlJc w:val="left"/>
+      <w:pPr>
+        <w:ind w:left="6829" w:hanging="360"/>
+      </w:pPr>
+      <w:rPr>
+        <w:rFonts w:ascii="Wingdings" w:hAnsi="Wingdings" w:hint="default"/>
+      </w:rPr>
+    </w:lvl>
+  </w:abstractNum>
+  <w:abstractNum w:abstractNumId="10" w15:restartNumberingAfterBreak="0">
+    <w:nsid w:val="3A6F6784"/>
+    <w:multiLevelType w:val="hybridMultilevel"/>
+    <w:tmpl w:val="1E4C8D82"/>
+    <w:lvl w:ilvl="0" w:tplc="1F566D3C">
+      <w:start w:val="1"/>
+      <w:numFmt w:val="decimal"/>
+      <w:lvlText w:val="%1."/>
+      <w:lvlJc w:val="left"/>
+      <w:pPr>
+        <w:ind w:left="1069" w:hanging="360"/>
+      </w:pPr>
+      <w:rPr>
+        <w:rFonts w:hint="default"/>
+      </w:rPr>
+    </w:lvl>
+    <w:lvl w:ilvl="1" w:tplc="04090019" w:tentative="1">
+      <w:start w:val="1"/>
+      <w:numFmt w:val="lowerLetter"/>
+      <w:lvlText w:val="%2."/>
+      <w:lvlJc w:val="left"/>
+      <w:pPr>
+        <w:ind w:left="1789" w:hanging="360"/>
+      </w:pPr>
+    </w:lvl>
+    <w:lvl w:ilvl="2" w:tplc="0409001B" w:tentative="1">
+      <w:start w:val="1"/>
+      <w:numFmt w:val="lowerRoman"/>
+      <w:lvlText w:val="%3."/>
+      <w:lvlJc w:val="right"/>
+      <w:pPr>
+        <w:ind w:left="2509" w:hanging="180"/>
+      </w:pPr>
+    </w:lvl>
+    <w:lvl w:ilvl="3" w:tplc="0409000F" w:tentative="1">
+      <w:start w:val="1"/>
+      <w:numFmt w:val="decimal"/>
+      <w:lvlText w:val="%4."/>
+      <w:lvlJc w:val="left"/>
+      <w:pPr>
+        <w:ind w:left="3229" w:hanging="360"/>
+      </w:pPr>
+    </w:lvl>
+    <w:lvl w:ilvl="4" w:tplc="04090019" w:tentative="1">
+      <w:start w:val="1"/>
+      <w:numFmt w:val="lowerLetter"/>
+      <w:lvlText w:val="%5."/>
+      <w:lvlJc w:val="left"/>
+      <w:pPr>
+        <w:ind w:left="3949" w:hanging="360"/>
+      </w:pPr>
+    </w:lvl>
+    <w:lvl w:ilvl="5" w:tplc="0409001B" w:tentative="1">
+      <w:start w:val="1"/>
+      <w:numFmt w:val="lowerRoman"/>
+      <w:lvlText w:val="%6."/>
+      <w:lvlJc w:val="right"/>
+      <w:pPr>
+        <w:ind w:left="4669" w:hanging="180"/>
+      </w:pPr>
+    </w:lvl>
+    <w:lvl w:ilvl="6" w:tplc="0409000F" w:tentative="1">
+      <w:start w:val="1"/>
+      <w:numFmt w:val="decimal"/>
+      <w:lvlText w:val="%7."/>
+      <w:lvlJc w:val="left"/>
+      <w:pPr>
+        <w:ind w:left="5389" w:hanging="360"/>
+      </w:pPr>
+    </w:lvl>
+    <w:lvl w:ilvl="7" w:tplc="04090019" w:tentative="1">
+      <w:start w:val="1"/>
+      <w:numFmt w:val="lowerLetter"/>
+      <w:lvlText w:val="%8."/>
+      <w:lvlJc w:val="left"/>
+      <w:pPr>
+        <w:ind w:left="6109" w:hanging="360"/>
+      </w:pPr>
+    </w:lvl>
+    <w:lvl w:ilvl="8" w:tplc="0409001B" w:tentative="1">
+      <w:start w:val="1"/>
+      <w:numFmt w:val="lowerRoman"/>
+      <w:lvlText w:val="%9."/>
+      <w:lvlJc w:val="right"/>
+      <w:pPr>
+        <w:ind w:left="6829" w:hanging="180"/>
+      </w:pPr>
+    </w:lvl>
+  </w:abstractNum>
+  <w:abstractNum w:abstractNumId="11" w15:restartNumberingAfterBreak="0">
+    <w:nsid w:val="46AA1C98"/>
+    <w:multiLevelType w:val="hybridMultilevel"/>
+    <w:tmpl w:val="0E923ED0"/>
+    <w:lvl w:ilvl="0" w:tplc="0409000F">
+      <w:start w:val="1"/>
+      <w:numFmt w:val="decimal"/>
+      <w:lvlText w:val="%1."/>
+      <w:lvlJc w:val="left"/>
+      <w:pPr>
+        <w:ind w:left="720" w:hanging="360"/>
+      </w:pPr>
+      <w:rPr>
+        <w:rFonts w:hint="default"/>
+      </w:rPr>
+    </w:lvl>
+    <w:lvl w:ilvl="1" w:tplc="04090019" w:tentative="1">
+      <w:start w:val="1"/>
+      <w:numFmt w:val="lowerLetter"/>
+      <w:lvlText w:val="%2."/>
+      <w:lvlJc w:val="left"/>
+      <w:pPr>
+        <w:ind w:left="1440" w:hanging="360"/>
+      </w:pPr>
+    </w:lvl>
+    <w:lvl w:ilvl="2" w:tplc="0409001B" w:tentative="1">
+      <w:start w:val="1"/>
+      <w:numFmt w:val="lowerRoman"/>
+      <w:lvlText w:val="%3."/>
+      <w:lvlJc w:val="right"/>
+      <w:pPr>
+        <w:ind w:left="2160" w:hanging="180"/>
+      </w:pPr>
+    </w:lvl>
+    <w:lvl w:ilvl="3" w:tplc="0409000F" w:tentative="1">
+      <w:start w:val="1"/>
+      <w:numFmt w:val="decimal"/>
+      <w:lvlText w:val="%4."/>
+      <w:lvlJc w:val="left"/>
+      <w:pPr>
+        <w:ind w:left="2880" w:hanging="360"/>
+      </w:pPr>
+    </w:lvl>
+    <w:lvl w:ilvl="4" w:tplc="04090019" w:tentative="1">
+      <w:start w:val="1"/>
+      <w:numFmt w:val="lowerLetter"/>
+      <w:lvlText w:val="%5."/>
+      <w:lvlJc w:val="left"/>
+      <w:pPr>
+        <w:ind w:left="3600" w:hanging="360"/>
+      </w:pPr>
+    </w:lvl>
+    <w:lvl w:ilvl="5" w:tplc="0409001B" w:tentative="1">
+      <w:start w:val="1"/>
+      <w:numFmt w:val="lowerRoman"/>
+      <w:lvlText w:val="%6."/>
+      <w:lvlJc w:val="right"/>
+      <w:pPr>
+        <w:ind w:left="4320" w:hanging="180"/>
+      </w:pPr>
+    </w:lvl>
+    <w:lvl w:ilvl="6" w:tplc="0409000F" w:tentative="1">
+      <w:start w:val="1"/>
+      <w:numFmt w:val="decimal"/>
+      <w:lvlText w:val="%7."/>
+      <w:lvlJc w:val="left"/>
+      <w:pPr>
+        <w:ind w:left="5040" w:hanging="360"/>
+      </w:pPr>
+    </w:lvl>
+    <w:lvl w:ilvl="7" w:tplc="04090019" w:tentative="1">
+      <w:start w:val="1"/>
+      <w:numFmt w:val="lowerLetter"/>
+      <w:lvlText w:val="%8."/>
+      <w:lvlJc w:val="left"/>
+      <w:pPr>
+        <w:ind w:left="5760" w:hanging="360"/>
+      </w:pPr>
+    </w:lvl>
+    <w:lvl w:ilvl="8" w:tplc="0409001B" w:tentative="1">
+      <w:start w:val="1"/>
+      <w:numFmt w:val="lowerRoman"/>
+      <w:lvlText w:val="%9."/>
+      <w:lvlJc w:val="right"/>
+      <w:pPr>
+        <w:ind w:left="6480" w:hanging="180"/>
+      </w:pPr>
+    </w:lvl>
+  </w:abstractNum>
+  <w:abstractNum w:abstractNumId="12" w15:restartNumberingAfterBreak="0">
     <w:nsid w:val="4B473990"/>
     <w:multiLevelType w:val="hybridMultilevel"/>
     <w:tmpl w:val="C90EC702"/>
@@ -1825,7 +5547,7 @@
       </w:pPr>
     </w:lvl>
   </w:abstractNum>
-  <w:abstractNum w:abstractNumId="7" w15:restartNumberingAfterBreak="0">
+  <w:abstractNum w:abstractNumId="13" w15:restartNumberingAfterBreak="0">
     <w:nsid w:val="4ED04FE1"/>
     <w:multiLevelType w:val="multilevel"/>
     <w:tmpl w:val="66BEEB1C"/>
@@ -1974,7 +5696,7 @@
       </w:rPr>
     </w:lvl>
   </w:abstractNum>
-  <w:abstractNum w:abstractNumId="8" w15:restartNumberingAfterBreak="0">
+  <w:abstractNum w:abstractNumId="14" w15:restartNumberingAfterBreak="0">
     <w:nsid w:val="56635F73"/>
     <w:multiLevelType w:val="multilevel"/>
     <w:tmpl w:val="283A8BE8"/>
@@ -2123,7 +5845,7 @@
       </w:rPr>
     </w:lvl>
   </w:abstractNum>
-  <w:abstractNum w:abstractNumId="9" w15:restartNumberingAfterBreak="0">
+  <w:abstractNum w:abstractNumId="15" w15:restartNumberingAfterBreak="0">
     <w:nsid w:val="5FCA13E6"/>
     <w:multiLevelType w:val="multilevel"/>
     <w:tmpl w:val="FA485FBE"/>
@@ -2236,7 +5958,187 @@
       </w:rPr>
     </w:lvl>
   </w:abstractNum>
-  <w:abstractNum w:abstractNumId="10" w15:restartNumberingAfterBreak="0">
+  <w:abstractNum w:abstractNumId="16" w15:restartNumberingAfterBreak="0">
+    <w:nsid w:val="62912637"/>
+    <w:multiLevelType w:val="hybridMultilevel"/>
+    <w:tmpl w:val="6A3CFACC"/>
+    <w:lvl w:ilvl="0" w:tplc="9E18946C">
+      <w:start w:val="1"/>
+      <w:numFmt w:val="decimal"/>
+      <w:lvlText w:val="%1."/>
+      <w:lvlJc w:val="left"/>
+      <w:pPr>
+        <w:ind w:left="1069" w:hanging="360"/>
+      </w:pPr>
+      <w:rPr>
+        <w:rFonts w:hint="default"/>
+      </w:rPr>
+    </w:lvl>
+    <w:lvl w:ilvl="1" w:tplc="04090019" w:tentative="1">
+      <w:start w:val="1"/>
+      <w:numFmt w:val="lowerLetter"/>
+      <w:lvlText w:val="%2."/>
+      <w:lvlJc w:val="left"/>
+      <w:pPr>
+        <w:ind w:left="1789" w:hanging="360"/>
+      </w:pPr>
+    </w:lvl>
+    <w:lvl w:ilvl="2" w:tplc="0409001B" w:tentative="1">
+      <w:start w:val="1"/>
+      <w:numFmt w:val="lowerRoman"/>
+      <w:lvlText w:val="%3."/>
+      <w:lvlJc w:val="right"/>
+      <w:pPr>
+        <w:ind w:left="2509" w:hanging="180"/>
+      </w:pPr>
+    </w:lvl>
+    <w:lvl w:ilvl="3" w:tplc="0409000F" w:tentative="1">
+      <w:start w:val="1"/>
+      <w:numFmt w:val="decimal"/>
+      <w:lvlText w:val="%4."/>
+      <w:lvlJc w:val="left"/>
+      <w:pPr>
+        <w:ind w:left="3229" w:hanging="360"/>
+      </w:pPr>
+    </w:lvl>
+    <w:lvl w:ilvl="4" w:tplc="04090019" w:tentative="1">
+      <w:start w:val="1"/>
+      <w:numFmt w:val="lowerLetter"/>
+      <w:lvlText w:val="%5."/>
+      <w:lvlJc w:val="left"/>
+      <w:pPr>
+        <w:ind w:left="3949" w:hanging="360"/>
+      </w:pPr>
+    </w:lvl>
+    <w:lvl w:ilvl="5" w:tplc="0409001B" w:tentative="1">
+      <w:start w:val="1"/>
+      <w:numFmt w:val="lowerRoman"/>
+      <w:lvlText w:val="%6."/>
+      <w:lvlJc w:val="right"/>
+      <w:pPr>
+        <w:ind w:left="4669" w:hanging="180"/>
+      </w:pPr>
+    </w:lvl>
+    <w:lvl w:ilvl="6" w:tplc="0409000F" w:tentative="1">
+      <w:start w:val="1"/>
+      <w:numFmt w:val="decimal"/>
+      <w:lvlText w:val="%7."/>
+      <w:lvlJc w:val="left"/>
+      <w:pPr>
+        <w:ind w:left="5389" w:hanging="360"/>
+      </w:pPr>
+    </w:lvl>
+    <w:lvl w:ilvl="7" w:tplc="04090019" w:tentative="1">
+      <w:start w:val="1"/>
+      <w:numFmt w:val="lowerLetter"/>
+      <w:lvlText w:val="%8."/>
+      <w:lvlJc w:val="left"/>
+      <w:pPr>
+        <w:ind w:left="6109" w:hanging="360"/>
+      </w:pPr>
+    </w:lvl>
+    <w:lvl w:ilvl="8" w:tplc="0409001B" w:tentative="1">
+      <w:start w:val="1"/>
+      <w:numFmt w:val="lowerRoman"/>
+      <w:lvlText w:val="%9."/>
+      <w:lvlJc w:val="right"/>
+      <w:pPr>
+        <w:ind w:left="6829" w:hanging="180"/>
+      </w:pPr>
+    </w:lvl>
+  </w:abstractNum>
+  <w:abstractNum w:abstractNumId="17" w15:restartNumberingAfterBreak="0">
+    <w:nsid w:val="69DB4B4B"/>
+    <w:multiLevelType w:val="hybridMultilevel"/>
+    <w:tmpl w:val="3530FEC6"/>
+    <w:lvl w:ilvl="0" w:tplc="B4E64DB2">
+      <w:start w:val="1"/>
+      <w:numFmt w:val="decimal"/>
+      <w:lvlText w:val="%1."/>
+      <w:lvlJc w:val="left"/>
+      <w:pPr>
+        <w:ind w:left="1069" w:hanging="360"/>
+      </w:pPr>
+      <w:rPr>
+        <w:rFonts w:hint="default"/>
+        <w:b/>
+        <w:bCs/>
+      </w:rPr>
+    </w:lvl>
+    <w:lvl w:ilvl="1" w:tplc="04090019" w:tentative="1">
+      <w:start w:val="1"/>
+      <w:numFmt w:val="lowerLetter"/>
+      <w:lvlText w:val="%2."/>
+      <w:lvlJc w:val="left"/>
+      <w:pPr>
+        <w:ind w:left="1789" w:hanging="360"/>
+      </w:pPr>
+    </w:lvl>
+    <w:lvl w:ilvl="2" w:tplc="0409001B" w:tentative="1">
+      <w:start w:val="1"/>
+      <w:numFmt w:val="lowerRoman"/>
+      <w:lvlText w:val="%3."/>
+      <w:lvlJc w:val="right"/>
+      <w:pPr>
+        <w:ind w:left="2509" w:hanging="180"/>
+      </w:pPr>
+    </w:lvl>
+    <w:lvl w:ilvl="3" w:tplc="0409000F" w:tentative="1">
+      <w:start w:val="1"/>
+      <w:numFmt w:val="decimal"/>
+      <w:lvlText w:val="%4."/>
+      <w:lvlJc w:val="left"/>
+      <w:pPr>
+        <w:ind w:left="3229" w:hanging="360"/>
+      </w:pPr>
+    </w:lvl>
+    <w:lvl w:ilvl="4" w:tplc="04090019" w:tentative="1">
+      <w:start w:val="1"/>
+      <w:numFmt w:val="lowerLetter"/>
+      <w:lvlText w:val="%5."/>
+      <w:lvlJc w:val="left"/>
+      <w:pPr>
+        <w:ind w:left="3949" w:hanging="360"/>
+      </w:pPr>
+    </w:lvl>
+    <w:lvl w:ilvl="5" w:tplc="0409001B" w:tentative="1">
+      <w:start w:val="1"/>
+      <w:numFmt w:val="lowerRoman"/>
+      <w:lvlText w:val="%6."/>
+      <w:lvlJc w:val="right"/>
+      <w:pPr>
+        <w:ind w:left="4669" w:hanging="180"/>
+      </w:pPr>
+    </w:lvl>
+    <w:lvl w:ilvl="6" w:tplc="0409000F" w:tentative="1">
+      <w:start w:val="1"/>
+      <w:numFmt w:val="decimal"/>
+      <w:lvlText w:val="%7."/>
+      <w:lvlJc w:val="left"/>
+      <w:pPr>
+        <w:ind w:left="5389" w:hanging="360"/>
+      </w:pPr>
+    </w:lvl>
+    <w:lvl w:ilvl="7" w:tplc="04090019" w:tentative="1">
+      <w:start w:val="1"/>
+      <w:numFmt w:val="lowerLetter"/>
+      <w:lvlText w:val="%8."/>
+      <w:lvlJc w:val="left"/>
+      <w:pPr>
+        <w:ind w:left="6109" w:hanging="360"/>
+      </w:pPr>
+    </w:lvl>
+    <w:lvl w:ilvl="8" w:tplc="0409001B" w:tentative="1">
+      <w:start w:val="1"/>
+      <w:numFmt w:val="lowerRoman"/>
+      <w:lvlText w:val="%9."/>
+      <w:lvlJc w:val="right"/>
+      <w:pPr>
+        <w:ind w:left="6829" w:hanging="180"/>
+      </w:pPr>
+    </w:lvl>
+  </w:abstractNum>
+  <w:abstractNum w:abstractNumId="18" w15:restartNumberingAfterBreak="0">
     <w:nsid w:val="6DEA720F"/>
     <w:multiLevelType w:val="hybridMultilevel"/>
     <w:tmpl w:val="FCFE51F4"/>
@@ -2323,7 +6225,7 @@
       </w:pPr>
     </w:lvl>
   </w:abstractNum>
-  <w:abstractNum w:abstractNumId="11" w15:restartNumberingAfterBreak="0">
+  <w:abstractNum w:abstractNumId="19" w15:restartNumberingAfterBreak="0">
     <w:nsid w:val="6EF44719"/>
     <w:multiLevelType w:val="multilevel"/>
     <w:tmpl w:val="BD92FAA8"/>
@@ -2472,7 +6374,7 @@
       </w:rPr>
     </w:lvl>
   </w:abstractNum>
-  <w:abstractNum w:abstractNumId="12" w15:restartNumberingAfterBreak="0">
+  <w:abstractNum w:abstractNumId="20" w15:restartNumberingAfterBreak="0">
     <w:nsid w:val="7021601E"/>
     <w:multiLevelType w:val="multilevel"/>
     <w:tmpl w:val="77CA265A"/>
@@ -2621,7 +6523,98 @@
       </w:rPr>
     </w:lvl>
   </w:abstractNum>
-  <w:abstractNum w:abstractNumId="13" w15:restartNumberingAfterBreak="0">
+  <w:abstractNum w:abstractNumId="21" w15:restartNumberingAfterBreak="0">
+    <w:nsid w:val="7332119C"/>
+    <w:multiLevelType w:val="hybridMultilevel"/>
+    <w:tmpl w:val="B694F1FC"/>
+    <w:lvl w:ilvl="0" w:tplc="10D8A754">
+      <w:start w:val="1"/>
+      <w:numFmt w:val="decimal"/>
+      <w:lvlText w:val="%1."/>
+      <w:lvlJc w:val="left"/>
+      <w:pPr>
+        <w:ind w:left="1069" w:hanging="360"/>
+      </w:pPr>
+      <w:rPr>
+        <w:rFonts w:hint="default"/>
+        <w:b/>
+        <w:bCs/>
+      </w:rPr>
+    </w:lvl>
+    <w:lvl w:ilvl="1" w:tplc="04090019" w:tentative="1">
+      <w:start w:val="1"/>
+      <w:numFmt w:val="lowerLetter"/>
+      <w:lvlText w:val="%2."/>
+      <w:lvlJc w:val="left"/>
+      <w:pPr>
+        <w:ind w:left="1789" w:hanging="360"/>
+      </w:pPr>
+    </w:lvl>
+    <w:lvl w:ilvl="2" w:tplc="0409001B" w:tentative="1">
+      <w:start w:val="1"/>
+      <w:numFmt w:val="lowerRoman"/>
+      <w:lvlText w:val="%3."/>
+      <w:lvlJc w:val="right"/>
+      <w:pPr>
+        <w:ind w:left="2509" w:hanging="180"/>
+      </w:pPr>
+    </w:lvl>
+    <w:lvl w:ilvl="3" w:tplc="0409000F" w:tentative="1">
+      <w:start w:val="1"/>
+      <w:numFmt w:val="decimal"/>
+      <w:lvlText w:val="%4."/>
+      <w:lvlJc w:val="left"/>
+      <w:pPr>
+        <w:ind w:left="3229" w:hanging="360"/>
+      </w:pPr>
+    </w:lvl>
+    <w:lvl w:ilvl="4" w:tplc="04090019" w:tentative="1">
+      <w:start w:val="1"/>
+      <w:numFmt w:val="lowerLetter"/>
+      <w:lvlText w:val="%5."/>
+      <w:lvlJc w:val="left"/>
+      <w:pPr>
+        <w:ind w:left="3949" w:hanging="360"/>
+      </w:pPr>
+    </w:lvl>
+    <w:lvl w:ilvl="5" w:tplc="0409001B" w:tentative="1">
+      <w:start w:val="1"/>
+      <w:numFmt w:val="lowerRoman"/>
+      <w:lvlText w:val="%6."/>
+      <w:lvlJc w:val="right"/>
+      <w:pPr>
+        <w:ind w:left="4669" w:hanging="180"/>
+      </w:pPr>
+    </w:lvl>
+    <w:lvl w:ilvl="6" w:tplc="0409000F" w:tentative="1">
+      <w:start w:val="1"/>
+      <w:numFmt w:val="decimal"/>
+      <w:lvlText w:val="%7."/>
+      <w:lvlJc w:val="left"/>
+      <w:pPr>
+        <w:ind w:left="5389" w:hanging="360"/>
+      </w:pPr>
+    </w:lvl>
+    <w:lvl w:ilvl="7" w:tplc="04090019" w:tentative="1">
+      <w:start w:val="1"/>
+      <w:numFmt w:val="lowerLetter"/>
+      <w:lvlText w:val="%8."/>
+      <w:lvlJc w:val="left"/>
+      <w:pPr>
+        <w:ind w:left="6109" w:hanging="360"/>
+      </w:pPr>
+    </w:lvl>
+    <w:lvl w:ilvl="8" w:tplc="0409001B" w:tentative="1">
+      <w:start w:val="1"/>
+      <w:numFmt w:val="lowerRoman"/>
+      <w:lvlText w:val="%9."/>
+      <w:lvlJc w:val="right"/>
+      <w:pPr>
+        <w:ind w:left="6829" w:hanging="180"/>
+      </w:pPr>
+    </w:lvl>
+  </w:abstractNum>
+  <w:abstractNum w:abstractNumId="22" w15:restartNumberingAfterBreak="0">
     <w:nsid w:val="765A2CBA"/>
     <w:multiLevelType w:val="multilevel"/>
     <w:tmpl w:val="476C4952"/>
@@ -2770,7 +6763,185 @@
       </w:rPr>
     </w:lvl>
   </w:abstractNum>
-  <w:abstractNum w:abstractNumId="14" w15:restartNumberingAfterBreak="0">
+  <w:abstractNum w:abstractNumId="23" w15:restartNumberingAfterBreak="0">
+    <w:nsid w:val="78565AED"/>
+    <w:multiLevelType w:val="hybridMultilevel"/>
+    <w:tmpl w:val="EE106944"/>
+    <w:lvl w:ilvl="0" w:tplc="7AE0400E">
+      <w:start w:val="1"/>
+      <w:numFmt w:val="decimal"/>
+      <w:lvlText w:val="%1."/>
+      <w:lvlJc w:val="left"/>
+      <w:pPr>
+        <w:ind w:left="1069" w:hanging="360"/>
+      </w:pPr>
+      <w:rPr>
+        <w:rFonts w:hint="default"/>
+      </w:rPr>
+    </w:lvl>
+    <w:lvl w:ilvl="1" w:tplc="04090019" w:tentative="1">
+      <w:start w:val="1"/>
+      <w:numFmt w:val="lowerLetter"/>
+      <w:lvlText w:val="%2."/>
+      <w:lvlJc w:val="left"/>
+      <w:pPr>
+        <w:ind w:left="1789" w:hanging="360"/>
+      </w:pPr>
+    </w:lvl>
+    <w:lvl w:ilvl="2" w:tplc="0409001B" w:tentative="1">
+      <w:start w:val="1"/>
+      <w:numFmt w:val="lowerRoman"/>
+      <w:lvlText w:val="%3."/>
+      <w:lvlJc w:val="right"/>
+      <w:pPr>
+        <w:ind w:left="2509" w:hanging="180"/>
+      </w:pPr>
+    </w:lvl>
+    <w:lvl w:ilvl="3" w:tplc="0409000F" w:tentative="1">
+      <w:start w:val="1"/>
+      <w:numFmt w:val="decimal"/>
+      <w:lvlText w:val="%4."/>
+      <w:lvlJc w:val="left"/>
+      <w:pPr>
+        <w:ind w:left="3229" w:hanging="360"/>
+      </w:pPr>
+    </w:lvl>
+    <w:lvl w:ilvl="4" w:tplc="04090019" w:tentative="1">
+      <w:start w:val="1"/>
+      <w:numFmt w:val="lowerLetter"/>
+      <w:lvlText w:val="%5."/>
+      <w:lvlJc w:val="left"/>
+      <w:pPr>
+        <w:ind w:left="3949" w:hanging="360"/>
+      </w:pPr>
+    </w:lvl>
+    <w:lvl w:ilvl="5" w:tplc="0409001B" w:tentative="1">
+      <w:start w:val="1"/>
+      <w:numFmt w:val="lowerRoman"/>
+      <w:lvlText w:val="%6."/>
+      <w:lvlJc w:val="right"/>
+      <w:pPr>
+        <w:ind w:left="4669" w:hanging="180"/>
+      </w:pPr>
+    </w:lvl>
+    <w:lvl w:ilvl="6" w:tplc="0409000F" w:tentative="1">
+      <w:start w:val="1"/>
+      <w:numFmt w:val="decimal"/>
+      <w:lvlText w:val="%7."/>
+      <w:lvlJc w:val="left"/>
+      <w:pPr>
+        <w:ind w:left="5389" w:hanging="360"/>
+      </w:pPr>
+    </w:lvl>
+    <w:lvl w:ilvl="7" w:tplc="04090019" w:tentative="1">
+      <w:start w:val="1"/>
+      <w:numFmt w:val="lowerLetter"/>
+      <w:lvlText w:val="%8."/>
+      <w:lvlJc w:val="left"/>
+      <w:pPr>
+        <w:ind w:left="6109" w:hanging="360"/>
+      </w:pPr>
+    </w:lvl>
+    <w:lvl w:ilvl="8" w:tplc="0409001B" w:tentative="1">
+      <w:start w:val="1"/>
+      <w:numFmt w:val="lowerRoman"/>
+      <w:lvlText w:val="%9."/>
+      <w:lvlJc w:val="right"/>
+      <w:pPr>
+        <w:ind w:left="6829" w:hanging="180"/>
+      </w:pPr>
+    </w:lvl>
+  </w:abstractNum>
+  <w:abstractNum w:abstractNumId="24" w15:restartNumberingAfterBreak="0">
+    <w:nsid w:val="7C9A7A07"/>
+    <w:multiLevelType w:val="hybridMultilevel"/>
+    <w:tmpl w:val="D2B62B32"/>
+    <w:lvl w:ilvl="0" w:tplc="E736A9DC">
+      <w:start w:val="1"/>
+      <w:numFmt w:val="decimal"/>
+      <w:lvlText w:val="%1."/>
+      <w:lvlJc w:val="left"/>
+      <w:pPr>
+        <w:ind w:left="1069" w:hanging="360"/>
+      </w:pPr>
+      <w:rPr>
+        <w:rFonts w:hint="default"/>
+      </w:rPr>
+    </w:lvl>
+    <w:lvl w:ilvl="1" w:tplc="04090019" w:tentative="1">
+      <w:start w:val="1"/>
+      <w:numFmt w:val="lowerLetter"/>
+      <w:lvlText w:val="%2."/>
+      <w:lvlJc w:val="left"/>
+      <w:pPr>
+        <w:ind w:left="1789" w:hanging="360"/>
+      </w:pPr>
+    </w:lvl>
+    <w:lvl w:ilvl="2" w:tplc="0409001B" w:tentative="1">
+      <w:start w:val="1"/>
+      <w:numFmt w:val="lowerRoman"/>
+      <w:lvlText w:val="%3."/>
+      <w:lvlJc w:val="right"/>
+      <w:pPr>
+        <w:ind w:left="2509" w:hanging="180"/>
+      </w:pPr>
+    </w:lvl>
+    <w:lvl w:ilvl="3" w:tplc="0409000F" w:tentative="1">
+      <w:start w:val="1"/>
+      <w:numFmt w:val="decimal"/>
+      <w:lvlText w:val="%4."/>
+      <w:lvlJc w:val="left"/>
+      <w:pPr>
+        <w:ind w:left="3229" w:hanging="360"/>
+      </w:pPr>
+    </w:lvl>
+    <w:lvl w:ilvl="4" w:tplc="04090019" w:tentative="1">
+      <w:start w:val="1"/>
+      <w:numFmt w:val="lowerLetter"/>
+      <w:lvlText w:val="%5."/>
+      <w:lvlJc w:val="left"/>
+      <w:pPr>
+        <w:ind w:left="3949" w:hanging="360"/>
+      </w:pPr>
+    </w:lvl>
+    <w:lvl w:ilvl="5" w:tplc="0409001B" w:tentative="1">
+      <w:start w:val="1"/>
+      <w:numFmt w:val="lowerRoman"/>
+      <w:lvlText w:val="%6."/>
+      <w:lvlJc w:val="right"/>
+      <w:pPr>
+        <w:ind w:left="4669" w:hanging="180"/>
+      </w:pPr>
+    </w:lvl>
+    <w:lvl w:ilvl="6" w:tplc="0409000F" w:tentative="1">
+      <w:start w:val="1"/>
+      <w:numFmt w:val="decimal"/>
+      <w:lvlText w:val="%7."/>
+      <w:lvlJc w:val="left"/>
+      <w:pPr>
+        <w:ind w:left="5389" w:hanging="360"/>
+      </w:pPr>
+    </w:lvl>
+    <w:lvl w:ilvl="7" w:tplc="04090019" w:tentative="1">
+      <w:start w:val="1"/>
+      <w:numFmt w:val="lowerLetter"/>
+      <w:lvlText w:val="%8."/>
+      <w:lvlJc w:val="left"/>
+      <w:pPr>
+        <w:ind w:left="6109" w:hanging="360"/>
+      </w:pPr>
+    </w:lvl>
+    <w:lvl w:ilvl="8" w:tplc="0409001B" w:tentative="1">
+      <w:start w:val="1"/>
+      <w:numFmt w:val="lowerRoman"/>
+      <w:lvlText w:val="%9."/>
+      <w:lvlJc w:val="right"/>
+      <w:pPr>
+        <w:ind w:left="6829" w:hanging="180"/>
+      </w:pPr>
+    </w:lvl>
+  </w:abstractNum>
+  <w:abstractNum w:abstractNumId="25" w15:restartNumberingAfterBreak="0">
     <w:nsid w:val="7F33293C"/>
     <w:multiLevelType w:val="multilevel"/>
     <w:tmpl w:val="2C80AA64"/>
@@ -2920,31 +7091,31 @@
     </w:lvl>
   </w:abstractNum>
   <w:num w:numId="1" w16cid:durableId="1299333306">
-    <w:abstractNumId w:val="9"/>
+    <w:abstractNumId w:val="15"/>
   </w:num>
   <w:num w:numId="2" w16cid:durableId="1302615808">
-    <w:abstractNumId w:val="11"/>
+    <w:abstractNumId w:val="19"/>
   </w:num>
   <w:num w:numId="3" w16cid:durableId="1671564955">
+    <w:abstractNumId w:val="14"/>
+  </w:num>
+  <w:num w:numId="4" w16cid:durableId="1462266803">
+    <w:abstractNumId w:val="20"/>
+  </w:num>
+  <w:num w:numId="5" w16cid:durableId="1324696298">
     <w:abstractNumId w:val="8"/>
   </w:num>
-  <w:num w:numId="4" w16cid:durableId="1462266803">
-    <w:abstractNumId w:val="12"/>
-  </w:num>
-  <w:num w:numId="5" w16cid:durableId="1324696298">
+  <w:num w:numId="6" w16cid:durableId="833838716">
     <w:abstractNumId w:val="5"/>
   </w:num>
-  <w:num w:numId="6" w16cid:durableId="833838716">
-    <w:abstractNumId w:val="3"/>
-  </w:num>
   <w:num w:numId="7" w16cid:durableId="810438568">
-    <w:abstractNumId w:val="14"/>
+    <w:abstractNumId w:val="25"/>
   </w:num>
   <w:num w:numId="8" w16cid:durableId="1780566974">
-    <w:abstractNumId w:val="4"/>
+    <w:abstractNumId w:val="6"/>
   </w:num>
   <w:num w:numId="9" w16cid:durableId="611713867">
-    <w:abstractNumId w:val="13"/>
+    <w:abstractNumId w:val="22"/>
   </w:num>
   <w:num w:numId="10" w16cid:durableId="634068673">
     <w:abstractNumId w:val="0"/>
@@ -2953,16 +7124,49 @@
     <w:abstractNumId w:val="1"/>
   </w:num>
   <w:num w:numId="12" w16cid:durableId="530649089">
-    <w:abstractNumId w:val="7"/>
+    <w:abstractNumId w:val="13"/>
   </w:num>
   <w:num w:numId="13" w16cid:durableId="1742943886">
     <w:abstractNumId w:val="2"/>
   </w:num>
   <w:num w:numId="14" w16cid:durableId="2000575062">
+    <w:abstractNumId w:val="18"/>
+  </w:num>
+  <w:num w:numId="15" w16cid:durableId="34669371">
+    <w:abstractNumId w:val="12"/>
+  </w:num>
+  <w:num w:numId="16" w16cid:durableId="697897504">
     <w:abstractNumId w:val="10"/>
   </w:num>
-  <w:num w:numId="15" w16cid:durableId="34669371">
-    <w:abstractNumId w:val="6"/>
+  <w:num w:numId="17" w16cid:durableId="1181240041">
+    <w:abstractNumId w:val="7"/>
+  </w:num>
+  <w:num w:numId="18" w16cid:durableId="458845672">
+    <w:abstractNumId w:val="17"/>
+  </w:num>
+  <w:num w:numId="19" w16cid:durableId="1158500225">
+    <w:abstractNumId w:val="23"/>
+  </w:num>
+  <w:num w:numId="20" w16cid:durableId="275253615">
+    <w:abstractNumId w:val="3"/>
+  </w:num>
+  <w:num w:numId="21" w16cid:durableId="191503159">
+    <w:abstractNumId w:val="16"/>
+  </w:num>
+  <w:num w:numId="22" w16cid:durableId="239757473">
+    <w:abstractNumId w:val="21"/>
+  </w:num>
+  <w:num w:numId="23" w16cid:durableId="27995463">
+    <w:abstractNumId w:val="9"/>
+  </w:num>
+  <w:num w:numId="24" w16cid:durableId="721638451">
+    <w:abstractNumId w:val="24"/>
+  </w:num>
+  <w:num w:numId="25" w16cid:durableId="1707290233">
+    <w:abstractNumId w:val="11"/>
+  </w:num>
+  <w:num w:numId="26" w16cid:durableId="733966436">
+    <w:abstractNumId w:val="4"/>
   </w:num>
 </w:numbering>
 </file>
@@ -3389,7 +7593,6 @@
   <w:style w:type="character" w:default="1" w:styleId="DefaultParagraphFont">
     <w:name w:val="Default Paragraph Font"/>
     <w:uiPriority w:val="1"/>
-    <w:semiHidden/>
     <w:unhideWhenUsed/>
   </w:style>
   <w:style w:type="table" w:default="1" w:styleId="TableNormal">
@@ -3877,6 +8080,20 @@
     <w:pitch w:val="variable"/>
     <w:sig w:usb0="800002E7" w:usb1="2AC7FCFF" w:usb2="00000012" w:usb3="00000000" w:csb0="0002009F" w:csb1="00000000"/>
   </w:font>
+  <w:font w:name="Consolas">
+    <w:panose1 w:val="020B0609020204030204"/>
+    <w:charset w:val="00"/>
+    <w:family w:val="modern"/>
+    <w:pitch w:val="fixed"/>
+    <w:sig w:usb0="E00006FF" w:usb1="0000FCFF" w:usb2="00000001" w:usb3="00000000" w:csb0="0000019F" w:csb1="00000000"/>
+  </w:font>
+  <w:font w:name="Cambria Math">
+    <w:panose1 w:val="02040503050406030204"/>
+    <w:charset w:val="00"/>
+    <w:family w:val="roman"/>
+    <w:pitch w:val="variable"/>
+    <w:sig w:usb0="E00006FF" w:usb1="420024FF" w:usb2="02000000" w:usb3="00000000" w:csb0="0000019F" w:csb1="00000000"/>
+  </w:font>
   <w:font w:name="Aptos">
     <w:charset w:val="00"/>
     <w:family w:val="swiss"/>
@@ -3921,6 +8138,7 @@
     <w:rsid w:val="00206E57"/>
     <w:rsid w:val="00265620"/>
     <w:rsid w:val="002A68C8"/>
+    <w:rsid w:val="003210B1"/>
     <w:rsid w:val="0035126F"/>
     <w:rsid w:val="00383425"/>
     <w:rsid w:val="003A0B2B"/>
@@ -3945,10 +8163,12 @@
     <w:rsid w:val="00B77ABD"/>
     <w:rsid w:val="00C32059"/>
     <w:rsid w:val="00C957F0"/>
+    <w:rsid w:val="00D01EC0"/>
     <w:rsid w:val="00D77460"/>
     <w:rsid w:val="00DB0B32"/>
     <w:rsid w:val="00F348EA"/>
     <w:rsid w:val="00F63A52"/>
+    <w:rsid w:val="00F64496"/>
     <w:rsid w:val="00FD1375"/>
   </w:rsids>
   <m:mathPr>
@@ -4409,7 +8629,7 @@
     <w:basedOn w:val="DefaultParagraphFont"/>
     <w:uiPriority w:val="99"/>
     <w:semiHidden/>
-    <w:rsid w:val="00FD1375"/>
+    <w:rsid w:val="00D01EC0"/>
     <w:rPr>
       <w:color w:val="808080"/>
     </w:rPr>
@@ -4720,25 +8940,16 @@
 </file>
 
 <file path=customXml/item1.xml><?xml version="1.0" encoding="utf-8"?>
+<b:Sources xmlns:b="http://schemas.openxmlformats.org/officeDocument/2006/bibliography" xmlns="http://schemas.openxmlformats.org/officeDocument/2006/bibliography" SelectedStyle="\APASixthEditionOfficeOnline.xsl" StyleName="APA" Version="6"/>
+</file>
+
+<file path=customXml/item2.xml><?xml version="1.0" encoding="utf-8"?>
 <p:properties xmlns:p="http://schemas.microsoft.com/office/2006/metadata/properties" xmlns:xsi="http://www.w3.org/2001/XMLSchema-instance" xmlns:pc="http://schemas.microsoft.com/office/infopath/2007/PartnerControls">
   <documentManagement/>
 </p:properties>
 </file>
 
-<file path=customXml/item2.xml><?xml version="1.0" encoding="utf-8"?>
-<b:Sources xmlns:b="http://schemas.openxmlformats.org/officeDocument/2006/bibliography" xmlns="http://schemas.openxmlformats.org/officeDocument/2006/bibliography" SelectedStyle="\APASixthEditionOfficeOnline.xsl" StyleName="APA" Version="6"/>
-</file>
-
 <file path=customXml/item3.xml><?xml version="1.0" encoding="utf-8"?>
-<?mso-contentType ?>
-<FormTemplates xmlns="http://schemas.microsoft.com/sharepoint/v3/contenttype/forms">
-  <Display>DocumentLibraryForm</Display>
-  <Edit>DocumentLibraryForm</Edit>
-  <New>DocumentLibraryForm</New>
-</FormTemplates>
-</file>
-
-<file path=customXml/item4.xml><?xml version="1.0" encoding="utf-8"?>
 <ct:contentTypeSchema xmlns:ct="http://schemas.microsoft.com/office/2006/metadata/contentType" xmlns:ma="http://schemas.microsoft.com/office/2006/metadata/properties/metaAttributes" ct:_="" ma:_="" ma:contentTypeName="Dokument" ma:contentTypeID="0x0101003AB2D83F1BFE774693A9D47ED296DF0D" ma:contentTypeVersion="9" ma:contentTypeDescription="Umožňuje vytvoriť nový dokument." ma:contentTypeScope="" ma:versionID="60122e2a515457b5823611993d906c8b">
   <xsd:schema xmlns:xsd="http://www.w3.org/2001/XMLSchema" xmlns:xs="http://www.w3.org/2001/XMLSchema" xmlns:p="http://schemas.microsoft.com/office/2006/metadata/properties" xmlns:ns2="7d1569f7-a9ba-4934-9f41-02a47fb0fb0d" targetNamespace="http://schemas.microsoft.com/office/2006/metadata/properties" ma:root="true" ma:fieldsID="d3efe9633a98463fed113fc2a31a3b47" ns2:_="">
     <xsd:import namespace="7d1569f7-a9ba-4934-9f41-02a47fb0fb0d"/>
@@ -4912,7 +9123,24 @@
 </ct:contentTypeSchema>
 </file>
 
+<file path=customXml/item4.xml><?xml version="1.0" encoding="utf-8"?>
+<?mso-contentType ?>
+<FormTemplates xmlns="http://schemas.microsoft.com/sharepoint/v3/contenttype/forms">
+  <Display>DocumentLibraryForm</Display>
+  <Edit>DocumentLibraryForm</Edit>
+  <New>DocumentLibraryForm</New>
+</FormTemplates>
+</file>
+
 <file path=customXml/itemProps1.xml><?xml version="1.0" encoding="utf-8"?>
+<ds:datastoreItem xmlns:ds="http://schemas.openxmlformats.org/officeDocument/2006/customXml" ds:itemID="{DC141BBF-D250-46B3-8BB9-3FC834D9A0D1}">
+  <ds:schemaRefs>
+    <ds:schemaRef ds:uri="http://schemas.openxmlformats.org/officeDocument/2006/bibliography"/>
+  </ds:schemaRefs>
+</ds:datastoreItem>
+</file>
+
+<file path=customXml/itemProps2.xml><?xml version="1.0" encoding="utf-8"?>
 <ds:datastoreItem xmlns:ds="http://schemas.openxmlformats.org/officeDocument/2006/customXml" ds:itemID="{FE7A2F48-B42E-4D81-8042-A4FF78073969}">
   <ds:schemaRefs>
     <ds:schemaRef ds:uri="http://schemas.microsoft.com/office/2006/metadata/properties"/>
@@ -4921,23 +9149,7 @@
 </ds:datastoreItem>
 </file>
 
-<file path=customXml/itemProps2.xml><?xml version="1.0" encoding="utf-8"?>
-<ds:datastoreItem xmlns:ds="http://schemas.openxmlformats.org/officeDocument/2006/customXml" ds:itemID="{DC141BBF-D250-46B3-8BB9-3FC834D9A0D1}">
-  <ds:schemaRefs>
-    <ds:schemaRef ds:uri="http://schemas.openxmlformats.org/officeDocument/2006/bibliography"/>
-  </ds:schemaRefs>
-</ds:datastoreItem>
-</file>
-
 <file path=customXml/itemProps3.xml><?xml version="1.0" encoding="utf-8"?>
-<ds:datastoreItem xmlns:ds="http://schemas.openxmlformats.org/officeDocument/2006/customXml" ds:itemID="{82CF81AA-32B6-4712-911A-7ADBBAC06A62}">
-  <ds:schemaRefs>
-    <ds:schemaRef ds:uri="http://schemas.microsoft.com/sharepoint/v3/contenttype/forms"/>
-  </ds:schemaRefs>
-</ds:datastoreItem>
-</file>
-
-<file path=customXml/itemProps4.xml><?xml version="1.0" encoding="utf-8"?>
 <ds:datastoreItem xmlns:ds="http://schemas.openxmlformats.org/officeDocument/2006/customXml" ds:itemID="{7B2C86A9-DC76-405D-BE13-BFDC736CF9BD}">
   <ds:schemaRefs>
     <ds:schemaRef ds:uri="http://schemas.microsoft.com/office/2006/metadata/contentType"/>
@@ -4953,4 +9165,12 @@
     <ds:schemaRef ds:uri="http://schemas.microsoft.com/internal/obd"/>
   </ds:schemaRefs>
 </ds:datastoreItem>
+</file>
+
+<file path=customXml/itemProps4.xml><?xml version="1.0" encoding="utf-8"?>
+<ds:datastoreItem xmlns:ds="http://schemas.openxmlformats.org/officeDocument/2006/customXml" ds:itemID="{82CF81AA-32B6-4712-911A-7ADBBAC06A62}">
+  <ds:schemaRefs>
+    <ds:schemaRef ds:uri="http://schemas.microsoft.com/sharepoint/v3/contenttype/forms"/>
+  </ds:schemaRefs>
+</ds:datastoreItem>
 </file>
--- a/doc/S1_Zadanie2_Niznansky.docx
+++ b/doc/S1_Zadanie2_Niznansky.docx
@@ -882,14 +882,9 @@
         <w:pStyle w:val="AIKapitola"/>
       </w:pPr>
       <w:bookmarkStart w:id="0" w:name="_Toc243767150"/>
-      <w:proofErr w:type="spellStart"/>
       <w:r>
         <w:lastRenderedPageBreak/>
-        <w:t>Quad</w:t>
-      </w:r>
-      <w:proofErr w:type="spellEnd"/>
-      <w:r>
-        <w:t xml:space="preserve"> Strom implementovaný v semestrálnej práci</w:t>
+        <w:t>Quad Strom implementovaný v semestrálnej práci</w:t>
       </w:r>
       <w:bookmarkEnd w:id="0"/>
     </w:p>
@@ -898,15 +893,7 @@
         <w:pStyle w:val="SPtext"/>
       </w:pPr>
       <w:r>
-        <w:t xml:space="preserve">Pri testovaní </w:t>
-      </w:r>
-      <w:proofErr w:type="spellStart"/>
-      <w:r>
-        <w:t>Quad</w:t>
-      </w:r>
-      <w:proofErr w:type="spellEnd"/>
-      <w:r>
-        <w:t xml:space="preserve"> stromu boli využité celkovo 4 testy:</w:t>
+        <w:t>Pri testovaní Quad stromu boli využité celkovo 4 testy:</w:t>
       </w:r>
     </w:p>
     <w:p>
@@ -935,30 +922,8 @@
         <w:rPr>
           <w:u w:val="single"/>
         </w:rPr>
-        <w:t xml:space="preserve">Apache </w:t>
-      </w:r>
-      <w:proofErr w:type="spellStart"/>
-      <w:r>
-        <w:rPr>
-          <w:u w:val="single"/>
-        </w:rPr>
-        <w:t>NetBeans</w:t>
-      </w:r>
-      <w:proofErr w:type="spellEnd"/>
-      <w:r>
-        <w:rPr>
-          <w:u w:val="single"/>
-        </w:rPr>
-        <w:t xml:space="preserve"> </w:t>
-      </w:r>
-      <w:proofErr w:type="spellStart"/>
-      <w:r>
-        <w:rPr>
-          <w:u w:val="single"/>
-        </w:rPr>
-        <w:t>profilera</w:t>
-      </w:r>
-      <w:proofErr w:type="spellEnd"/>
+        <w:t>Apache NetBeans profilera</w:t>
+      </w:r>
     </w:p>
     <w:p>
       <w:pPr>
@@ -986,30 +951,8 @@
         <w:rPr>
           <w:u w:val="single"/>
         </w:rPr>
-        <w:t xml:space="preserve">Apache </w:t>
-      </w:r>
-      <w:proofErr w:type="spellStart"/>
-      <w:r>
-        <w:rPr>
-          <w:u w:val="single"/>
-        </w:rPr>
-        <w:t>NetBeans</w:t>
-      </w:r>
-      <w:proofErr w:type="spellEnd"/>
-      <w:r>
-        <w:rPr>
-          <w:u w:val="single"/>
-        </w:rPr>
-        <w:t xml:space="preserve"> </w:t>
-      </w:r>
-      <w:proofErr w:type="spellStart"/>
-      <w:r>
-        <w:rPr>
-          <w:u w:val="single"/>
-        </w:rPr>
-        <w:t>profilera</w:t>
-      </w:r>
-      <w:proofErr w:type="spellEnd"/>
+        <w:t>Apache NetBeans profilera</w:t>
+      </w:r>
     </w:p>
     <w:p>
       <w:pPr>
@@ -1121,6 +1064,7 @@
         <w:rPr>
           <w:b/>
           <w:bCs/>
+          <w:noProof/>
         </w:rPr>
         <w:drawing>
           <wp:anchor distT="0" distB="0" distL="114300" distR="114300" simplePos="0" relativeHeight="251661312" behindDoc="0" locked="0" layoutInCell="1" allowOverlap="1" wp14:anchorId="4463E671" wp14:editId="71025A15">
@@ -1276,15 +1220,7 @@
         <w:pStyle w:val="SPtext"/>
       </w:pPr>
       <w:r>
-        <w:t xml:space="preserve">Pri testovaní </w:t>
-      </w:r>
-      <w:proofErr w:type="spellStart"/>
-      <w:r>
-        <w:t>Quad</w:t>
-      </w:r>
-      <w:proofErr w:type="spellEnd"/>
-      <w:r>
-        <w:t xml:space="preserve"> stromu boli využité celkovo 4 testy:</w:t>
+        <w:t>Pri testovaní Quad stromu boli využité celkovo 4 testy:</w:t>
       </w:r>
     </w:p>
     <w:p>
@@ -1301,14 +1237,7 @@
           <w:b/>
           <w:bCs/>
         </w:rPr>
-        <w:t xml:space="preserve">1. </w:t>
-      </w:r>
-      <w:r>
-        <w:rPr>
-          <w:b/>
-          <w:bCs/>
-        </w:rPr>
-        <w:t>Rýchlostný test operácie vloženia:</w:t>
+        <w:t>1. Rýchlostný test operácie vloženia:</w:t>
       </w:r>
       <w:r>
         <w:t xml:space="preserve"> meranie času, za ktorý sa dáta zo zadaného súboru ‚slovakia_nodes.csv‘ vložili do štruktúry pomocou </w:t>
@@ -1317,30 +1246,8 @@
         <w:rPr>
           <w:u w:val="single"/>
         </w:rPr>
-        <w:t xml:space="preserve">Apache </w:t>
-      </w:r>
-      <w:proofErr w:type="spellStart"/>
-      <w:r>
-        <w:rPr>
-          <w:u w:val="single"/>
-        </w:rPr>
-        <w:t>NetBeans</w:t>
-      </w:r>
-      <w:proofErr w:type="spellEnd"/>
-      <w:r>
-        <w:rPr>
-          <w:u w:val="single"/>
-        </w:rPr>
-        <w:t xml:space="preserve"> </w:t>
-      </w:r>
-      <w:proofErr w:type="spellStart"/>
-      <w:r>
-        <w:rPr>
-          <w:u w:val="single"/>
-        </w:rPr>
-        <w:t>profilera</w:t>
-      </w:r>
-      <w:proofErr w:type="spellEnd"/>
+        <w:t>Apache NetBeans profilera</w:t>
+      </w:r>
     </w:p>
     <w:p>
       <w:pPr>
@@ -1356,14 +1263,7 @@
           <w:b/>
           <w:bCs/>
         </w:rPr>
-        <w:t xml:space="preserve">2. </w:t>
-      </w:r>
-      <w:r>
-        <w:rPr>
-          <w:b/>
-          <w:bCs/>
-        </w:rPr>
-        <w:t>Rýchlostný test hľadania:</w:t>
+        <w:t>2. Rýchlostný test hľadania:</w:t>
       </w:r>
       <w:r>
         <w:t xml:space="preserve"> meranie času, za ktorý sa vyhľadali všetky zadané oblasti zo zadaného súboru ‚testovacie_oblasti.csv‘ pomocou </w:t>
@@ -1372,30 +1272,8 @@
         <w:rPr>
           <w:u w:val="single"/>
         </w:rPr>
-        <w:t xml:space="preserve">Apache </w:t>
-      </w:r>
-      <w:proofErr w:type="spellStart"/>
-      <w:r>
-        <w:rPr>
-          <w:u w:val="single"/>
-        </w:rPr>
-        <w:t>NetBeans</w:t>
-      </w:r>
-      <w:proofErr w:type="spellEnd"/>
-      <w:r>
-        <w:rPr>
-          <w:u w:val="single"/>
-        </w:rPr>
-        <w:t xml:space="preserve"> </w:t>
-      </w:r>
-      <w:proofErr w:type="spellStart"/>
-      <w:r>
-        <w:rPr>
-          <w:u w:val="single"/>
-        </w:rPr>
-        <w:t>profilera</w:t>
-      </w:r>
-      <w:proofErr w:type="spellEnd"/>
+        <w:t>Apache NetBeans profilera</w:t>
+      </w:r>
     </w:p>
     <w:p>
       <w:pPr>
@@ -1411,14 +1289,7 @@
           <w:b/>
           <w:bCs/>
         </w:rPr>
-        <w:t xml:space="preserve">3. </w:t>
-      </w:r>
-      <w:r>
-        <w:rPr>
-          <w:b/>
-          <w:bCs/>
-        </w:rPr>
-        <w:t xml:space="preserve">Test správnosti operácie vloženia: </w:t>
+        <w:t xml:space="preserve">3. Test správnosti operácie vloženia: </w:t>
       </w:r>
       <w:r>
         <w:t>do stromu bolo vložených 100000 náhodných hodnôt (x, y, dáta). Kontrola, či sa všetky vložené hodnoty v strome  nachádzali.</w:t>
@@ -1438,14 +1309,7 @@
           <w:b/>
           <w:bCs/>
         </w:rPr>
-        <w:t xml:space="preserve">4. </w:t>
-      </w:r>
-      <w:r>
-        <w:rPr>
-          <w:b/>
-          <w:bCs/>
-        </w:rPr>
-        <w:t>Test správnosti operácie hľadania:</w:t>
+        <w:t>4. Test správnosti operácie hľadania:</w:t>
       </w:r>
       <w:r>
         <w:t xml:space="preserve"> nad stromom boli s pravdepodobnosťou 50% robené operácie vloženia a hľadania 100000-krát (t.j. približne 50000 operácií vloženia a 50000 operácií hľadania). Kontrola, či sa pri hľadaní náhodných oblastí našli všetky požadované hodnoty.</w:t>
@@ -1480,14 +1344,7 @@
           <w:b/>
           <w:bCs/>
         </w:rPr>
-        <w:t xml:space="preserve">1. </w:t>
-      </w:r>
-      <w:r>
-        <w:rPr>
-          <w:b/>
-          <w:bCs/>
-        </w:rPr>
-        <w:t xml:space="preserve">Test: </w:t>
+        <w:t xml:space="preserve">1. Test: </w:t>
       </w:r>
       <w:r>
         <w:t xml:space="preserve">rýchlosť operácie vloženia bola približne </w:t>
@@ -1510,6 +1367,7 @@
         <w:rPr>
           <w:b/>
           <w:bCs/>
+          <w:noProof/>
         </w:rPr>
         <w:drawing>
           <wp:anchor distT="0" distB="0" distL="114300" distR="114300" simplePos="0" relativeHeight="251662336" behindDoc="0" locked="0" layoutInCell="1" allowOverlap="1" wp14:anchorId="316D33C2" wp14:editId="1D51FAAA">
@@ -1572,14 +1430,7 @@
           <w:b/>
           <w:bCs/>
         </w:rPr>
-        <w:t xml:space="preserve">2. </w:t>
-      </w:r>
-      <w:r>
-        <w:rPr>
-          <w:b/>
-          <w:bCs/>
-        </w:rPr>
-        <w:t>Test:</w:t>
+        <w:t>2. Test:</w:t>
       </w:r>
       <w:r>
         <w:t xml:space="preserve"> rýchlosť operácií hľadania bola približne </w:t>
@@ -1653,14 +1504,9 @@
         <w:pStyle w:val="AIKapitola"/>
       </w:pPr>
       <w:bookmarkStart w:id="2" w:name="_Toc243767152"/>
-      <w:proofErr w:type="spellStart"/>
       <w:r>
         <w:lastRenderedPageBreak/>
-        <w:t>Quad</w:t>
-      </w:r>
-      <w:proofErr w:type="spellEnd"/>
-      <w:r>
-        <w:t xml:space="preserve"> Strom spojený s KD Stromom implementovaný v semestrálnej práci</w:t>
+        <w:t>Quad Strom spojený s KD Stromom implementovaný v semestrálnej práci</w:t>
       </w:r>
       <w:bookmarkEnd w:id="2"/>
     </w:p>
@@ -1669,15 +1515,7 @@
         <w:pStyle w:val="SPtext"/>
       </w:pPr>
       <w:r>
-        <w:t xml:space="preserve">Pri testovaní </w:t>
-      </w:r>
-      <w:proofErr w:type="spellStart"/>
-      <w:r>
-        <w:t>Quad</w:t>
-      </w:r>
-      <w:proofErr w:type="spellEnd"/>
-      <w:r>
-        <w:t xml:space="preserve"> stromu boli využité celkovo 4 testy:</w:t>
+        <w:t>Pri testovaní Quad stromu boli využité celkovo 4 testy:</w:t>
       </w:r>
     </w:p>
     <w:p>
@@ -1702,157 +1540,116 @@
         <w:rPr>
           <w:u w:val="single"/>
         </w:rPr>
-        <w:t xml:space="preserve">Apache </w:t>
-      </w:r>
-      <w:proofErr w:type="spellStart"/>
+        <w:t>Apache NetBeans profilera</w:t>
+      </w:r>
+    </w:p>
+    <w:p>
+      <w:pPr>
+        <w:pStyle w:val="SPtext"/>
+        <w:rPr>
+          <w:b/>
+          <w:bCs/>
+        </w:rPr>
+      </w:pPr>
+      <w:r>
+        <w:rPr>
+          <w:b/>
+          <w:bCs/>
+        </w:rPr>
+        <w:t>2. Rýchlostný test hľadania:</w:t>
+      </w:r>
+      <w:r>
+        <w:t xml:space="preserve"> meranie času, za ktorý sa vyhľadali všetky zadané oblasti zo zadaného súboru ‚testovacie_oblasti.csv‘ pomocou </w:t>
+      </w:r>
       <w:r>
         <w:rPr>
           <w:u w:val="single"/>
         </w:rPr>
-        <w:t>NetBeans</w:t>
-      </w:r>
-      <w:proofErr w:type="spellEnd"/>
+        <w:t>Apache NetBeans profilera</w:t>
+      </w:r>
+    </w:p>
+    <w:p>
+      <w:pPr>
+        <w:pStyle w:val="SPtext"/>
+        <w:rPr>
+          <w:b/>
+          <w:bCs/>
+        </w:rPr>
+      </w:pPr>
+      <w:r>
+        <w:rPr>
+          <w:b/>
+          <w:bCs/>
+        </w:rPr>
+        <w:t xml:space="preserve">3. Test správnosti operácie vloženia: </w:t>
+      </w:r>
+      <w:r>
+        <w:t>do stromu bolo vložených 100000 náhodných hodnôt (x, y, dáta). Kontrola, či sa všetky vložené hodnoty v strome  nachádzali.</w:t>
+      </w:r>
+    </w:p>
+    <w:p>
+      <w:pPr>
+        <w:pStyle w:val="SPtext"/>
+        <w:rPr>
+          <w:b/>
+          <w:bCs/>
+        </w:rPr>
+      </w:pPr>
+      <w:r>
+        <w:rPr>
+          <w:b/>
+          <w:bCs/>
+        </w:rPr>
+        <w:t>4. Test správnosti operácie hľadania:</w:t>
+      </w:r>
+      <w:r>
+        <w:t xml:space="preserve"> nad stromom boli s pravdepodobnosťou 50% robené operácie vloženia a hľadania 100000-krát (t.j. približne 50000 operácií vloženia a 50000 operácií hľadania). Kontrola, či sa pri hľadaní náhodných oblastí našli všetky požadované hodnoty.</w:t>
+      </w:r>
+    </w:p>
+    <w:p>
+      <w:pPr>
+        <w:pStyle w:val="SPtext"/>
+      </w:pPr>
+      <w:r>
+        <w:t>Výsledky testovania:</w:t>
+      </w:r>
+    </w:p>
+    <w:p>
+      <w:pPr>
+        <w:pStyle w:val="SPtext"/>
+        <w:rPr>
+          <w:b/>
+          <w:bCs/>
+        </w:rPr>
+      </w:pPr>
+      <w:r>
+        <w:rPr>
+          <w:b/>
+          <w:bCs/>
+        </w:rPr>
+        <w:t xml:space="preserve">1. Test: </w:t>
+      </w:r>
+      <w:r>
+        <w:t xml:space="preserve">rýchlosť operácie vloženia bola približne </w:t>
+      </w:r>
       <w:r>
         <w:rPr>
           <w:u w:val="single"/>
         </w:rPr>
-        <w:t xml:space="preserve"> </w:t>
-      </w:r>
-      <w:proofErr w:type="spellStart"/>
-      <w:r>
-        <w:rPr>
-          <w:u w:val="single"/>
-        </w:rPr>
-        <w:t>profilera</w:t>
-      </w:r>
-      <w:proofErr w:type="spellEnd"/>
+        <w:t>5000</w:t>
+      </w:r>
+      <w:r>
+        <w:t xml:space="preserve"> ms</w:t>
+      </w:r>
     </w:p>
     <w:p>
       <w:pPr>
         <w:pStyle w:val="SPtext"/>
-        <w:rPr>
-          <w:b/>
-          <w:bCs/>
-        </w:rPr>
-      </w:pPr>
-      <w:r>
-        <w:rPr>
-          <w:b/>
-          <w:bCs/>
-        </w:rPr>
-        <w:t>2. Rýchlostný test hľadania:</w:t>
-      </w:r>
-      <w:r>
-        <w:t xml:space="preserve"> meranie času, za ktorý sa vyhľadali všetky zadané oblasti zo zadaného súboru ‚testovacie_oblasti.csv‘ pomocou </w:t>
-      </w:r>
-      <w:r>
-        <w:rPr>
-          <w:u w:val="single"/>
-        </w:rPr>
-        <w:t xml:space="preserve">Apache </w:t>
-      </w:r>
-      <w:proofErr w:type="spellStart"/>
-      <w:r>
-        <w:rPr>
-          <w:u w:val="single"/>
-        </w:rPr>
-        <w:t>NetBeans</w:t>
-      </w:r>
-      <w:proofErr w:type="spellEnd"/>
-      <w:r>
-        <w:rPr>
-          <w:u w:val="single"/>
-        </w:rPr>
-        <w:t xml:space="preserve"> </w:t>
-      </w:r>
-      <w:proofErr w:type="spellStart"/>
-      <w:r>
-        <w:rPr>
-          <w:u w:val="single"/>
-        </w:rPr>
-        <w:t>profilera</w:t>
-      </w:r>
-      <w:proofErr w:type="spellEnd"/>
-    </w:p>
-    <w:p>
-      <w:pPr>
-        <w:pStyle w:val="SPtext"/>
-        <w:rPr>
-          <w:b/>
-          <w:bCs/>
-        </w:rPr>
-      </w:pPr>
-      <w:r>
-        <w:rPr>
-          <w:b/>
-          <w:bCs/>
-        </w:rPr>
-        <w:t xml:space="preserve">3. Test správnosti operácie vloženia: </w:t>
-      </w:r>
-      <w:r>
-        <w:t>do stromu bolo vložených 100000 náhodných hodnôt (x, y, dáta). Kontrola, či sa všetky vložené hodnoty v strome  nachádzali.</w:t>
-      </w:r>
-    </w:p>
-    <w:p>
-      <w:pPr>
-        <w:pStyle w:val="SPtext"/>
-        <w:rPr>
-          <w:b/>
-          <w:bCs/>
-        </w:rPr>
-      </w:pPr>
-      <w:r>
-        <w:rPr>
-          <w:b/>
-          <w:bCs/>
-        </w:rPr>
-        <w:t>4. Test správnosti operácie hľadania:</w:t>
-      </w:r>
-      <w:r>
-        <w:t xml:space="preserve"> nad stromom boli s pravdepodobnosťou 50% robené operácie vloženia a hľadania 100000-krát (t.j. približne 50000 operácií vloženia a 50000 operácií hľadania). Kontrola, či sa pri hľadaní náhodných oblastí našli všetky požadované hodnoty.</w:t>
-      </w:r>
-    </w:p>
-    <w:p>
-      <w:pPr>
-        <w:pStyle w:val="SPtext"/>
-      </w:pPr>
-      <w:r>
-        <w:t>Výsledky testovania:</w:t>
-      </w:r>
-    </w:p>
-    <w:p>
-      <w:pPr>
-        <w:pStyle w:val="SPtext"/>
-        <w:rPr>
-          <w:b/>
-          <w:bCs/>
-        </w:rPr>
-      </w:pPr>
-      <w:r>
-        <w:rPr>
-          <w:b/>
-          <w:bCs/>
-        </w:rPr>
-        <w:t xml:space="preserve">1. Test: </w:t>
-      </w:r>
-      <w:r>
-        <w:t xml:space="preserve">rýchlosť operácie vloženia bola približne </w:t>
-      </w:r>
-      <w:r>
-        <w:rPr>
-          <w:u w:val="single"/>
-        </w:rPr>
-        <w:t>5000</w:t>
-      </w:r>
-      <w:r>
-        <w:t xml:space="preserve"> ms</w:t>
-      </w:r>
-    </w:p>
-    <w:p>
-      <w:pPr>
-        <w:pStyle w:val="SPtext"/>
-      </w:pPr>
-      <w:r>
+      </w:pPr>
+      <w:r>
+        <w:rPr>
+          <w:noProof/>
+        </w:rPr>
         <w:drawing>
           <wp:anchor distT="0" distB="0" distL="114300" distR="114300" simplePos="0" relativeHeight="251663360" behindDoc="0" locked="0" layoutInCell="1" allowOverlap="1" wp14:anchorId="06D6FC99" wp14:editId="2E0A5ABD">
             <wp:simplePos x="0" y="0"/>
@@ -1974,36 +1771,18 @@
         <w:pStyle w:val="AIKapitola"/>
       </w:pPr>
       <w:bookmarkStart w:id="3" w:name="_Toc243767153"/>
-      <w:proofErr w:type="spellStart"/>
       <w:r>
         <w:lastRenderedPageBreak/>
-        <w:t>Quad</w:t>
-      </w:r>
-      <w:proofErr w:type="spellEnd"/>
-      <w:r>
-        <w:t xml:space="preserve"> Strom z GitHub repozitára používateľa </w:t>
-      </w:r>
-      <w:proofErr w:type="spellStart"/>
-      <w:r>
-        <w:t>Varunpant</w:t>
+        <w:t>Quad Strom z GitHub repozitára používateľa Varunpant</w:t>
       </w:r>
       <w:bookmarkEnd w:id="3"/>
-      <w:proofErr w:type="spellEnd"/>
     </w:p>
     <w:p>
       <w:pPr>
         <w:pStyle w:val="SPtext"/>
       </w:pPr>
       <w:r>
-        <w:t xml:space="preserve">Pri testovaní </w:t>
-      </w:r>
-      <w:proofErr w:type="spellStart"/>
-      <w:r>
-        <w:t>Quad</w:t>
-      </w:r>
-      <w:proofErr w:type="spellEnd"/>
-      <w:r>
-        <w:t xml:space="preserve"> stromu boli využité celkovo 4 testy:</w:t>
+        <w:t>Pri testovaní Quad stromu boli využité celkovo 4 testy:</w:t>
       </w:r>
     </w:p>
     <w:p>
@@ -2045,30 +1824,8 @@
         <w:rPr>
           <w:u w:val="single"/>
         </w:rPr>
-        <w:t xml:space="preserve"> </w:t>
-      </w:r>
-      <w:proofErr w:type="spellStart"/>
-      <w:r>
-        <w:rPr>
-          <w:u w:val="single"/>
-        </w:rPr>
-        <w:t>NetBeans</w:t>
-      </w:r>
-      <w:proofErr w:type="spellEnd"/>
-      <w:r>
-        <w:rPr>
-          <w:u w:val="single"/>
-        </w:rPr>
-        <w:t xml:space="preserve"> </w:t>
-      </w:r>
-      <w:proofErr w:type="spellStart"/>
-      <w:r>
-        <w:rPr>
-          <w:u w:val="single"/>
-        </w:rPr>
-        <w:t>profilera</w:t>
-      </w:r>
-      <w:proofErr w:type="spellEnd"/>
+        <w:t xml:space="preserve"> NetBeans profilera</w:t>
+      </w:r>
     </w:p>
     <w:p>
       <w:pPr>
@@ -2102,28 +1859,12 @@
         </w:rPr>
         <w:t xml:space="preserve">Apache </w:t>
       </w:r>
-      <w:proofErr w:type="spellStart"/>
       <w:r>
         <w:rPr>
           <w:u w:val="single"/>
         </w:rPr>
-        <w:t>NetBeans</w:t>
-      </w:r>
-      <w:proofErr w:type="spellEnd"/>
-      <w:r>
-        <w:rPr>
-          <w:u w:val="single"/>
-        </w:rPr>
-        <w:t xml:space="preserve"> </w:t>
-      </w:r>
-      <w:proofErr w:type="spellStart"/>
-      <w:r>
-        <w:rPr>
-          <w:u w:val="single"/>
-        </w:rPr>
-        <w:t>profilera</w:t>
-      </w:r>
-      <w:proofErr w:type="spellEnd"/>
+        <w:t>NetBeans profilera</w:t>
+      </w:r>
     </w:p>
     <w:p>
       <w:pPr>
@@ -2295,6 +2036,7 @@
         <w:rPr>
           <w:b/>
           <w:bCs/>
+          <w:noProof/>
         </w:rPr>
         <w:drawing>
           <wp:anchor distT="0" distB="0" distL="114300" distR="114300" simplePos="0" relativeHeight="251659264" behindDoc="0" locked="0" layoutInCell="1" allowOverlap="1" wp14:anchorId="60A327AE" wp14:editId="7CD91559">
@@ -2385,7 +2127,7 @@
         <w:t xml:space="preserve"> </w:t>
       </w:r>
       <w:r>
-        <w:t>všetky vložené hodnoty sa v strome nachádzali</w:t>
+        <w:t>stom nepovoľuje pridávanie duplicitných kľúčov. Pri pridávaní duplicitných kľúčov sa pôvodná hodnota prepíše novou.</w:t>
       </w:r>
     </w:p>
     <w:p>
@@ -2408,7 +2150,10 @@
         <w:t>Test:</w:t>
       </w:r>
       <w:r>
-        <w:t xml:space="preserve"> všetky operácie hľadania našli správne hodnoty</w:t>
+        <w:t xml:space="preserve"> </w:t>
+      </w:r>
+      <w:r>
+        <w:t>pri vkladaní duplicitných kľúčov sa našiel správny počet hodnôt, no pôvodné hodnoty boli prepísané duplicitami.</w:t>
       </w:r>
     </w:p>
     <w:p>
@@ -2431,14 +2176,9 @@
       <w:bookmarkStart w:id="4" w:name="_Toc243767154"/>
       <w:r>
         <w:lastRenderedPageBreak/>
-        <w:t xml:space="preserve">KD Strom z GitHub repozitára od používateľa </w:t>
-      </w:r>
-      <w:proofErr w:type="spellStart"/>
-      <w:r>
-        <w:t>Oschrenk</w:t>
+        <w:t>KD Strom z GitHub repozitára od používateľa Oschrenk</w:t>
       </w:r>
       <w:bookmarkEnd w:id="4"/>
-      <w:proofErr w:type="spellEnd"/>
     </w:p>
     <w:p>
       <w:pPr>
@@ -2474,30 +2214,8 @@
         <w:rPr>
           <w:u w:val="single"/>
         </w:rPr>
-        <w:t xml:space="preserve">Apache </w:t>
-      </w:r>
-      <w:proofErr w:type="spellStart"/>
-      <w:r>
-        <w:rPr>
-          <w:u w:val="single"/>
-        </w:rPr>
-        <w:t>NetBeans</w:t>
-      </w:r>
-      <w:proofErr w:type="spellEnd"/>
-      <w:r>
-        <w:rPr>
-          <w:u w:val="single"/>
-        </w:rPr>
-        <w:t xml:space="preserve"> </w:t>
-      </w:r>
-      <w:proofErr w:type="spellStart"/>
-      <w:r>
-        <w:rPr>
-          <w:u w:val="single"/>
-        </w:rPr>
-        <w:t>profilera</w:t>
-      </w:r>
-      <w:proofErr w:type="spellEnd"/>
+        <w:t>Apache NetBeans profilera</w:t>
+      </w:r>
     </w:p>
     <w:p>
       <w:pPr>
@@ -2525,30 +2243,8 @@
         <w:rPr>
           <w:u w:val="single"/>
         </w:rPr>
-        <w:t xml:space="preserve">Apache </w:t>
-      </w:r>
-      <w:proofErr w:type="spellStart"/>
-      <w:r>
-        <w:rPr>
-          <w:u w:val="single"/>
-        </w:rPr>
-        <w:t>NetBeans</w:t>
-      </w:r>
-      <w:proofErr w:type="spellEnd"/>
-      <w:r>
-        <w:rPr>
-          <w:u w:val="single"/>
-        </w:rPr>
-        <w:t xml:space="preserve"> </w:t>
-      </w:r>
-      <w:proofErr w:type="spellStart"/>
-      <w:r>
-        <w:rPr>
-          <w:u w:val="single"/>
-        </w:rPr>
-        <w:t>profilera</w:t>
-      </w:r>
-      <w:proofErr w:type="spellEnd"/>
+        <w:t>Apache NetBeans profilera</w:t>
+      </w:r>
     </w:p>
     <w:p>
       <w:pPr>
@@ -2660,6 +2356,7 @@
         <w:rPr>
           <w:b/>
           <w:bCs/>
+          <w:noProof/>
         </w:rPr>
         <w:drawing>
           <wp:anchor distT="0" distB="0" distL="114300" distR="114300" simplePos="0" relativeHeight="251660288" behindDoc="0" locked="0" layoutInCell="1" allowOverlap="1" wp14:anchorId="5BF41CCF" wp14:editId="45033047">
@@ -2837,35 +2534,17 @@
           <w:b/>
           <w:bCs/>
         </w:rPr>
-        <w:t xml:space="preserve">Implementácia od používateľa </w:t>
-      </w:r>
-      <w:proofErr w:type="spellStart"/>
-      <w:r>
-        <w:rPr>
-          <w:b/>
-          <w:bCs/>
-        </w:rPr>
-        <w:t>Oschrenk</w:t>
-      </w:r>
-      <w:proofErr w:type="spellEnd"/>
-      <w:r>
-        <w:rPr>
-          <w:b/>
-          <w:bCs/>
-        </w:rPr>
-        <w:t>:</w:t>
+        <w:t>Implementácia od používateľa Oschrenk:</w:t>
       </w:r>
       <w:r>
         <w:t xml:space="preserve"> umožňuje používať iba </w:t>
       </w:r>
-      <w:proofErr w:type="spellStart"/>
       <w:r>
         <w:rPr>
           <w:u w:val="single"/>
         </w:rPr>
         <w:t>double</w:t>
       </w:r>
-      <w:proofErr w:type="spellEnd"/>
       <w:r>
         <w:t xml:space="preserve"> súradnice. Nie je umožnená univerzálnosť kľúča</w:t>
       </w:r>
@@ -2886,35 +2565,17 @@
           <w:b/>
           <w:bCs/>
         </w:rPr>
-        <w:t xml:space="preserve">Implementácia od používateľa </w:t>
-      </w:r>
-      <w:proofErr w:type="spellStart"/>
-      <w:r>
-        <w:rPr>
-          <w:b/>
-          <w:bCs/>
-        </w:rPr>
-        <w:t>Varunpant</w:t>
-      </w:r>
-      <w:proofErr w:type="spellEnd"/>
-      <w:r>
-        <w:rPr>
-          <w:b/>
-          <w:bCs/>
-        </w:rPr>
-        <w:t>:</w:t>
+        <w:t>Implementácia od používateľa Varunpant:</w:t>
       </w:r>
       <w:r>
         <w:t xml:space="preserve"> umožňuje používať iba </w:t>
       </w:r>
-      <w:proofErr w:type="spellStart"/>
       <w:r>
         <w:rPr>
           <w:u w:val="single"/>
         </w:rPr>
         <w:t>double</w:t>
       </w:r>
-      <w:proofErr w:type="spellEnd"/>
       <w:r>
         <w:t xml:space="preserve"> súradnice. Nie je umožnená univerzálnosť kľúča.</w:t>
       </w:r>
@@ -2971,6 +2632,7 @@
         <w:rPr>
           <w:b/>
           <w:bCs/>
+          <w:noProof/>
         </w:rPr>
         <w:drawing>
           <wp:anchor distT="0" distB="0" distL="114300" distR="114300" simplePos="0" relativeHeight="251664384" behindDoc="0" locked="0" layoutInCell="1" allowOverlap="1" wp14:anchorId="187E7979" wp14:editId="75C99E81">
@@ -3032,6 +2694,7 @@
         <w:rPr>
           <w:b/>
           <w:bCs/>
+          <w:noProof/>
         </w:rPr>
         <w:drawing>
           <wp:anchor distT="0" distB="0" distL="114300" distR="114300" simplePos="0" relativeHeight="251665408" behindDoc="0" locked="0" layoutInCell="1" allowOverlap="1" wp14:anchorId="4BE805EE" wp14:editId="34CD853F">
@@ -3105,6 +2768,7 @@
         <w:rPr>
           <w:b/>
           <w:bCs/>
+          <w:noProof/>
         </w:rPr>
         <w:drawing>
           <wp:anchor distT="0" distB="0" distL="114300" distR="114300" simplePos="0" relativeHeight="251666432" behindDoc="0" locked="0" layoutInCell="1" allowOverlap="1" wp14:anchorId="45400FA3" wp14:editId="453FF86D">
@@ -3409,23 +3073,7 @@
           <w:b/>
           <w:bCs/>
         </w:rPr>
-        <w:t xml:space="preserve">Cyklus </w:t>
-      </w:r>
-      <w:proofErr w:type="spellStart"/>
-      <w:r>
-        <w:rPr>
-          <w:b/>
-          <w:bCs/>
-        </w:rPr>
-        <w:t>while</w:t>
-      </w:r>
-      <w:proofErr w:type="spellEnd"/>
-      <w:r>
-        <w:rPr>
-          <w:b/>
-          <w:bCs/>
-        </w:rPr>
-        <w:t>:</w:t>
+        <w:t>Cyklus while:</w:t>
       </w:r>
     </w:p>
     <w:p>
@@ -3477,23 +3125,7 @@
           <w:b/>
           <w:bCs/>
         </w:rPr>
-        <w:t xml:space="preserve">Prehliadka aktuálneho uzla v cykle </w:t>
-      </w:r>
-      <w:proofErr w:type="spellStart"/>
-      <w:r>
-        <w:rPr>
-          <w:b/>
-          <w:bCs/>
-        </w:rPr>
-        <w:t>while</w:t>
-      </w:r>
-      <w:proofErr w:type="spellEnd"/>
-      <w:r>
-        <w:rPr>
-          <w:b/>
-          <w:bCs/>
-        </w:rPr>
-        <w:t>:</w:t>
+        <w:t>Prehliadka aktuálneho uzla v cykle while:</w:t>
       </w:r>
     </w:p>
     <w:p>
@@ -3757,23 +3389,7 @@
         <w:t>Pozn.:</w:t>
       </w:r>
       <w:r>
-        <w:t xml:space="preserve"> Algoritmus v momentálnej podobe pravdepodobne nefunguje efektívne. Zatiaľ som neprišiel na spôsob, ako tento algoritmus zastaviť skôr ako v listoch stromu. Algoritmus však nevyužíva </w:t>
-      </w:r>
-      <w:proofErr w:type="spellStart"/>
-      <w:r>
-        <w:t>rekurziu</w:t>
-      </w:r>
-      <w:proofErr w:type="spellEnd"/>
-      <w:r>
-        <w:t xml:space="preserve"> a neprehľadáva celý strom – pri vyhľadávaní sú niektoré </w:t>
-      </w:r>
-      <w:proofErr w:type="spellStart"/>
-      <w:r>
-        <w:t>podstromy</w:t>
-      </w:r>
-      <w:proofErr w:type="spellEnd"/>
-      <w:r>
-        <w:t xml:space="preserve"> vynechané.</w:t>
+        <w:t xml:space="preserve"> Algoritmus v momentálnej podobe pravdepodobne nefunguje efektívne. Zatiaľ som neprišiel na spôsob, ako tento algoritmus zastaviť skôr ako v listoch stromu. Algoritmus však nevyužíva rekurziu a neprehľadáva celý strom – pri vyhľadávaní sú niektoré podstromy vynechané.</w:t>
       </w:r>
     </w:p>
     <w:sectPr>
@@ -7593,6 +7209,7 @@
   <w:style w:type="character" w:default="1" w:styleId="DefaultParagraphFont">
     <w:name w:val="Default Paragraph Font"/>
     <w:uiPriority w:val="1"/>
+    <w:semiHidden/>
     <w:unhideWhenUsed/>
   </w:style>
   <w:style w:type="table" w:default="1" w:styleId="TableNormal">
@@ -8145,6 +7762,7 @@
     <w:rsid w:val="00491B40"/>
     <w:rsid w:val="00556739"/>
     <w:rsid w:val="00560924"/>
+    <w:rsid w:val="005F11D2"/>
     <w:rsid w:val="00687D0F"/>
     <w:rsid w:val="006C0D51"/>
     <w:rsid w:val="0079426B"/>
@@ -8163,6 +7781,7 @@
     <w:rsid w:val="00B77ABD"/>
     <w:rsid w:val="00C32059"/>
     <w:rsid w:val="00C957F0"/>
+    <w:rsid w:val="00C975DD"/>
     <w:rsid w:val="00D01EC0"/>
     <w:rsid w:val="00D77460"/>
     <w:rsid w:val="00DB0B32"/>
@@ -8940,16 +8559,25 @@
 </file>
 
 <file path=customXml/item1.xml><?xml version="1.0" encoding="utf-8"?>
-<b:Sources xmlns:b="http://schemas.openxmlformats.org/officeDocument/2006/bibliography" xmlns="http://schemas.openxmlformats.org/officeDocument/2006/bibliography" SelectedStyle="\APASixthEditionOfficeOnline.xsl" StyleName="APA" Version="6"/>
-</file>
-
-<file path=customXml/item2.xml><?xml version="1.0" encoding="utf-8"?>
 <p:properties xmlns:p="http://schemas.microsoft.com/office/2006/metadata/properties" xmlns:xsi="http://www.w3.org/2001/XMLSchema-instance" xmlns:pc="http://schemas.microsoft.com/office/infopath/2007/PartnerControls">
   <documentManagement/>
 </p:properties>
 </file>
 
+<file path=customXml/item2.xml><?xml version="1.0" encoding="utf-8"?>
+<b:Sources xmlns:b="http://schemas.openxmlformats.org/officeDocument/2006/bibliography" xmlns="http://schemas.openxmlformats.org/officeDocument/2006/bibliography" SelectedStyle="\APASixthEditionOfficeOnline.xsl" StyleName="APA" Version="6"/>
+</file>
+
 <file path=customXml/item3.xml><?xml version="1.0" encoding="utf-8"?>
+<?mso-contentType ?>
+<FormTemplates xmlns="http://schemas.microsoft.com/sharepoint/v3/contenttype/forms">
+  <Display>DocumentLibraryForm</Display>
+  <Edit>DocumentLibraryForm</Edit>
+  <New>DocumentLibraryForm</New>
+</FormTemplates>
+</file>
+
+<file path=customXml/item4.xml><?xml version="1.0" encoding="utf-8"?>
 <ct:contentTypeSchema xmlns:ct="http://schemas.microsoft.com/office/2006/metadata/contentType" xmlns:ma="http://schemas.microsoft.com/office/2006/metadata/properties/metaAttributes" ct:_="" ma:_="" ma:contentTypeName="Dokument" ma:contentTypeID="0x0101003AB2D83F1BFE774693A9D47ED296DF0D" ma:contentTypeVersion="9" ma:contentTypeDescription="Umožňuje vytvoriť nový dokument." ma:contentTypeScope="" ma:versionID="60122e2a515457b5823611993d906c8b">
   <xsd:schema xmlns:xsd="http://www.w3.org/2001/XMLSchema" xmlns:xs="http://www.w3.org/2001/XMLSchema" xmlns:p="http://schemas.microsoft.com/office/2006/metadata/properties" xmlns:ns2="7d1569f7-a9ba-4934-9f41-02a47fb0fb0d" targetNamespace="http://schemas.microsoft.com/office/2006/metadata/properties" ma:root="true" ma:fieldsID="d3efe9633a98463fed113fc2a31a3b47" ns2:_="">
     <xsd:import namespace="7d1569f7-a9ba-4934-9f41-02a47fb0fb0d"/>
@@ -9123,24 +8751,7 @@
 </ct:contentTypeSchema>
 </file>
 
-<file path=customXml/item4.xml><?xml version="1.0" encoding="utf-8"?>
-<?mso-contentType ?>
-<FormTemplates xmlns="http://schemas.microsoft.com/sharepoint/v3/contenttype/forms">
-  <Display>DocumentLibraryForm</Display>
-  <Edit>DocumentLibraryForm</Edit>
-  <New>DocumentLibraryForm</New>
-</FormTemplates>
-</file>
-
 <file path=customXml/itemProps1.xml><?xml version="1.0" encoding="utf-8"?>
-<ds:datastoreItem xmlns:ds="http://schemas.openxmlformats.org/officeDocument/2006/customXml" ds:itemID="{DC141BBF-D250-46B3-8BB9-3FC834D9A0D1}">
-  <ds:schemaRefs>
-    <ds:schemaRef ds:uri="http://schemas.openxmlformats.org/officeDocument/2006/bibliography"/>
-  </ds:schemaRefs>
-</ds:datastoreItem>
-</file>
-
-<file path=customXml/itemProps2.xml><?xml version="1.0" encoding="utf-8"?>
 <ds:datastoreItem xmlns:ds="http://schemas.openxmlformats.org/officeDocument/2006/customXml" ds:itemID="{FE7A2F48-B42E-4D81-8042-A4FF78073969}">
   <ds:schemaRefs>
     <ds:schemaRef ds:uri="http://schemas.microsoft.com/office/2006/metadata/properties"/>
@@ -9149,7 +8760,23 @@
 </ds:datastoreItem>
 </file>
 
+<file path=customXml/itemProps2.xml><?xml version="1.0" encoding="utf-8"?>
+<ds:datastoreItem xmlns:ds="http://schemas.openxmlformats.org/officeDocument/2006/customXml" ds:itemID="{DC141BBF-D250-46B3-8BB9-3FC834D9A0D1}">
+  <ds:schemaRefs>
+    <ds:schemaRef ds:uri="http://schemas.openxmlformats.org/officeDocument/2006/bibliography"/>
+  </ds:schemaRefs>
+</ds:datastoreItem>
+</file>
+
 <file path=customXml/itemProps3.xml><?xml version="1.0" encoding="utf-8"?>
+<ds:datastoreItem xmlns:ds="http://schemas.openxmlformats.org/officeDocument/2006/customXml" ds:itemID="{82CF81AA-32B6-4712-911A-7ADBBAC06A62}">
+  <ds:schemaRefs>
+    <ds:schemaRef ds:uri="http://schemas.microsoft.com/sharepoint/v3/contenttype/forms"/>
+  </ds:schemaRefs>
+</ds:datastoreItem>
+</file>
+
+<file path=customXml/itemProps4.xml><?xml version="1.0" encoding="utf-8"?>
 <ds:datastoreItem xmlns:ds="http://schemas.openxmlformats.org/officeDocument/2006/customXml" ds:itemID="{7B2C86A9-DC76-405D-BE13-BFDC736CF9BD}">
   <ds:schemaRefs>
     <ds:schemaRef ds:uri="http://schemas.microsoft.com/office/2006/metadata/contentType"/>
@@ -9165,12 +8792,4 @@
     <ds:schemaRef ds:uri="http://schemas.microsoft.com/internal/obd"/>
   </ds:schemaRefs>
 </ds:datastoreItem>
-</file>
-
-<file path=customXml/itemProps4.xml><?xml version="1.0" encoding="utf-8"?>
-<ds:datastoreItem xmlns:ds="http://schemas.openxmlformats.org/officeDocument/2006/customXml" ds:itemID="{82CF81AA-32B6-4712-911A-7ADBBAC06A62}">
-  <ds:schemaRefs>
-    <ds:schemaRef ds:uri="http://schemas.microsoft.com/sharepoint/v3/contenttype/forms"/>
-  </ds:schemaRefs>
-</ds:datastoreItem>
 </file>